--- a/docs/copilot/knowledge/Formatos_de_Respuesta.docx
+++ b/docs/copilot/knowledge/Formatos_de_Respuesta.docx
@@ -2502,256 +2502,327 @@
           <w:color w:val="1F497D"/>
           <w:sz w:val="26"/>
         </w:rPr>
-        <w:t>DIAGNÓSTICO INTEGRAL (un equipo, todos sus componentes)</w:t>
+        <w:t>DIAGNÓSTICO POR EQUIPO (un equipo, TODOS sus componentes) — tabla ancha</w:t>
       </w:r>
     </w:p>
     <w:p>
-      <w:pPr>
-        <w:spacing w:after="40"/>
-      </w:pPr>
+      <w:pPr/>
       <w:r>
         <w:rPr>
-          <w:sz w:val="19"/>
+          <w:rFonts w:ascii="Consolas" w:hAnsi="Consolas"/>
+          <w:sz w:val="17"/>
         </w:rPr>
-        <w:t>(a) Resumen ejecutivo: una fila por componente con su Estado y la alerta principal. (b) Por cada componente OBSERVADO, la matriz vertical de «último análisis» (igual que arriba). Los componentes OK no necesitan matriz. Indicios formales SOLO para MT; no-MT observado → «monitorear/investigar».</w:t>
+        <w:t>Es el «último análisis» de CADA componente, en UNA sola tabla ancha. Fuente: vw_UltimoAnalisisFlota (incluye componentes OK). Estructura: Sección 1 (Información general del equipo) + Sección 2 (tabla ancha: parámetros en FILAS por grupos, componentes en COLUMNAS).</w:t>
       </w:r>
     </w:p>
     <w:p>
-      <w:pPr>
-        <w:spacing w:before="0" w:after="0"/>
-        <w:ind w:left="170"/>
-        <w:pBdr>
-          <w:left w:val="single" w:sz="12" w:space="6" w:color="AAAAAA"/>
-        </w:pBdr>
-      </w:pPr>
+      <w:pPr/>
       <w:r>
         <w:rPr>
           <w:rFonts w:ascii="Consolas" w:hAnsi="Consolas"/>
-          <w:color w:val="1A1A1A"/>
           <w:sz w:val="17"/>
         </w:rPr>
-        <w:t>Diagnóstico integral del CA3177 (Antapaccay) — 6 compartimientos, fecha 29-May/04-Jun.</w:t>
+        <w:t>Reglas: cada celda = valor con chip pegado (🟥 &gt; LC, 🟨 &gt; LP, 🟩 se deja limpio); «—» si el parámetro NO es relevante para ese componente o no hay dato. Muestra SOLO los params relevantes por componente — MT: Fe,PQ,Cr,Ni,Cu,Pb,Sn,Al,Si,Ca,Zn,K,B,P,Mg,V100,TBN · Hidráulico: Fe,Si,Cu,Al · Rueda Del.: Fe,PQ,Ni,Cu · Motor: Fe,Cu,Al,TBN. Informativos (Ca/Zn/K/Mg) con sufijo «inf». ⛔ NO columnas LP/LC (el chip ya da el estado). Ordena componentes lógicamente (MT LH/RH, Rueda LH/RH, Motor, Hidr.). Componentes sin nombre (NULL) NO van.</w:t>
       </w:r>
     </w:p>
     <w:p>
-      <w:pPr>
-        <w:spacing w:before="0" w:after="0"/>
-        <w:ind w:left="170"/>
-        <w:pBdr>
-          <w:left w:val="single" w:sz="12" w:space="6" w:color="AAAAAA"/>
-        </w:pBdr>
-      </w:pPr>
+      <w:pPr/>
       <w:r>
         <w:rPr>
           <w:rFonts w:ascii="Consolas" w:hAnsi="Consolas"/>
-          <w:color w:val="1A1A1A"/>
+          <w:sz w:val="17"/>
+        </w:rPr>
+        <w:t>Diagnóstico del CA3177 (Antapaccay) — 3 de 6 compartimientos observados; fecha más reciente 08-Jun.</w:t>
+      </w:r>
+    </w:p>
+    <w:p>
+      <w:pPr/>
+      <w:r>
+        <w:rPr>
+          <w:rFonts w:ascii="Consolas" w:hAnsi="Consolas"/>
           <w:sz w:val="17"/>
         </w:rPr>
         <w:t xml:space="preserve"> </w:t>
       </w:r>
     </w:p>
     <w:p>
-      <w:pPr>
-        <w:spacing w:before="0" w:after="0"/>
-        <w:ind w:left="170"/>
-        <w:pBdr>
-          <w:left w:val="single" w:sz="12" w:space="6" w:color="AAAAAA"/>
-        </w:pBdr>
-      </w:pPr>
+      <w:pPr/>
       <w:r>
         <w:rPr>
           <w:rFonts w:ascii="Consolas" w:hAnsi="Consolas"/>
-          <w:color w:val="1A1A1A"/>
           <w:sz w:val="17"/>
         </w:rPr>
-        <w:t>| Comp. | Est. Gen. | Alerta principal |</w:t>
+        <w:t>**1. Información general**</w:t>
       </w:r>
     </w:p>
     <w:p>
-      <w:pPr>
-        <w:spacing w:before="0" w:after="0"/>
-        <w:ind w:left="170"/>
-        <w:pBdr>
-          <w:left w:val="single" w:sz="12" w:space="6" w:color="AAAAAA"/>
-        </w:pBdr>
-      </w:pPr>
+      <w:pPr/>
       <w:r>
         <w:rPr>
           <w:rFonts w:ascii="Consolas" w:hAnsi="Consolas"/>
-          <w:color w:val="1A1A1A"/>
           <w:sz w:val="17"/>
         </w:rPr>
-        <w:t>|---|---|---|</w:t>
+        <w:t>| Campo | Valor |</w:t>
       </w:r>
     </w:p>
     <w:p>
-      <w:pPr>
-        <w:spacing w:before="0" w:after="0"/>
-        <w:ind w:left="170"/>
-        <w:pBdr>
-          <w:left w:val="single" w:sz="12" w:space="6" w:color="AAAAAA"/>
-        </w:pBdr>
-      </w:pPr>
+      <w:pPr/>
       <w:r>
         <w:rPr>
           <w:rFonts w:ascii="Consolas" w:hAnsi="Consolas"/>
-          <w:color w:val="1A1A1A"/>
           <w:sz w:val="17"/>
         </w:rPr>
-        <w:t>| MT LH | 🟥 | PQ 201.4 (LC 150) |</w:t>
+        <w:t>|---|---|</w:t>
       </w:r>
     </w:p>
     <w:p>
-      <w:pPr>
-        <w:spacing w:before="0" w:after="0"/>
-        <w:ind w:left="170"/>
-        <w:pBdr>
-          <w:left w:val="single" w:sz="12" w:space="6" w:color="AAAAAA"/>
-        </w:pBdr>
-      </w:pPr>
+      <w:pPr/>
       <w:r>
         <w:rPr>
           <w:rFonts w:ascii="Consolas" w:hAnsi="Consolas"/>
-          <w:color w:val="1A1A1A"/>
           <w:sz w:val="17"/>
         </w:rPr>
-        <w:t>| Sist. Hidráulico | 🟥 | Cu 5.06 (LC 4) |</w:t>
+        <w:t>| Mod./Eqp. | 980E / CA3177 |</w:t>
       </w:r>
     </w:p>
     <w:p>
-      <w:pPr>
-        <w:spacing w:before="0" w:after="0"/>
-        <w:ind w:left="170"/>
-        <w:pBdr>
-          <w:left w:val="single" w:sz="12" w:space="6" w:color="AAAAAA"/>
-        </w:pBdr>
-      </w:pPr>
+      <w:pPr/>
       <w:r>
         <w:rPr>
           <w:rFonts w:ascii="Consolas" w:hAnsi="Consolas"/>
-          <w:color w:val="1A1A1A"/>
           <w:sz w:val="17"/>
         </w:rPr>
-        <w:t>| Motor | 🟩 | — |</w:t>
+        <w:t>| Hor. | 35 511 |</w:t>
       </w:r>
     </w:p>
     <w:p>
-      <w:pPr>
-        <w:spacing w:before="0" w:after="0"/>
-        <w:ind w:left="170"/>
-        <w:pBdr>
-          <w:left w:val="single" w:sz="12" w:space="6" w:color="AAAAAA"/>
-        </w:pBdr>
-      </w:pPr>
+      <w:pPr/>
       <w:r>
         <w:rPr>
           <w:rFonts w:ascii="Consolas" w:hAnsi="Consolas"/>
-          <w:color w:val="1A1A1A"/>
           <w:sz w:val="17"/>
         </w:rPr>
-        <w:t>| MT RH | 🟩 | — |</w:t>
+        <w:t>| Fec. más reciente | 08-Jun |</w:t>
       </w:r>
     </w:p>
     <w:p>
-      <w:pPr>
-        <w:spacing w:before="0" w:after="0"/>
-        <w:ind w:left="170"/>
-        <w:pBdr>
-          <w:left w:val="single" w:sz="12" w:space="6" w:color="AAAAAA"/>
-        </w:pBdr>
-      </w:pPr>
+      <w:pPr/>
       <w:r>
         <w:rPr>
           <w:rFonts w:ascii="Consolas" w:hAnsi="Consolas"/>
-          <w:color w:val="1A1A1A"/>
           <w:sz w:val="17"/>
         </w:rPr>
-        <w:t>| Rueda Del. LH | 🟩 | — |</w:t>
+        <w:t>| Est. Gen. | 🟥 (peor: MT LH) |</w:t>
       </w:r>
     </w:p>
     <w:p>
-      <w:pPr>
-        <w:spacing w:before="0" w:after="0"/>
-        <w:ind w:left="170"/>
-        <w:pBdr>
-          <w:left w:val="single" w:sz="12" w:space="6" w:color="AAAAAA"/>
-        </w:pBdr>
-      </w:pPr>
+      <w:pPr/>
       <w:r>
         <w:rPr>
           <w:rFonts w:ascii="Consolas" w:hAnsi="Consolas"/>
-          <w:color w:val="1A1A1A"/>
-          <w:sz w:val="17"/>
-        </w:rPr>
-        <w:t>| Rueda Del. RH | 🟩 | — |</w:t>
-      </w:r>
-    </w:p>
-    <w:p>
-      <w:pPr>
-        <w:spacing w:before="0" w:after="0"/>
-        <w:ind w:left="170"/>
-        <w:pBdr>
-          <w:left w:val="single" w:sz="12" w:space="6" w:color="AAAAAA"/>
-        </w:pBdr>
-      </w:pPr>
-      <w:r>
-        <w:rPr>
-          <w:rFonts w:ascii="Consolas" w:hAnsi="Consolas"/>
-          <w:color w:val="1A1A1A"/>
           <w:sz w:val="17"/>
         </w:rPr>
         <w:t xml:space="preserve"> </w:t>
       </w:r>
     </w:p>
     <w:p>
-      <w:pPr>
-        <w:spacing w:before="0" w:after="0"/>
-        <w:ind w:left="170"/>
-        <w:pBdr>
-          <w:left w:val="single" w:sz="12" w:space="6" w:color="AAAAAA"/>
-        </w:pBdr>
-      </w:pPr>
+      <w:pPr/>
       <w:r>
         <w:rPr>
           <w:rFonts w:ascii="Consolas" w:hAnsi="Consolas"/>
-          <w:color w:val="1A1A1A"/>
           <w:sz w:val="17"/>
         </w:rPr>
-        <w:t>(luego, solo para MT LH y Sist. Hidráulico, la matriz vertical de su último análisis)</w:t>
+        <w:t>**2. Detalle por componente**</w:t>
       </w:r>
     </w:p>
     <w:p>
-      <w:pPr>
-        <w:spacing w:before="0" w:after="0"/>
-        <w:ind w:left="170"/>
-        <w:pBdr>
-          <w:left w:val="single" w:sz="12" w:space="6" w:color="AAAAAA"/>
-        </w:pBdr>
-      </w:pPr>
+      <w:pPr/>
       <w:r>
         <w:rPr>
           <w:rFonts w:ascii="Consolas" w:hAnsi="Consolas"/>
-          <w:color w:val="1A1A1A"/>
           <w:sz w:val="17"/>
         </w:rPr>
-        <w:t>🔧 Recomendaciones: indicio formal de PQ (MT). Hidráulico → monitorear Cu (no-MT, límites por validar).</w:t>
+        <w:t>| Par. | MT LH | MT RH | Rda LH | Rda RH | Motor | Hidr. |</w:t>
       </w:r>
     </w:p>
     <w:p>
-      <w:pPr>
-        <w:spacing w:before="0" w:after="0"/>
-        <w:ind w:left="170"/>
-        <w:pBdr>
-          <w:left w:val="single" w:sz="12" w:space="6" w:color="AAAAAA"/>
-        </w:pBdr>
-      </w:pPr>
+      <w:pPr/>
       <w:r>
         <w:rPr>
           <w:rFonts w:ascii="Consolas" w:hAnsi="Consolas"/>
-          <w:color w:val="1A1A1A"/>
           <w:sz w:val="17"/>
         </w:rPr>
-        <w:t>⚠️ Se recomienda seguimiento a estos equipos.</w:t>
+        <w:t>|---|---|---|---|---|---|---|</w:t>
+      </w:r>
+    </w:p>
+    <w:p>
+      <w:pPr/>
+      <w:r>
+        <w:rPr>
+          <w:rFonts w:ascii="Consolas" w:hAnsi="Consolas"/>
+          <w:sz w:val="17"/>
+        </w:rPr>
+        <w:t>| Fec. U.A. | 29-May | 04-Jun | 03-Jun | 03-Jun | 08-Jun | 29-May |</w:t>
+      </w:r>
+    </w:p>
+    <w:p>
+      <w:pPr/>
+      <w:r>
+        <w:rPr>
+          <w:rFonts w:ascii="Consolas" w:hAnsi="Consolas"/>
+          <w:sz w:val="17"/>
+        </w:rPr>
+        <w:t>| Hor. Comp. | 97 | 8 721 | 2 729 | 12 253 | 9 558 | 34 511 |</w:t>
+      </w:r>
+    </w:p>
+    <w:p>
+      <w:pPr/>
+      <w:r>
+        <w:rPr>
+          <w:rFonts w:ascii="Consolas" w:hAnsi="Consolas"/>
+          <w:sz w:val="17"/>
+        </w:rPr>
+        <w:t>| CM | ADI | M | M | M | M | M |</w:t>
+      </w:r>
+    </w:p>
+    <w:p>
+      <w:pPr/>
+      <w:r>
+        <w:rPr>
+          <w:rFonts w:ascii="Consolas" w:hAnsi="Consolas"/>
+          <w:sz w:val="17"/>
+        </w:rPr>
+        <w:t>| **Met. Desg.** | | | | | | |</w:t>
+      </w:r>
+    </w:p>
+    <w:p>
+      <w:pPr/>
+      <w:r>
+        <w:rPr>
+          <w:rFonts w:ascii="Consolas" w:hAnsi="Consolas"/>
+          <w:sz w:val="17"/>
+        </w:rPr>
+        <w:t>| Fe | 146 | 60 | 36 🟨 | 12 | 8 | 3 |</w:t>
+      </w:r>
+    </w:p>
+    <w:p>
+      <w:pPr/>
+      <w:r>
+        <w:rPr>
+          <w:rFonts w:ascii="Consolas" w:hAnsi="Consolas"/>
+          <w:sz w:val="17"/>
+        </w:rPr>
+        <w:t>| PQ | 201 🟥 | 45 | 22 | 10 | — | — |</w:t>
+      </w:r>
+    </w:p>
+    <w:p>
+      <w:pPr/>
+      <w:r>
+        <w:rPr>
+          <w:rFonts w:ascii="Consolas" w:hAnsi="Consolas"/>
+          <w:sz w:val="17"/>
+        </w:rPr>
+        <w:t>| Cr | 1.7 | 1.2 | — | — | — | — |</w:t>
+      </w:r>
+    </w:p>
+    <w:p>
+      <w:pPr/>
+      <w:r>
+        <w:rPr>
+          <w:rFonts w:ascii="Consolas" w:hAnsi="Consolas"/>
+          <w:sz w:val="17"/>
+        </w:rPr>
+        <w:t>| Cu | 6.0 | 0.9 | 0.5 | 0.3 | 0.0 | 5.1 🟥 |</w:t>
+      </w:r>
+    </w:p>
+    <w:p>
+      <w:pPr/>
+      <w:r>
+        <w:rPr>
+          <w:rFonts w:ascii="Consolas" w:hAnsi="Consolas"/>
+          <w:sz w:val="17"/>
+        </w:rPr>
+        <w:t>| Al | 0.3 | 0.1 | — | — | 0.0 | 0.2 |</w:t>
+      </w:r>
+    </w:p>
+    <w:p>
+      <w:pPr/>
+      <w:r>
+        <w:rPr>
+          <w:rFonts w:ascii="Consolas" w:hAnsi="Consolas"/>
+          <w:sz w:val="17"/>
+        </w:rPr>
+        <w:t>| **Contam.** | | | | | | |</w:t>
+      </w:r>
+    </w:p>
+    <w:p>
+      <w:pPr/>
+      <w:r>
+        <w:rPr>
+          <w:rFonts w:ascii="Consolas" w:hAnsi="Consolas"/>
+          <w:sz w:val="17"/>
+        </w:rPr>
+        <w:t>| Si | 15 | 20 | — | — | — | 12 |</w:t>
+      </w:r>
+    </w:p>
+    <w:p>
+      <w:pPr/>
+      <w:r>
+        <w:rPr>
+          <w:rFonts w:ascii="Consolas" w:hAnsi="Consolas"/>
+          <w:sz w:val="17"/>
+        </w:rPr>
+        <w:t>| Zn | 1 396 🟥 inf | — | — | — | — | — |</w:t>
+      </w:r>
+    </w:p>
+    <w:p>
+      <w:pPr/>
+      <w:r>
+        <w:rPr>
+          <w:rFonts w:ascii="Consolas" w:hAnsi="Consolas"/>
+          <w:sz w:val="17"/>
+        </w:rPr>
+        <w:t>| **Salud** | | | | | | |</w:t>
+      </w:r>
+    </w:p>
+    <w:p>
+      <w:pPr/>
+      <w:r>
+        <w:rPr>
+          <w:rFonts w:ascii="Consolas" w:hAnsi="Consolas"/>
+          <w:sz w:val="17"/>
+        </w:rPr>
+        <w:t>| TBN | 3.5 | 3.6 | — | — | 3.2 🟨 | — |</w:t>
+      </w:r>
+    </w:p>
+    <w:p>
+      <w:pPr/>
+      <w:r>
+        <w:rPr>
+          <w:rFonts w:ascii="Consolas" w:hAnsi="Consolas"/>
+          <w:sz w:val="17"/>
+        </w:rPr>
+        <w:t xml:space="preserve"> </w:t>
+      </w:r>
+    </w:p>
+    <w:p>
+      <w:pPr/>
+      <w:r>
+        <w:rPr>
+          <w:rFonts w:ascii="Consolas" w:hAnsi="Consolas"/>
+          <w:sz w:val="17"/>
+        </w:rPr>
+        <w:t>🔧 Recomendaciones Técnicas (DEBAJO de la tabla) — IGUAL que último análisis: una viñeta por parámetro de componente MT observado con su INDICIO VERBATIM de «Recomendaciones MT» (PQ usa el indicio «Hierro (Fe) y PQ»; ⛔ NO parafrasees). Componentes NO-MT observados (Motor/Hidráulico/Rueda) → solo «monitorear/investigar» (límites por validar). AL FINAL el CIERRE COMÚN verbatim, con el correo, UNA sola vez.</w:t>
+      </w:r>
+    </w:p>
+    <w:p>
+      <w:pPr/>
+      <w:r>
+        <w:rPr>
+          <w:rFonts w:ascii="Consolas" w:hAnsi="Consolas"/>
+          <w:sz w:val="17"/>
+        </w:rPr>
+        <w:t>⚠️ Se recomienda seguimiento a este equipo. (✅ si NINGÚN componente está observado.)</w:t>
       </w:r>
     </w:p>
     <w:p>

--- a/docs/copilot/knowledge/Formatos_de_Respuesta.docx
+++ b/docs/copilot/knowledge/Formatos_de_Respuesta.docx
@@ -1157,7 +1157,7 @@
           <w:color w:val="1F497D"/>
           <w:sz w:val="26"/>
         </w:rPr>
-        <w:t>✅ TENDENCIA (8 muestras) — respuesta-modelo COMPLETA</w:t>
+        <w:t>✅ TENDENCIA (8 muestras) — 2 PASOS (como barrido). PASO 1 por defecto (info general + tendencia general + oferta); PASO 2 solo si el usuario pide «detalle por elemento». Reutiliza las MISMAS filas de la tendencia, NO re-delegues.</w:t>
       </w:r>
     </w:p>
     <w:p>
@@ -1168,18 +1168,24 @@
         <w:rPr>
           <w:sz w:val="19"/>
         </w:rPr>
-        <w:t>⚠️ ES AQUÍ DONDE MÁS SE FALLA. Esto de abajo es TODA la respuesta de tendencia, de principio a fin. NO escribas NADA antes de «1. Información general» — ni «Tendencia &lt;equipo&gt;», ni «Metales de desgaste y contaminación», ni «Aditivos e informativos», ni «Observaciones clave de la tendencia», ni ninguna tabla con fechas en FILAS. La matriz vertical de abajo ES el análisis; las viñetas van al final, no antes.</w:t>
+        <w:t>⚠️ NO escribas NADA antes de «1. Información general» — ni «Tendencia &lt;equipo&gt;», ni «Observaciones clave», ni ninguna tabla con fechas en FILAS. Una COLUMNA por fecha (dd-MMM), orden cronológico. LP/LC vienen de la vista (Fe_LP, Fe_LC…). La matriz vertical ES el análisis; las viñetas van al final.</w:t>
       </w:r>
     </w:p>
     <w:p>
       <w:pPr>
-        <w:spacing w:after="40"/>
+        <w:spacing w:before="0" w:after="0"/>
+        <w:ind w:left="170"/>
+        <w:pBdr>
+          <w:left w:val="single" w:sz="12" w:space="6" w:color="AAAAAA"/>
+        </w:pBdr>
       </w:pPr>
       <w:r>
         <w:rPr>
-          <w:sz w:val="19"/>
+          <w:rFonts w:ascii="Consolas" w:hAnsi="Consolas"/>
+          <w:color w:val="1A1A1A"/>
+          <w:sz w:val="17"/>
         </w:rPr>
-        <w:t>Una COLUMNA por fecha (dd-MMM), orden cronológico. LP/LC vienen de la vista (Fe_LP, Fe_LC…).</w:t>
+        <w:t>══════ PASO 1 — respuesta por defecto ══════</w:t>
       </w:r>
     </w:p>
     <w:p>
@@ -1332,7 +1338,7 @@
           <w:color w:val="1A1A1A"/>
           <w:sz w:val="17"/>
         </w:rPr>
-        <w:t>**2. Tendencia (8 últimas muestras)**</w:t>
+        <w:t>**2. Tendencia general (8 últimas muestras)**</w:t>
       </w:r>
     </w:p>
     <w:p>
@@ -1468,6 +1474,108 @@
           <w:color w:val="1A1A1A"/>
           <w:sz w:val="17"/>
         </w:rPr>
+        <w:t xml:space="preserve"> </w:t>
+      </w:r>
+    </w:p>
+    <w:p>
+      <w:pPr>
+        <w:spacing w:before="0" w:after="0"/>
+        <w:ind w:left="170"/>
+        <w:pBdr>
+          <w:left w:val="single" w:sz="12" w:space="6" w:color="AAAAAA"/>
+        </w:pBdr>
+      </w:pPr>
+      <w:r>
+        <w:rPr>
+          <w:rFonts w:ascii="Consolas" w:hAnsi="Consolas"/>
+          <w:color w:val="1A1A1A"/>
+          <w:sz w:val="17"/>
+        </w:rPr>
+        <w:t>Cierra el PASO 1 ofreciendo las 3 opciones (NO muestres aún la sección 3): «¿Quieres el detalle por elemento (solo los relevantes, o la matriz completa), o una gráfica de la evolución del CM o del Estado General?» — cualquiera, incluida la matriz completa, se puede pedir directo desde aquí.</w:t>
+      </w:r>
+    </w:p>
+    <w:p>
+      <w:pPr>
+        <w:spacing w:before="0" w:after="0"/>
+        <w:ind w:left="170"/>
+        <w:pBdr>
+          <w:left w:val="single" w:sz="12" w:space="6" w:color="AAAAAA"/>
+        </w:pBdr>
+      </w:pPr>
+      <w:r>
+        <w:rPr>
+          <w:rFonts w:ascii="Consolas" w:hAnsi="Consolas"/>
+          <w:color w:val="1A1A1A"/>
+          <w:sz w:val="17"/>
+        </w:rPr>
+        <w:t>══════ PASO 2 — solo si piden «detalle por elemento» ══════</w:t>
+      </w:r>
+    </w:p>
+    <w:p>
+      <w:pPr>
+        <w:spacing w:before="0" w:after="0"/>
+        <w:ind w:left="170"/>
+        <w:pBdr>
+          <w:left w:val="single" w:sz="12" w:space="6" w:color="AAAAAA"/>
+        </w:pBdr>
+      </w:pPr>
+      <w:r>
+        <w:rPr>
+          <w:rFonts w:ascii="Consolas" w:hAnsi="Consolas"/>
+          <w:color w:val="1A1A1A"/>
+          <w:sz w:val="17"/>
+        </w:rPr>
+        <w:t>⚖️ FUENTE Y PESO: el detalle viene de la vista vw_TendenciaElemento (re-delegada con el compartimiento EXACTO), 1 fila por parámetro con d1..d8 = los 8 valores cronológicos y EL CHIP YA EMBEBIDO (🟥/🟨), más LP, LC, Prom, Sigma, Tendencia. Pinta: |Par.|LP|LC| + las 8 fechas del PASO 1 como encabezado, mapeando d1→1ª fecha … d8→última. POR DEFECTO solo las filas EsRelevante=1 (superan umbral; típico 4-8, NO las 17). La matriz COMPLETA de los 4 grupos (abajo) va SOLO si piden «todos los parámetros / matriz completa». Mantén 1 gráfico ASCII (métrica top) + tabla |Par.|Prom.|σ| (de la vista) + 🔧 recom. (última muestra). ⛔ NO recalcules chips ni pivotes filas crudas: ya vienen hechos.</w:t>
+      </w:r>
+    </w:p>
+    <w:p>
+      <w:pPr>
+        <w:spacing w:before="0" w:after="0"/>
+        <w:ind w:left="170"/>
+        <w:pBdr>
+          <w:left w:val="single" w:sz="12" w:space="6" w:color="AAAAAA"/>
+        </w:pBdr>
+      </w:pPr>
+      <w:r>
+        <w:rPr>
+          <w:rFonts w:ascii="Consolas" w:hAnsi="Consolas"/>
+          <w:color w:val="1A1A1A"/>
+          <w:sz w:val="17"/>
+        </w:rPr>
+        <w:t xml:space="preserve"> </w:t>
+      </w:r>
+    </w:p>
+    <w:p>
+      <w:pPr>
+        <w:spacing w:before="0" w:after="0"/>
+        <w:ind w:left="170"/>
+        <w:pBdr>
+          <w:left w:val="single" w:sz="12" w:space="6" w:color="AAAAAA"/>
+        </w:pBdr>
+      </w:pPr>
+      <w:r>
+        <w:rPr>
+          <w:rFonts w:ascii="Consolas" w:hAnsi="Consolas"/>
+          <w:color w:val="1A1A1A"/>
+          <w:sz w:val="17"/>
+        </w:rPr>
+        <w:t>(Ejemplo de matriz COMPLETA — por defecto se muestran SOLO las filas relevantes; cada celda = d1..d8 con su chip ya embebido:)</w:t>
+      </w:r>
+    </w:p>
+    <w:p>
+      <w:pPr>
+        <w:spacing w:before="0" w:after="0"/>
+        <w:ind w:left="170"/>
+        <w:pBdr>
+          <w:left w:val="single" w:sz="12" w:space="6" w:color="AAAAAA"/>
+        </w:pBdr>
+      </w:pPr>
+      <w:r>
+        <w:rPr>
+          <w:rFonts w:ascii="Consolas" w:hAnsi="Consolas"/>
+          <w:color w:val="1A1A1A"/>
+          <w:sz w:val="17"/>
+        </w:rPr>
         <w:t>**3. Tendencia por elemento (ppm)**</w:t>
       </w:r>
     </w:p>
@@ -2267,6 +2375,159 @@
           <w:color w:val="1A1A1A"/>
           <w:sz w:val="17"/>
         </w:rPr>
+        <w:t>Alternativa al detalle por elemento — si el usuario prefiere una gráfica de CM o de Estado General, muestra un timeline simple por fecha (sin la sección 3):</w:t>
+      </w:r>
+    </w:p>
+    <w:p>
+      <w:pPr>
+        <w:spacing w:before="0" w:after="0"/>
+        <w:ind w:left="170"/>
+        <w:pBdr>
+          <w:left w:val="single" w:sz="12" w:space="6" w:color="AAAAAA"/>
+        </w:pBdr>
+      </w:pPr>
+      <w:r>
+        <w:rPr>
+          <w:rFonts w:ascii="Consolas" w:hAnsi="Consolas"/>
+          <w:color w:val="1A1A1A"/>
+          <w:sz w:val="17"/>
+        </w:rPr>
+        <w:t xml:space="preserve"> </w:t>
+      </w:r>
+    </w:p>
+    <w:p>
+      <w:pPr>
+        <w:spacing w:before="0" w:after="0"/>
+        <w:ind w:left="170"/>
+        <w:pBdr>
+          <w:left w:val="single" w:sz="12" w:space="6" w:color="AAAAAA"/>
+        </w:pBdr>
+      </w:pPr>
+      <w:r>
+        <w:rPr>
+          <w:rFonts w:ascii="Consolas" w:hAnsi="Consolas"/>
+          <w:color w:val="1A1A1A"/>
+          <w:sz w:val="17"/>
+        </w:rPr>
+        <w:t>```</w:t>
+      </w:r>
+    </w:p>
+    <w:p>
+      <w:pPr>
+        <w:spacing w:before="0" w:after="0"/>
+        <w:ind w:left="170"/>
+        <w:pBdr>
+          <w:left w:val="single" w:sz="12" w:space="6" w:color="AAAAAA"/>
+        </w:pBdr>
+      </w:pPr>
+      <w:r>
+        <w:rPr>
+          <w:rFonts w:ascii="Consolas" w:hAnsi="Consolas"/>
+          <w:color w:val="1A1A1A"/>
+          <w:sz w:val="17"/>
+        </w:rPr>
+        <w:t>Estado General — CA3171 MT LH</w:t>
+      </w:r>
+    </w:p>
+    <w:p>
+      <w:pPr>
+        <w:spacing w:before="0" w:after="0"/>
+        <w:ind w:left="170"/>
+        <w:pBdr>
+          <w:left w:val="single" w:sz="12" w:space="6" w:color="AAAAAA"/>
+        </w:pBdr>
+      </w:pPr>
+      <w:r>
+        <w:rPr>
+          <w:rFonts w:ascii="Consolas" w:hAnsi="Consolas"/>
+          <w:color w:val="1A1A1A"/>
+          <w:sz w:val="17"/>
+        </w:rPr>
+        <w:t>11M 14M 20M 23M 26M 28M 02J 08J</w:t>
+      </w:r>
+    </w:p>
+    <w:p>
+      <w:pPr>
+        <w:spacing w:before="0" w:after="0"/>
+        <w:ind w:left="170"/>
+        <w:pBdr>
+          <w:left w:val="single" w:sz="12" w:space="6" w:color="AAAAAA"/>
+        </w:pBdr>
+      </w:pPr>
+      <w:r>
+        <w:rPr>
+          <w:rFonts w:ascii="Consolas" w:hAnsi="Consolas"/>
+          <w:color w:val="1A1A1A"/>
+          <w:sz w:val="17"/>
+        </w:rPr>
+        <w:t>🟥  🟥  🟥  🟥  🟥  🟥  🟥  🟩</w:t>
+      </w:r>
+    </w:p>
+    <w:p>
+      <w:pPr>
+        <w:spacing w:before="0" w:after="0"/>
+        <w:ind w:left="170"/>
+        <w:pBdr>
+          <w:left w:val="single" w:sz="12" w:space="6" w:color="AAAAAA"/>
+        </w:pBdr>
+      </w:pPr>
+      <w:r>
+        <w:rPr>
+          <w:rFonts w:ascii="Consolas" w:hAnsi="Consolas"/>
+          <w:color w:val="1A1A1A"/>
+          <w:sz w:val="17"/>
+        </w:rPr>
+        <w:t>CM   M   M   M   M   M  ADI   M   M</w:t>
+      </w:r>
+    </w:p>
+    <w:p>
+      <w:pPr>
+        <w:spacing w:before="0" w:after="0"/>
+        <w:ind w:left="170"/>
+        <w:pBdr>
+          <w:left w:val="single" w:sz="12" w:space="6" w:color="AAAAAA"/>
+        </w:pBdr>
+      </w:pPr>
+      <w:r>
+        <w:rPr>
+          <w:rFonts w:ascii="Consolas" w:hAnsi="Consolas"/>
+          <w:color w:val="1A1A1A"/>
+          <w:sz w:val="17"/>
+        </w:rPr>
+        <w:t>```</w:t>
+      </w:r>
+    </w:p>
+    <w:p>
+      <w:pPr>
+        <w:spacing w:before="0" w:after="0"/>
+        <w:ind w:left="170"/>
+        <w:pBdr>
+          <w:left w:val="single" w:sz="12" w:space="6" w:color="AAAAAA"/>
+        </w:pBdr>
+      </w:pPr>
+      <w:r>
+        <w:rPr>
+          <w:rFonts w:ascii="Consolas" w:hAnsi="Consolas"/>
+          <w:color w:val="1A1A1A"/>
+          <w:sz w:val="17"/>
+        </w:rPr>
+        <w:t xml:space="preserve"> </w:t>
+      </w:r>
+    </w:p>
+    <w:p>
+      <w:pPr>
+        <w:spacing w:before="0" w:after="0"/>
+        <w:ind w:left="170"/>
+        <w:pBdr>
+          <w:left w:val="single" w:sz="12" w:space="6" w:color="AAAAAA"/>
+        </w:pBdr>
+      </w:pPr>
+      <w:r>
+        <w:rPr>
+          <w:rFonts w:ascii="Consolas" w:hAnsi="Consolas"/>
+          <w:color w:val="1A1A1A"/>
+          <w:sz w:val="17"/>
+        </w:rPr>
         <w:t>📈 Tendencia registrada según muestras disponibles.</w:t>
       </w:r>
     </w:p>
@@ -2278,7 +2539,7 @@
         <w:rPr>
           <w:sz w:val="19"/>
         </w:rPr>
-        <w:t>Reglas tendencia: UN solo gráfico ASCII (la métrica más relevante) con líneas LP/LC. La tabla |Par.|Prom.|σ|Obs.| incluye solo parámetros relevantes. Las recomendaciones evalúan SOLO la última muestra. Promedio por periodo (mensual/trimestral) solo si lo piden.</w:t>
+        <w:t>Reglas tendencia: PASO 1 = info general + tendencia general + oferta (detalle por elemento o gráfica CM/Estado Gen.). PASO 2 = matriz por elemento (4 grupos) + UN gráfico ASCII (métrica más relevante, líneas LP/LC) + |Par.|Prom.|σ|Obs.| (solo params relevantes) + 🔧 recomendaciones (SOLO última muestra). PASO 2 y las gráficas reutilizan las filas del PASO 1, NO re-delegues. Promedio por periodo solo si lo piden.</w:t>
       </w:r>
     </w:p>
     <w:p>
@@ -3026,7 +3287,7 @@
           <w:color w:val="1A1A1A"/>
           <w:sz w:val="17"/>
         </w:rPr>
-        <w:t>| CA3171 | 35 257 | 2 729 | MT LH · Hidr. | Cr 🟥 · Zn 🟥 inf. | 28-May | M |</w:t>
+        <w:t>| CA3171 | 35 257 | 2 729 | MT LH | Cr 🟥 | 28-May | M |</w:t>
       </w:r>
     </w:p>
     <w:p>

--- a/docs/copilot/knowledge/Formatos_de_Respuesta.docx
+++ b/docs/copilot/knowledge/Formatos_de_Respuesta.docx
@@ -3708,7 +3708,87 @@
         <w:rPr>
           <w:sz w:val="19"/>
         </w:rPr>
-        <w:t>Misma matriz vertical de TENDENCIA (parámetros en filas, fechas en columnas), pero con TODAS las muestras del compartimiento (incluye DDI; márcalo en la fila CM). Si son muchas, muestra las más recientes y di cuántas hay en total. NO uses el formato horizontal antiguo.</w:t>
+        <w:t>Fuente: vw_HistorialMuestra (1 fila por MUESTRA, últimos ~2 meses por defecto, INCLUYE DDI). Orientación DISTINTA a tendencia: las FECHAS van en FILAS (más reciente arriba), los parámetros en COLUMNAS — es «cantidad de datos», SIN estadística (sin Prom/σ ni gráfico). Cada celda YA trae su chip (viene de la vista; no recalcules). Muestra solo los params relevantes del componente; marca la fila DDI (CM=DDI). Cierra con 📈. ⛔ NO el formato horizontal antiguo ni la matriz de tendencia.</w:t>
+      </w:r>
+    </w:p>
+    <w:p>
+      <w:pPr/>
+      <w:r>
+        <w:rPr>
+          <w:rFonts w:ascii="Consolas" w:hAnsi="Consolas"/>
+          <w:sz w:val="17"/>
+        </w:rPr>
+        <w:t>CA3198 — MT LH · historial (últimos 2 meses)</w:t>
+      </w:r>
+    </w:p>
+    <w:p>
+      <w:pPr/>
+      <w:r>
+        <w:rPr>
+          <w:rFonts w:ascii="Consolas" w:hAnsi="Consolas"/>
+          <w:sz w:val="17"/>
+        </w:rPr>
+        <w:t>| Fec. | Hor. Ace. | CM | Est. | Fe | PQ | Cr | Cu | Si |</w:t>
+      </w:r>
+    </w:p>
+    <w:p>
+      <w:pPr/>
+      <w:r>
+        <w:rPr>
+          <w:rFonts w:ascii="Consolas" w:hAnsi="Consolas"/>
+          <w:sz w:val="17"/>
+        </w:rPr>
+        <w:t>|---|---|---|---|---|---|---|---|---|</w:t>
+      </w:r>
+    </w:p>
+    <w:p>
+      <w:pPr/>
+      <w:r>
+        <w:rPr>
+          <w:rFonts w:ascii="Consolas" w:hAnsi="Consolas"/>
+          <w:sz w:val="17"/>
+        </w:rPr>
+        <w:t>| 15-Jun | 1 517 | PrePM | 🟩 | 70.9 | 19.8 | 0.1 | 0.2 | 24.5 |</w:t>
+      </w:r>
+    </w:p>
+    <w:p>
+      <w:pPr/>
+      <w:r>
+        <w:rPr>
+          <w:rFonts w:ascii="Consolas" w:hAnsi="Consolas"/>
+          <w:sz w:val="17"/>
+        </w:rPr>
+        <w:t>| 14-Jun | 1 485 | M | 🟩 | 79.6 | 18.4 | 0.3 | 0.3 | 26.1 |</w:t>
+      </w:r>
+    </w:p>
+    <w:p>
+      <w:pPr/>
+      <w:r>
+        <w:rPr>
+          <w:rFonts w:ascii="Consolas" w:hAnsi="Consolas"/>
+          <w:sz w:val="17"/>
+        </w:rPr>
+        <w:t>| 25-May | 1 084 | DDI | 🟩 | 44.8 | 2.6 | 0.0 | 1.5 | 23.5 |</w:t>
+      </w:r>
+    </w:p>
+    <w:p>
+      <w:pPr/>
+      <w:r>
+        <w:rPr>
+          <w:rFonts w:ascii="Consolas" w:hAnsi="Consolas"/>
+          <w:sz w:val="17"/>
+        </w:rPr>
+        <w:t>| … | … | … | … | … | … | … | … | … |</w:t>
+      </w:r>
+    </w:p>
+    <w:p>
+      <w:pPr/>
+      <w:r>
+        <w:rPr>
+          <w:rFonts w:ascii="Consolas" w:hAnsi="Consolas"/>
+          <w:sz w:val="17"/>
+        </w:rPr>
+        <w:t>(los chips ya vienen embebidos en cada valor; columna sin datos se omite; 📈 al cierre.)</w:t>
       </w:r>
     </w:p>
     <w:p>

--- a/docs/copilot/knowledge/Formatos_de_Respuesta.docx
+++ b/docs/copilot/knowledge/Formatos_de_Respuesta.docx
@@ -810,6 +810,23 @@
           <w:color w:val="1A1A1A"/>
           <w:sz w:val="17"/>
         </w:rPr>
+        <w:t>| Na | 50 | 80 | 1.8 |</w:t>
+      </w:r>
+    </w:p>
+    <w:p>
+      <w:pPr>
+        <w:spacing w:before="0" w:after="0"/>
+        <w:ind w:left="170"/>
+        <w:pBdr>
+          <w:left w:val="single" w:sz="12" w:space="6" w:color="AAAAAA"/>
+        </w:pBdr>
+      </w:pPr>
+      <w:r>
+        <w:rPr>
+          <w:rFonts w:ascii="Consolas" w:hAnsi="Consolas"/>
+          <w:color w:val="1A1A1A"/>
+          <w:sz w:val="17"/>
+        </w:rPr>
         <w:t xml:space="preserve"> </w:t>
       </w:r>
     </w:p>
@@ -1157,7 +1174,7 @@
           <w:color w:val="1F497D"/>
           <w:sz w:val="26"/>
         </w:rPr>
-        <w:t>✅ TENDENCIA (8 muestras) — 2 PASOS (como barrido). PASO 1 por defecto (info general + tendencia general + oferta); PASO 2 solo si el usuario pide «detalle por elemento». Reutiliza las MISMAS filas de la tendencia, NO re-delegues.</w:t>
+        <w:t>✅ TENDENCIA (6 muestras) — 2 PASOS (como barrido). PASO 1 por defecto (info general + tendencia general + oferta); PASO 2 solo si el usuario pide «detalle por elemento». Reutiliza las MISMAS filas de la tendencia, NO re-delegues.</w:t>
       </w:r>
     </w:p>
     <w:p>
@@ -1202,7 +1219,7 @@
           <w:color w:val="1A1A1A"/>
           <w:sz w:val="17"/>
         </w:rPr>
-        <w:t>A continuación, la tendencia de las 8 últimas muestras del MT LH del CA3171 (Antapaccay).</w:t>
+        <w:t>A continuación, la tendencia de las 6 últimas muestras del MT LH del CA3171 (Antapaccay).</w:t>
       </w:r>
     </w:p>
     <w:p>
@@ -1338,7 +1355,7 @@
           <w:color w:val="1A1A1A"/>
           <w:sz w:val="17"/>
         </w:rPr>
-        <w:t>**2. Tendencia general (8 últimas muestras)**</w:t>
+        <w:t>**2. Tendencia general (6 últimas muestras)**</w:t>
       </w:r>
     </w:p>
     <w:p>
@@ -1525,7 +1542,7 @@
           <w:color w:val="1A1A1A"/>
           <w:sz w:val="17"/>
         </w:rPr>
-        <w:t>⚖️ FUENTE Y PESO: el detalle viene de la vista vw_TendenciaElemento (re-delegada con el compartimiento EXACTO), 1 fila por parámetro con d1..d8 = los 8 valores cronológicos y EL CHIP YA EMBEBIDO (🟥/🟨), más LP, LC, Prom, Sigma, Tendencia. Pinta: |Par.|LP|LC| + las 8 fechas del PASO 1 como encabezado, mapeando d1→1ª fecha … d8→última. POR DEFECTO solo las filas EsRelevante=1 (superan umbral; típico 4-8, NO las 17). La matriz COMPLETA de los 4 grupos (abajo) va SOLO si piden «todos los parámetros / matriz completa». Mantén 1 gráfico ASCII (métrica top) + tabla |Par.|Prom.|σ| (de la vista) + 🔧 recom. (última muestra). ⛔ NO recalcules chips ni pivotes filas crudas: ya vienen hechos.</w:t>
+        <w:t>⚖️ FUENTE Y PESO: el detalle viene de la vista vw_TendenciaElemento (re-delegada con el compartimiento EXACTO), 1 fila por parámetro con d1..d8 = los 8 valores cronológicos, cada uno con MARCADOR :C/:P (conviértelo a 🟥/🟨 al pintar; informativos con Inf=1 llevan  inf ), más LP, LC, Prom, Sigma, Tendencia. Pinta: |Par.|LP|LC| + las 8 fechas del PASO 1 como encabezado, mapeando d1→1ª fecha … d8→última. POR DEFECTO solo las filas EsRelevante=1 (superan umbral; típico 4-8, NO las 17). La matriz COMPLETA de los 4 grupos (abajo) va SOLO si piden «todos los parámetros / matriz completa». Mantén 1 gráfico ASCII (métrica top) + tabla |Par.|Prom.|σ| (de la vista) + 🔧 recom. (última muestra). ⛔ NO recalcules el estado ni pivotes filas crudas: el marcador :C/:P ya viene hecho, solo conviértelo a chip.</w:t>
       </w:r>
     </w:p>
     <w:p>
@@ -2205,7 +2222,7 @@
           <w:color w:val="1A1A1A"/>
           <w:sz w:val="17"/>
         </w:rPr>
-        <w:t>| Cr | 4.87 | 2.60 | 7/8 muestras &gt; LC; normaliza 08-Jun |</w:t>
+        <w:t>| Cr | 4.87 | 2.60 | 5/6 muestras &gt; LC; normaliza 08-Jun |</w:t>
       </w:r>
     </w:p>
     <w:p>
@@ -2256,7 +2273,7 @@
           <w:color w:val="1A1A1A"/>
           <w:sz w:val="17"/>
         </w:rPr>
-        <w:t>- Cr persistentemente CRÍTICO 7/8 muestras; solo la última (08-Jun) bajó a 0.</w:t>
+        <w:t>- Cr persistentemente CRÍTICO 5/6 muestras; solo la última (08-Jun) bajó a 0.</w:t>
       </w:r>
     </w:p>
     <w:p>
@@ -2773,7 +2790,7 @@
           <w:rFonts w:ascii="Consolas" w:hAnsi="Consolas"/>
           <w:sz w:val="17"/>
         </w:rPr>
-        <w:t>Es el «último análisis» de CADA componente, en UNA sola tabla ancha. Fuente: vw_UltimoAnalisisFlota (incluye componentes OK). Estructura: Sección 1 (Información general del equipo) + Sección 2 (tabla ancha: parámetros en FILAS por grupos, componentes en COLUMNAS).</w:t>
+        <w:t>Es el «último análisis» de CADA componente, en UNA sola tabla ancha. Fuente: vw_DiagnosticoEquipo (PRE-FORMATEADA: cada param ya trae marcador :C/:P → conviértelo a chip, NO recalcules; incluye componentes OK). Estructura: Sección 1 (Información general del equipo) + Sección 2 (tabla ancha: parámetros en FILAS por grupos, componentes en COLUMNAS).</w:t>
       </w:r>
     </w:p>
     <w:p>
@@ -3667,7 +3684,7 @@
           <w:color w:val="1A1A1A"/>
           <w:sz w:val="17"/>
         </w:rPr>
-        <w:t>🔧 Recomendaciones Técnicas — va SOLO en el DETALLE POR-EQUIPO (matriz, caso B). En la tabla CONSOLIDADA (caso A, muchos equipos) NO pongas bloque verbatim: basta el «Resumen» de hallazgos. Reglas (idénticas a último análisis/tendencia): por cada parámetro de un componente MT observado, una viñeta con su INDICIO COPIADO TEXTUAL — VERBATIM, ⛔ NO parafrasees, NO redactes propio, NO inventes — del conocimiento «Recomendaciones MT». PQ usa el indicio «Hierro (Fe) y PQ». Orden Fe,PQ,Cr,Ni,Cu,Pb,Sn,Si,Ca,Zn,P,V100; agrupa Fe+PQ y Pb+Sn SOLO si ambos observados. Componentes NO-MT (Motor, Sist. Hidráulico, Rueda…) → ⛔ sin indicio formal, solo «monitorear/investigar» (límites por validar). AL FINAL, el CIERRE COMÚN VERBATIM una sola vez (incluye el correo confiabilidad.operaciones@kmmp.com.pe). El bloque va DEBAJO de las tablas.</w:t>
+        <w:t>🔧 Recomendaciones Técnicas — va en el DETALLE POR-EQUIPO (caso B) Y TAMBIÉN tras el BARRIDO consolidado (caso A): un bloque con los metales MT observados en la flota, AGRUPADOS por metal con los equipos afectados entre paréntesis (formato triage de «Recomendaciones MT»). Reglas (idénticas a último análisis/tendencia): por cada parámetro de un componente MT observado, una viñeta con su INDICIO COPIADO TEXTUAL — VERBATIM, ⛔ NO parafrasees, NO redactes propio, NO inventes — del conocimiento «Recomendaciones MT». PQ usa el indicio «Hierro (Fe) y PQ». Orden Fe,PQ,Cr,Ni,Cu,Pb,Sn,Si,Ca,Zn,P,V100; agrupa Fe+PQ y Pb+Sn SOLO si ambos observados. Componentes NO-MT (Motor, Sist. Hidráulico, Rueda…) → ⛔ sin indicio formal, solo «monitorear/investigar» (límites por validar). AL FINAL, el CIERRE COMÚN VERBATIM una sola vez (incluye el correo confiabilidad.operaciones@kmmp.com.pe). El bloque va DEBAJO de las tablas.</w:t>
       </w:r>
     </w:p>
     <w:p>
@@ -3708,7 +3725,7 @@
         <w:rPr>
           <w:sz w:val="19"/>
         </w:rPr>
-        <w:t>Fuente: vw_HistorialMuestra (1 fila por MUESTRA, últimos ~2 meses por defecto, INCLUYE DDI). Orientación DISTINTA a tendencia: las FECHAS van en FILAS (más reciente arriba), los parámetros en COLUMNAS — es «cantidad de datos», SIN estadística (sin Prom/σ ni gráfico). Cada celda YA trae su chip (viene de la vista; no recalcules). Muestra solo los params relevantes del componente; marca la fila DDI (CM=DDI). Cierra con 📈. ⛔ NO el formato horizontal antiguo ni la matriz de tendencia.</w:t>
+        <w:t>Fuente: vw_HistorialMuestra (1 fila por MUESTRA, últimos ~2 meses por defecto, INCLUYE DDI). Orientación DISTINTA a tendencia: las FECHAS van en FILAS (más reciente arriba), los parámetros en COLUMNAS — es «cantidad de datos», SIN estadística (sin Prom/σ ni gráfico). Cada celda trae MARCADOR :C/:P (= chip 🟥/🟨; sufijo  inf =informativo Ca/Zn/K/Mg) — conviértelo al pintar, NO recalcules. Muestra solo los params relevantes del componente; marca la fila DDI (CM=DDI). Cierra con 📈. ⛔ NO el formato horizontal antiguo ni la matriz de tendencia.</w:t>
       </w:r>
     </w:p>
     <w:p>
@@ -3788,7 +3805,7 @@
           <w:rFonts w:ascii="Consolas" w:hAnsi="Consolas"/>
           <w:sz w:val="17"/>
         </w:rPr>
-        <w:t>(los chips ya vienen embebidos en cada valor; columna sin datos se omite; 📈 al cierre.)</w:t>
+        <w:t>(cada valor trae marcador :C/:P → conviértelo a 🟥/🟨; columna sin datos se omite; 📈 al cierre.)</w:t>
       </w:r>
     </w:p>
     <w:p>

--- a/docs/copilot/knowledge/Formatos_de_Respuesta.docx
+++ b/docs/copilot/knowledge/Formatos_de_Respuesta.docx
@@ -2557,6 +2557,127 @@
           <w:sz w:val="19"/>
         </w:rPr>
         <w:t>Reglas tendencia: PASO 1 = info general + tendencia general + oferta (detalle por elemento o gráfica CM/Estado Gen.). PASO 2 = matriz por elemento (4 grupos) + UN gráfico ASCII (métrica más relevante, líneas LP/LC) + |Par.|Prom.|σ|Obs.| (solo params relevantes) + 🔧 recomendaciones (SOLO última muestra). PASO 2 y las gráficas reutilizan las filas del PASO 1, NO re-delegues. Promedio por periodo solo si lo piden.</w:t>
+      </w:r>
+    </w:p>
+    <w:p>
+      <w:pPr/>
+      <w:r>
+        <w:rPr>
+          <w:rFonts w:ascii="Consolas" w:hAnsi="Consolas"/>
+          <w:b/>
+          <w:sz w:val="17"/>
+        </w:rPr>
+        <w:t>TENDENCIA DE UN ELEMENTO (un equipo, varios componentes) — formato HORIZONTAL</w:t>
+      </w:r>
+    </w:p>
+    <w:p>
+      <w:pPr/>
+      <w:r>
+        <w:rPr>
+          <w:rFonts w:ascii="Consolas" w:hAnsi="Consolas"/>
+          <w:b w:val="0"/>
+          <w:sz w:val="17"/>
+        </w:rPr>
+        <w:t>Para «tendencia del &lt;elemento&gt;» (ej. sodio/Na) de un equipo. Fuente: vw_TendenciaElemento WHERE Equipo AND Parametro='&lt;elem&gt;' (todos los componentes; 1 fila por componente; d1..d8 = 8 valores cronológicos con chip; f1..f8 = fechas). Render HORIZONTAL como tendencia general: filas = COMPONENTES, columnas = fechas; ⛔ NO vertical (no una tabla por componente). Encabeza columnas con las fechas (dd-MMM); «—» si ese componente no tiene esa muestra. Cierra 📈.</w:t>
+      </w:r>
+    </w:p>
+    <w:p>
+      <w:pPr/>
+      <w:r>
+        <w:rPr>
+          <w:rFonts w:ascii="Consolas" w:hAnsi="Consolas"/>
+          <w:b w:val="0"/>
+          <w:sz w:val="17"/>
+        </w:rPr>
+        <w:t>Tendencia de Sodio (Na) — CA3174 (8 últimas)</w:t>
+      </w:r>
+    </w:p>
+    <w:p>
+      <w:pPr/>
+      <w:r>
+        <w:rPr>
+          <w:rFonts w:ascii="Consolas" w:hAnsi="Consolas"/>
+          <w:b w:val="0"/>
+          <w:sz w:val="17"/>
+        </w:rPr>
+        <w:t>| Comp. | 24-Mar | 04-Abr | 17-Abr | 03-May | 15-May | 19-May | 22-May | 15-Jun |</w:t>
+      </w:r>
+    </w:p>
+    <w:p>
+      <w:pPr/>
+      <w:r>
+        <w:rPr>
+          <w:rFonts w:ascii="Consolas" w:hAnsi="Consolas"/>
+          <w:b w:val="0"/>
+          <w:sz w:val="17"/>
+        </w:rPr>
+        <w:t>|---|---|---|---|---|---|---|---|---|</w:t>
+      </w:r>
+    </w:p>
+    <w:p>
+      <w:pPr/>
+      <w:r>
+        <w:rPr>
+          <w:rFonts w:ascii="Consolas" w:hAnsi="Consolas"/>
+          <w:b w:val="0"/>
+          <w:sz w:val="17"/>
+        </w:rPr>
+        <w:t>| MT LH | 1.7 | 1.7 | — | — | 3.1 | 1.7 | 2.1 | 3.3 |</w:t>
+      </w:r>
+    </w:p>
+    <w:p>
+      <w:pPr/>
+      <w:r>
+        <w:rPr>
+          <w:rFonts w:ascii="Consolas" w:hAnsi="Consolas"/>
+          <w:b w:val="0"/>
+          <w:sz w:val="17"/>
+        </w:rPr>
+        <w:t>| MT RH | 2.1 | — | — | — | 4.4 | 5.3 | 6.3 | 8.3 🟥 |</w:t>
+      </w:r>
+    </w:p>
+    <w:p>
+      <w:pPr/>
+      <w:r>
+        <w:rPr>
+          <w:rFonts w:ascii="Consolas" w:hAnsi="Consolas"/>
+          <w:b w:val="0"/>
+          <w:sz w:val="17"/>
+        </w:rPr>
+        <w:t>| Rda LH | — | — | — | — | — | — | 7.6 🟥 | 8.3 🟥 |</w:t>
+      </w:r>
+    </w:p>
+    <w:p>
+      <w:pPr/>
+      <w:r>
+        <w:rPr>
+          <w:rFonts w:ascii="Consolas" w:hAnsi="Consolas"/>
+          <w:b w:val="0"/>
+          <w:sz w:val="17"/>
+        </w:rPr>
+        <w:t>| Motor | — | — | — | — | — | — | 2.9 | 2.2 |</w:t>
+      </w:r>
+    </w:p>
+    <w:p>
+      <w:pPr/>
+      <w:r>
+        <w:rPr>
+          <w:rFonts w:ascii="Consolas" w:hAnsi="Consolas"/>
+          <w:b w:val="0"/>
+          <w:sz w:val="17"/>
+        </w:rPr>
+        <w:t>| Hidr. | — | — | — | — | — | — | 0.0 | 0.7 |</w:t>
+      </w:r>
+    </w:p>
+    <w:p>
+      <w:pPr/>
+      <w:r>
+        <w:rPr>
+          <w:rFonts w:ascii="Consolas" w:hAnsi="Consolas"/>
+          <w:b w:val="0"/>
+          <w:sz w:val="17"/>
+        </w:rPr>
+        <w:t>(Na es informativo: chip pero NO altera Estado General. Si las fechas difieren entre componentes, usa como encabezado las del componente con más muestras; lo importante es HORIZONTAL.)</w:t>
       </w:r>
     </w:p>
     <w:p>

--- a/docs/copilot/knowledge/Formatos_de_Respuesta.docx
+++ b/docs/copilot/knowledge/Formatos_de_Respuesta.docx
@@ -2921,7 +2921,7 @@
           <w:rFonts w:ascii="Consolas" w:hAnsi="Consolas"/>
           <w:sz w:val="17"/>
         </w:rPr>
-        <w:t>Reglas: cada celda = valor con chip pegado (🟥 &gt; LC, 🟨 &gt; LP, 🟩 se deja limpio); «—» si el parámetro NO es relevante para ese componente o no hay dato. Muestra SOLO los params relevantes por componente — MT: Fe,PQ,Cr,Ni,Cu,Pb,Sn,Al,Si,Ca,Zn,K,B,P,Mg,V100,TBN · Hidráulico: Fe,Si,Cu,Al · Rueda Del.: Fe,PQ,Ni,Cu · Motor: Fe,Cu,Al,TBN. Informativos (Ca/Zn/K/Mg) con sufijo «inf». ⛔ NO columnas LP/LC (el chip ya da el estado). Ordena componentes lógicamente (MT LH/RH, Rueda LH/RH, Motor, Hidr.). Componentes sin nombre (NULL) NO van.</w:t>
+        <w:t>Reglas: cada celda = valor con chip pegado (🟥 &gt; LC, 🟨 &gt; LP, 🟩 se deja limpio); «—» si el parámetro NO es relevante para ese componente o no hay dato. Muestra SOLO los params relevantes por componente — MT: Fe,PQ,Cr,Ni,Cu,Pb,Sn,Al,Si,Ca,Zn,K,B,P,Mg,V100,TBN · Hidráulico: Fe,Si,Cu,Al · Rueda Del.: Fe,PQ,Ni,Cu · Motor: Fe,Cu,Al,TBN. Informativos (Ca/Zn/K/Mg) con sufijo «inf». ⛔ NO columnas LP/LC (el chip ya da el estado). Ordena componentes lógicamente (MT LH/RH, Rueda LH/RH, Motor, Hidr.). Componentes sin nombre (NULL) NO van. ⛔ ANTI-CORTE (la tabla completa es muy grande y se corta): POR DEFECTO muestra SOLO las filas de parámetros con ≥1 valor fuera de límite (🟥/🟨) en algún componente, más «Fec./Hor.Comp./CM/Est.Gen.»; OMITE las filas OK en TODOS los componentes y cierra con «(+N parámetros dentro de límite en todos los componentes — pide 'todos los metales' para verlos)». Solo si piden «todos los metales» muestra el panel completo. UNA sola tabla ancha (⛔ NO secciones separadas por componente), info general compacta (Mod./Eqp., Hor., Fec., Est.Gen.), recomendaciones breves.</w:t>
       </w:r>
     </w:p>
     <w:p>

--- a/docs/copilot/knowledge/Formatos_de_Respuesta.docx
+++ b/docs/copilot/knowledge/Formatos_de_Respuesta.docx
@@ -2578,7 +2578,7 @@
           <w:b w:val="0"/>
           <w:sz w:val="17"/>
         </w:rPr>
-        <w:t>Para «tendencia del &lt;elemento&gt;» (ej. sodio/Na) de un equipo. Fuente: vw_TendenciaElemento WHERE Equipo AND Parametro='&lt;elem&gt;' (todos los componentes; 1 fila por componente; d1..d8 = 8 valores cronológicos con chip; f1..f8 = fechas). Render HORIZONTAL como tendencia general: filas = COMPONENTES, columnas = fechas; ⛔ NO vertical (no una tabla por componente). Encabeza columnas con las fechas (dd-MMM); «—» si ese componente no tiene esa muestra. Cierra 📈.</w:t>
+        <w:t>Para «tendencia del &lt;elemento&gt;» (ej. sodio/Na) de un equipo. Fuente: vw_TendenciaElemento WHERE Equipo AND Parametro='&lt;elem&gt;' (todos los componentes; 1 fila por componente; d1..d8 = 8 valores cronológicos con chip; f1..f8 = fechas). Render HORIZONTAL como tendencia general: filas = COMPONENTES, columnas = fechas; ⛔ NO vertical (no una tabla por componente). Encabeza columnas con las fechas (dd-MMM); «—» si ese componente no tiene esa muestra. Cierra 📈. Si el usuario NOMBRA un componente (ej. «tendencia del Si en el MT LH»), es la MISMA tabla con UNA sola fila (ese componente).</w:t>
       </w:r>
     </w:p>
     <w:p>

--- a/docs/copilot/knowledge/Formatos_de_Respuesta.docx
+++ b/docs/copilot/knowledge/Formatos_de_Respuesta.docx
@@ -2578,7 +2578,7 @@
           <w:b w:val="0"/>
           <w:sz w:val="17"/>
         </w:rPr>
-        <w:t>Para «tendencia del &lt;elemento&gt;» (ej. sodio/Na) de un equipo. Fuente: vw_TendenciaElemento WHERE Equipo AND Parametro='&lt;elem&gt;' (todos los componentes; 1 fila por componente; d1..d8 = 8 valores cronológicos con chip; f1..f8 = fechas). Render HORIZONTAL como tendencia general: filas = COMPONENTES, columnas = fechas; ⛔ NO vertical (no una tabla por componente). Encabeza columnas con las fechas (dd-MMM); «—» si ese componente no tiene esa muestra. Cierra 📈. Si el usuario NOMBRA un componente (ej. «tendencia del Si en el MT LH»), es la MISMA tabla con UNA sola fila (ese componente).</w:t>
+        <w:t>Para «tendencia del &lt;elemento&gt;» (ej. sodio/Na) de un equipo. Fuente: vw_TendenciaElemento WHERE Equipo AND Parametro='&lt;elem&gt;' (todos los componentes; 1 fila por componente; d1..d8 = 8 valores cronológicos con chip; f1..f8 = fechas). Render HORIZONTAL como tendencia general: filas = COMPONENTES, columnas = fechas; ⛔ NO vertical (no una tabla por componente). Encabeza columnas con las fechas (dd-MMM); «—» si ese componente no tiene esa muestra. Incluye una columna «Hor. Comp.» por componente (de la vista). Cierra 📈. Si el usuario NOMBRA un componente (ej. «tendencia del Si en el MT LH»), es la MISMA tabla con UNA sola fila (ese componente).</w:t>
       </w:r>
     </w:p>
     <w:p>

--- a/docs/copilot/knowledge/Formatos_de_Respuesta.docx
+++ b/docs/copilot/knowledge/Formatos_de_Respuesta.docx
@@ -3835,18 +3835,7 @@
           <w:color w:val="1F497D"/>
           <w:sz w:val="26"/>
         </w:rPr>
-        <w:t>HISTORIAL muestra por muestra</w:t>
-      </w:r>
-    </w:p>
-    <w:p>
-      <w:pPr>
-        <w:spacing w:after="40"/>
-      </w:pPr>
-      <w:r>
-        <w:rPr>
-          <w:sz w:val="19"/>
-        </w:rPr>
-        <w:t>Fuente: vw_HistorialMuestra (1 fila por MUESTRA, últimos ~2 meses por defecto, INCLUYE DDI). Orientación DISTINTA a tendencia: las FECHAS van en FILAS (más reciente arriba), los parámetros en COLUMNAS — es «cantidad de datos», SIN estadística (sin Prom/σ ni gráfico). Cada celda trae MARCADOR :C/:P (= chip 🟥/🟨; sufijo  inf =informativo Ca/Zn/K/Mg) — conviértelo al pintar, NO recalcules. Muestra solo los params relevantes del componente; marca la fila DDI (CM=DDI). Cierra con 📈. ⛔ NO el formato horizontal antiguo ni la matriz de tendencia.</w:t>
+        <w:t>HISTORIAL (cronológico, fechas en FILAS descendentes) — 5 variantes</w:t>
       </w:r>
     </w:p>
     <w:p>
@@ -3856,7 +3845,7 @@
           <w:rFonts w:ascii="Consolas" w:hAnsi="Consolas"/>
           <w:sz w:val="17"/>
         </w:rPr>
-        <w:t>CA3198 — MT LH · historial (últimos 2 meses)</w:t>
+        <w:t>Fuente: vw_HistorialMuestra (1 fila por MUESTRA, ~2 meses, INCLUYE DDI → marca la fila con CM=DDI). FECHAS en FILAS (más reciente arriba). Cada valor/Met.Obs trae marcador :C/:P → conviértelo a chip 🟥/🟨 (sufijo ' inf'=informativo Ca/Zn/K/Na/Mg), NO recalcules. Columna sin datos se omite. Cierra 📈. Elige la variante según lo que pida el usuario:</w:t>
       </w:r>
     </w:p>
     <w:p>
@@ -3866,7 +3855,7 @@
           <w:rFonts w:ascii="Consolas" w:hAnsi="Consolas"/>
           <w:sz w:val="17"/>
         </w:rPr>
-        <w:t>| Fec. | Hor. Ace. | CM | Est. | Fe | PQ | Cr | Cu | Si |</w:t>
+        <w:t>1) GENERAL del equipo («historial del CA3171»): una fila por muestra (comp.+fecha). Columnas: Fec. | Hor. | Hor. Ace. | Comp. | Met. Obs. | CM | Est. Gen.  (Met. Obs. = columna Mets_Obs).</w:t>
       </w:r>
     </w:p>
     <w:p>
@@ -3876,7 +3865,7 @@
           <w:rFonts w:ascii="Consolas" w:hAnsi="Consolas"/>
           <w:sz w:val="17"/>
         </w:rPr>
-        <w:t>|---|---|---|---|---|---|---|---|---|</w:t>
+        <w:t>2) UN METAL en el equipo («historial del Fe del CA3171»): Fec. | Hor. | Hor. Ace. | Comp. | &lt;metal&gt; | CM | Est. Gen.  (el valor del metal con chip).</w:t>
       </w:r>
     </w:p>
     <w:p>
@@ -3886,7 +3875,7 @@
           <w:rFonts w:ascii="Consolas" w:hAnsi="Consolas"/>
           <w:sz w:val="17"/>
         </w:rPr>
-        <w:t>| 15-Jun | 1 517 | PrePM | 🟩 | 70.9 | 19.8 | 0.1 | 0.2 | 24.5 |</w:t>
+        <w:t>3) UN METAL en UN COMPONENTE («historial del Fe en el MT LH»): Fec. | Hor. | Hor. Ace. | Hor. Comp. | &lt;metal&gt; | CM | Est. Gen.</w:t>
       </w:r>
     </w:p>
     <w:p>
@@ -3896,7 +3885,7 @@
           <w:rFonts w:ascii="Consolas" w:hAnsi="Consolas"/>
           <w:sz w:val="17"/>
         </w:rPr>
-        <w:t>| 14-Jun | 1 485 | M | 🟩 | 79.6 | 18.4 | 0.3 | 0.3 | 26.1 |</w:t>
+        <w:t>4) UN COMPONENTE («historial del MT LH»): Fec. | Hor. | Hor. Ace. | Hor. Comp. | Met. Obs. | CM | Est. Gen.</w:t>
       </w:r>
     </w:p>
     <w:p>
@@ -3906,7 +3895,7 @@
           <w:rFonts w:ascii="Consolas" w:hAnsi="Consolas"/>
           <w:sz w:val="17"/>
         </w:rPr>
-        <w:t>| 25-May | 1 084 | DDI | 🟩 | 44.8 | 2.6 | 0.0 | 1.5 | 23.5 |</w:t>
+        <w:t>5) OBSERVADOS EN FLOTA («historial de observados de la flota»): el central AGRUPA por fecha → Fec. | Equip. Obs. | Comp. Obs. | Met. Obs.  (equipos/componentes/metales observados ese día; de las filas con Mets_Obs).</w:t>
       </w:r>
     </w:p>
     <w:p>
@@ -3916,7 +3905,7 @@
           <w:rFonts w:ascii="Consolas" w:hAnsi="Consolas"/>
           <w:sz w:val="17"/>
         </w:rPr>
-        <w:t>| … | … | … | … | … | … | … | … | … |</w:t>
+        <w:t>Ejemplo variante 4 — CA3171 · MT LH · historial (2 meses):</w:t>
       </w:r>
     </w:p>
     <w:p>
@@ -3926,7 +3915,67 @@
           <w:rFonts w:ascii="Consolas" w:hAnsi="Consolas"/>
           <w:sz w:val="17"/>
         </w:rPr>
-        <w:t>(cada valor trae marcador :C/:P → conviértelo a 🟥/🟨; columna sin datos se omite; 📈 al cierre.)</w:t>
+        <w:t>| Fec. | Hor. Ace. | Hor. Comp. | Met. Obs. | CM | Est. Gen. |</w:t>
+      </w:r>
+    </w:p>
+    <w:p>
+      <w:pPr/>
+      <w:r>
+        <w:rPr>
+          <w:rFonts w:ascii="Consolas" w:hAnsi="Consolas"/>
+          <w:sz w:val="17"/>
+        </w:rPr>
+        <w:t>|---|---|---|---|---|---|</w:t>
+      </w:r>
+    </w:p>
+    <w:p>
+      <w:pPr/>
+      <w:r>
+        <w:rPr>
+          <w:rFonts w:ascii="Consolas" w:hAnsi="Consolas"/>
+          <w:sz w:val="17"/>
+        </w:rPr>
+        <w:t>| 16-Jun | 1 194 | 1 769 | Cr 🟥 | M | 🟥 |</w:t>
+      </w:r>
+    </w:p>
+    <w:p>
+      <w:pPr/>
+      <w:r>
+        <w:rPr>
+          <w:rFonts w:ascii="Consolas" w:hAnsi="Consolas"/>
+          <w:sz w:val="17"/>
+        </w:rPr>
+        <w:t>| 10-Jun | 1 092 | 1 667 | Cr 🟥 | M | 🟥 |</w:t>
+      </w:r>
+    </w:p>
+    <w:p>
+      <w:pPr/>
+      <w:r>
+        <w:rPr>
+          <w:rFonts w:ascii="Consolas" w:hAnsi="Consolas"/>
+          <w:sz w:val="17"/>
+        </w:rPr>
+        <w:t>| 28-May | 843 | 1 418 | — | DDI | 🟩 |</w:t>
+      </w:r>
+    </w:p>
+    <w:p>
+      <w:pPr/>
+      <w:r>
+        <w:rPr>
+          <w:rFonts w:ascii="Consolas" w:hAnsi="Consolas"/>
+          <w:sz w:val="17"/>
+        </w:rPr>
+        <w:t>| … | … | … | … | … | … |</w:t>
+      </w:r>
+    </w:p>
+    <w:p>
+      <w:pPr/>
+      <w:r>
+        <w:rPr>
+          <w:rFonts w:ascii="Consolas" w:hAnsi="Consolas"/>
+          <w:sz w:val="17"/>
+        </w:rPr>
+        <w:t>(⛔ NO el formato antiguo de todos los params en columnas; el historial muestra Met.Obs o UN metal, no las 17 columnas.)</w:t>
       </w:r>
     </w:p>
     <w:p>

--- a/docs/copilot/knowledge/Formatos_de_Respuesta.docx
+++ b/docs/copilot/knowledge/Formatos_de_Respuesta.docx
@@ -3895,7 +3895,7 @@
           <w:rFonts w:ascii="Consolas" w:hAnsi="Consolas"/>
           <w:sz w:val="17"/>
         </w:rPr>
-        <w:t>5) OBSERVADOS EN FLOTA («historial de observados de la flota»): el central AGRUPA por fecha → Fec. | Equip. Obs. | Comp. Obs. | Met. Obs.  (equipos/componentes/metales observados ese día; de las filas con Mets_Obs).</w:t>
+        <w:t>5) OBSERVADOS EN FLOTA («historial de observados de la flota») → vista vw_HistorialFlotaObs (YA agregada por fecha, 30 días). PINTA DIRECTO, 1 fila por fecha: Fec. | NumEquipos | Equip. Obs. | Comp. Obs. | Met. Obs.  ⛔ NO agregues tú ni uses vw_HistorialMuestra fleet-wide (se cuelga).</w:t>
       </w:r>
     </w:p>
     <w:p>

--- a/docs/copilot/knowledge/Formatos_de_Respuesta.docx
+++ b/docs/copilot/knowledge/Formatos_de_Respuesta.docx
@@ -1372,7 +1372,245 @@
           <w:color w:val="1A1A1A"/>
           <w:sz w:val="17"/>
         </w:rPr>
-        <w:t>| Par. | 11-May | 14-May | 20-May | 23-May | 26-May | 28-May | 02-Jun | 08-Jun |</w:t>
+        <w:t>| Par. | 20-May | 23-May | 26-May | 28-May | 02-Jun | 08-Jun |</w:t>
+      </w:r>
+    </w:p>
+    <w:p>
+      <w:pPr>
+        <w:spacing w:before="0" w:after="0"/>
+        <w:ind w:left="170"/>
+        <w:pBdr>
+          <w:left w:val="single" w:sz="12" w:space="6" w:color="AAAAAA"/>
+        </w:pBdr>
+      </w:pPr>
+      <w:r>
+        <w:rPr>
+          <w:rFonts w:ascii="Consolas" w:hAnsi="Consolas"/>
+          <w:color w:val="1A1A1A"/>
+          <w:sz w:val="17"/>
+        </w:rPr>
+        <w:t>|---|---|---|---|---|---|---|</w:t>
+      </w:r>
+    </w:p>
+    <w:p>
+      <w:pPr>
+        <w:spacing w:before="0" w:after="0"/>
+        <w:ind w:left="170"/>
+        <w:pBdr>
+          <w:left w:val="single" w:sz="12" w:space="6" w:color="AAAAAA"/>
+        </w:pBdr>
+      </w:pPr>
+      <w:r>
+        <w:rPr>
+          <w:rFonts w:ascii="Consolas" w:hAnsi="Consolas"/>
+          <w:color w:val="1A1A1A"/>
+          <w:sz w:val="17"/>
+        </w:rPr>
+        <w:t>| Hor. | 35 084 | 35 138 | 35 218 | 35 257 | 35 347 | 35 452 |</w:t>
+      </w:r>
+    </w:p>
+    <w:p>
+      <w:pPr>
+        <w:spacing w:before="0" w:after="0"/>
+        <w:ind w:left="170"/>
+        <w:pBdr>
+          <w:left w:val="single" w:sz="12" w:space="6" w:color="AAAAAA"/>
+        </w:pBdr>
+      </w:pPr>
+      <w:r>
+        <w:rPr>
+          <w:rFonts w:ascii="Consolas" w:hAnsi="Consolas"/>
+          <w:color w:val="1A1A1A"/>
+          <w:sz w:val="17"/>
+        </w:rPr>
+        <w:t>| Hor. Ace. | 670 | 724 | 804 | 843 | 933 | 1 038 |</w:t>
+      </w:r>
+    </w:p>
+    <w:p>
+      <w:pPr>
+        <w:spacing w:before="0" w:after="0"/>
+        <w:ind w:left="170"/>
+        <w:pBdr>
+          <w:left w:val="single" w:sz="12" w:space="6" w:color="AAAAAA"/>
+        </w:pBdr>
+      </w:pPr>
+      <w:r>
+        <w:rPr>
+          <w:rFonts w:ascii="Consolas" w:hAnsi="Consolas"/>
+          <w:color w:val="1A1A1A"/>
+          <w:sz w:val="17"/>
+        </w:rPr>
+        <w:t>| CM | M | M | M | ADI | M | M |</w:t>
+      </w:r>
+    </w:p>
+    <w:p>
+      <w:pPr>
+        <w:spacing w:before="0" w:after="0"/>
+        <w:ind w:left="170"/>
+        <w:pBdr>
+          <w:left w:val="single" w:sz="12" w:space="6" w:color="AAAAAA"/>
+        </w:pBdr>
+      </w:pPr>
+      <w:r>
+        <w:rPr>
+          <w:rFonts w:ascii="Consolas" w:hAnsi="Consolas"/>
+          <w:color w:val="1A1A1A"/>
+          <w:sz w:val="17"/>
+        </w:rPr>
+        <w:t>| Est. Gen. | 🟥 | 🟥 | 🟥 | 🟥 | 🟥 | 🟩 |</w:t>
+      </w:r>
+    </w:p>
+    <w:p>
+      <w:pPr>
+        <w:spacing w:before="0" w:after="0"/>
+        <w:ind w:left="170"/>
+        <w:pBdr>
+          <w:left w:val="single" w:sz="12" w:space="6" w:color="AAAAAA"/>
+        </w:pBdr>
+      </w:pPr>
+      <w:r>
+        <w:rPr>
+          <w:rFonts w:ascii="Consolas" w:hAnsi="Consolas"/>
+          <w:color w:val="1A1A1A"/>
+          <w:sz w:val="17"/>
+        </w:rPr>
+        <w:t xml:space="preserve"> </w:t>
+      </w:r>
+    </w:p>
+    <w:p>
+      <w:pPr>
+        <w:spacing w:before="0" w:after="0"/>
+        <w:ind w:left="170"/>
+        <w:pBdr>
+          <w:left w:val="single" w:sz="12" w:space="6" w:color="AAAAAA"/>
+        </w:pBdr>
+      </w:pPr>
+      <w:r>
+        <w:rPr>
+          <w:rFonts w:ascii="Consolas" w:hAnsi="Consolas"/>
+          <w:color w:val="1A1A1A"/>
+          <w:sz w:val="17"/>
+        </w:rPr>
+        <w:t xml:space="preserve"> </w:t>
+      </w:r>
+    </w:p>
+    <w:p>
+      <w:pPr>
+        <w:spacing w:before="0" w:after="0"/>
+        <w:ind w:left="170"/>
+        <w:pBdr>
+          <w:left w:val="single" w:sz="12" w:space="6" w:color="AAAAAA"/>
+        </w:pBdr>
+      </w:pPr>
+      <w:r>
+        <w:rPr>
+          <w:rFonts w:ascii="Consolas" w:hAnsi="Consolas"/>
+          <w:color w:val="1A1A1A"/>
+          <w:sz w:val="17"/>
+        </w:rPr>
+        <w:t>Cierra el PASO 1 ofreciendo las 3 opciones (NO muestres aún la sección 3): «¿Quieres el detalle por elemento (solo los relevantes, o la matriz completa), o una gráfica de la evolución del CM o del Estado General?» — cualquiera, incluida la matriz completa, se puede pedir directo desde aquí.</w:t>
+      </w:r>
+    </w:p>
+    <w:p>
+      <w:pPr>
+        <w:spacing w:before="0" w:after="0"/>
+        <w:ind w:left="170"/>
+        <w:pBdr>
+          <w:left w:val="single" w:sz="12" w:space="6" w:color="AAAAAA"/>
+        </w:pBdr>
+      </w:pPr>
+      <w:r>
+        <w:rPr>
+          <w:rFonts w:ascii="Consolas" w:hAnsi="Consolas"/>
+          <w:color w:val="1A1A1A"/>
+          <w:sz w:val="17"/>
+        </w:rPr>
+        <w:t>══════ PASO 2 — solo si piden «detalle por elemento» ══════</w:t>
+      </w:r>
+    </w:p>
+    <w:p>
+      <w:pPr>
+        <w:spacing w:before="0" w:after="0"/>
+        <w:ind w:left="170"/>
+        <w:pBdr>
+          <w:left w:val="single" w:sz="12" w:space="6" w:color="AAAAAA"/>
+        </w:pBdr>
+      </w:pPr>
+      <w:r>
+        <w:rPr>
+          <w:rFonts w:ascii="Consolas" w:hAnsi="Consolas"/>
+          <w:color w:val="1A1A1A"/>
+          <w:sz w:val="17"/>
+        </w:rPr>
+        <w:t>⚖️ FUENTE Y PESO: el detalle viene de la vista vw_TendenciaElemento (re-delegada con el compartimiento EXACTO), 1 fila por parámetro con d1..d6 = los 6 valores cronológicos, cada uno con MARCADOR :C/:P (conviértelo a 🟥/🟨 al pintar; informativos con Inf=1 llevan  inf ), más LP, LC, Prom, Sigma, Tendencia. Pinta: |Par.|LP|LC| + las 6 fechas del PASO 1 como encabezado, mapeando d1→1ª fecha … d6→última. POR DEFECTO solo las filas EsRelevante=1 (superan umbral; típico 4-8, NO las 17). La matriz COMPLETA de los 4 grupos (abajo) va SOLO si piden «todos los parámetros / matriz completa». Mantén 1 gráfico ASCII (métrica top) + tabla |Par.|Prom.|σ| (de la vista) + 🔧 recom. (última muestra). ⛔ NO recalcules el estado ni pivotes filas crudas: el marcador :C/:P ya viene hecho, solo conviértelo a chip.</w:t>
+      </w:r>
+    </w:p>
+    <w:p>
+      <w:pPr>
+        <w:spacing w:before="0" w:after="0"/>
+        <w:ind w:left="170"/>
+        <w:pBdr>
+          <w:left w:val="single" w:sz="12" w:space="6" w:color="AAAAAA"/>
+        </w:pBdr>
+      </w:pPr>
+      <w:r>
+        <w:rPr>
+          <w:rFonts w:ascii="Consolas" w:hAnsi="Consolas"/>
+          <w:color w:val="1A1A1A"/>
+          <w:sz w:val="17"/>
+        </w:rPr>
+        <w:t xml:space="preserve"> </w:t>
+      </w:r>
+    </w:p>
+    <w:p>
+      <w:pPr>
+        <w:spacing w:before="0" w:after="0"/>
+        <w:ind w:left="170"/>
+        <w:pBdr>
+          <w:left w:val="single" w:sz="12" w:space="6" w:color="AAAAAA"/>
+        </w:pBdr>
+      </w:pPr>
+      <w:r>
+        <w:rPr>
+          <w:rFonts w:ascii="Consolas" w:hAnsi="Consolas"/>
+          <w:color w:val="1A1A1A"/>
+          <w:sz w:val="17"/>
+        </w:rPr>
+        <w:t>(Ejemplo de matriz COMPLETA — por defecto se muestran SOLO las filas relevantes; cada celda = d1..d6 con su chip ya embebido:)</w:t>
+      </w:r>
+    </w:p>
+    <w:p>
+      <w:pPr>
+        <w:spacing w:before="0" w:after="0"/>
+        <w:ind w:left="170"/>
+        <w:pBdr>
+          <w:left w:val="single" w:sz="12" w:space="6" w:color="AAAAAA"/>
+        </w:pBdr>
+      </w:pPr>
+      <w:r>
+        <w:rPr>
+          <w:rFonts w:ascii="Consolas" w:hAnsi="Consolas"/>
+          <w:color w:val="1A1A1A"/>
+          <w:sz w:val="17"/>
+        </w:rPr>
+        <w:t>**3. Tendencia por elemento (ppm)**</w:t>
+      </w:r>
+    </w:p>
+    <w:p>
+      <w:pPr>
+        <w:spacing w:before="0" w:after="0"/>
+        <w:ind w:left="170"/>
+        <w:pBdr>
+          <w:left w:val="single" w:sz="12" w:space="6" w:color="AAAAAA"/>
+        </w:pBdr>
+      </w:pPr>
+      <w:r>
+        <w:rPr>
+          <w:rFonts w:ascii="Consolas" w:hAnsi="Consolas"/>
+          <w:color w:val="1A1A1A"/>
+          <w:sz w:val="17"/>
+        </w:rPr>
+        <w:t>| Met. Desg. | LP | LC | 20-May | 23-May | 26-May | 28-May | 02-Jun | 08-Jun |</w:t>
       </w:r>
     </w:p>
     <w:p>
@@ -1406,7 +1644,7 @@
           <w:color w:val="1A1A1A"/>
           <w:sz w:val="17"/>
         </w:rPr>
-        <w:t>| Hor. | 34 898 | 34 968 | 35 084 | 35 138 | 35 218 | 35 257 | 35 347 | 35 452 |</w:t>
+        <w:t>| Fe | 200 | 230 | 110.92 | 74.31 | 93.86 | 100.27 | 77.28 | 38.47 |</w:t>
       </w:r>
     </w:p>
     <w:p>
@@ -1423,7 +1661,7 @@
           <w:color w:val="1A1A1A"/>
           <w:sz w:val="17"/>
         </w:rPr>
-        <w:t>| Hor. Ace. | 484 | 554 | 670 | 724 | 804 | 843 | 933 | 1 038 |</w:t>
+        <w:t>| PQ | 130 | 150 | 70.2 | 70.2 | 76.2 | 76.4 | 32.8 | 37.6 |</w:t>
       </w:r>
     </w:p>
     <w:p>
@@ -1440,7 +1678,7 @@
           <w:color w:val="1A1A1A"/>
           <w:sz w:val="17"/>
         </w:rPr>
-        <w:t>| CM | M | M | M | M | M | ADI | M | M |</w:t>
+        <w:t>| Cr | 2 | 3 | 7.44 🟥 | 3.57 🟥 | 5.80 🟥 | 6.83 🟥 | 3.95 🟥 | 0.00 |</w:t>
       </w:r>
     </w:p>
     <w:p>
@@ -1457,7 +1695,75 @@
           <w:color w:val="1A1A1A"/>
           <w:sz w:val="17"/>
         </w:rPr>
-        <w:t>| Est. Gen. | 🟥 | 🟥 | 🟥 | 🟥 | 🟥 | 🟥 | 🟥 | 🟩 |</w:t>
+        <w:t>| Ni | 2 | 3 | 0.29 | 0.77 | 0.48 | 0.50 | 0.00 | 0.00 |</w:t>
+      </w:r>
+    </w:p>
+    <w:p>
+      <w:pPr>
+        <w:spacing w:before="0" w:after="0"/>
+        <w:ind w:left="170"/>
+        <w:pBdr>
+          <w:left w:val="single" w:sz="12" w:space="6" w:color="AAAAAA"/>
+        </w:pBdr>
+      </w:pPr>
+      <w:r>
+        <w:rPr>
+          <w:rFonts w:ascii="Consolas" w:hAnsi="Consolas"/>
+          <w:color w:val="1A1A1A"/>
+          <w:sz w:val="17"/>
+        </w:rPr>
+        <w:t>| Cu | 10 | 15 | 0.36 | 0.24 | 0.27 | 0.30 | 0.12 | 0.00 |</w:t>
+      </w:r>
+    </w:p>
+    <w:p>
+      <w:pPr>
+        <w:spacing w:before="0" w:after="0"/>
+        <w:ind w:left="170"/>
+        <w:pBdr>
+          <w:left w:val="single" w:sz="12" w:space="6" w:color="AAAAAA"/>
+        </w:pBdr>
+      </w:pPr>
+      <w:r>
+        <w:rPr>
+          <w:rFonts w:ascii="Consolas" w:hAnsi="Consolas"/>
+          <w:color w:val="1A1A1A"/>
+          <w:sz w:val="17"/>
+        </w:rPr>
+        <w:t>| Pb | 3 | — | 0.00 | 4.71 🟨 | 0.10 | 0.08 | 0.32 | 0.20 |</w:t>
+      </w:r>
+    </w:p>
+    <w:p>
+      <w:pPr>
+        <w:spacing w:before="0" w:after="0"/>
+        <w:ind w:left="170"/>
+        <w:pBdr>
+          <w:left w:val="single" w:sz="12" w:space="6" w:color="AAAAAA"/>
+        </w:pBdr>
+      </w:pPr>
+      <w:r>
+        <w:rPr>
+          <w:rFonts w:ascii="Consolas" w:hAnsi="Consolas"/>
+          <w:color w:val="1A1A1A"/>
+          <w:sz w:val="17"/>
+        </w:rPr>
+        <w:t>| Sn | 3 | — | 0.00 | 0.00 | 0.00 | 0.00 | 0.00 | 0.00 |</w:t>
+      </w:r>
+    </w:p>
+    <w:p>
+      <w:pPr>
+        <w:spacing w:before="0" w:after="0"/>
+        <w:ind w:left="170"/>
+        <w:pBdr>
+          <w:left w:val="single" w:sz="12" w:space="6" w:color="AAAAAA"/>
+        </w:pBdr>
+      </w:pPr>
+      <w:r>
+        <w:rPr>
+          <w:rFonts w:ascii="Consolas" w:hAnsi="Consolas"/>
+          <w:color w:val="1A1A1A"/>
+          <w:sz w:val="17"/>
+        </w:rPr>
+        <w:t>| Al | 2 | 3 | 0.33 | 0.00 | 0.13 | 0.00 | 0.16 | 0.00 |</w:t>
       </w:r>
     </w:p>
     <w:p>
@@ -1491,7 +1797,7 @@
           <w:color w:val="1A1A1A"/>
           <w:sz w:val="17"/>
         </w:rPr>
-        <w:t xml:space="preserve"> </w:t>
+        <w:t>| Contam. | LP | LC | 20-May | 23-May | 26-May | 28-May | 02-Jun | 08-Jun |</w:t>
       </w:r>
     </w:p>
     <w:p>
@@ -1508,7 +1814,7 @@
           <w:color w:val="1A1A1A"/>
           <w:sz w:val="17"/>
         </w:rPr>
-        <w:t>Cierra el PASO 1 ofreciendo las 3 opciones (NO muestres aún la sección 3): «¿Quieres el detalle por elemento (solo los relevantes, o la matriz completa), o una gráfica de la evolución del CM o del Estado General?» — cualquiera, incluida la matriz completa, se puede pedir directo desde aquí.</w:t>
+        <w:t>|---|---|---|---|---|---|---|---|---|</w:t>
       </w:r>
     </w:p>
     <w:p>
@@ -1525,7 +1831,7 @@
           <w:color w:val="1A1A1A"/>
           <w:sz w:val="17"/>
         </w:rPr>
-        <w:t>══════ PASO 2 — solo si piden «detalle por elemento» ══════</w:t>
+        <w:t>| Si | 75 | 80 | 20.28 | 23.46 | 23.21 | 20.36 | 22.19 | 24.85 |</w:t>
       </w:r>
     </w:p>
     <w:p>
@@ -1542,7 +1848,41 @@
           <w:color w:val="1A1A1A"/>
           <w:sz w:val="17"/>
         </w:rPr>
-        <w:t>⚖️ FUENTE Y PESO: el detalle viene de la vista vw_TendenciaElemento (re-delegada con el compartimiento EXACTO), 1 fila por parámetro con d1..d8 = los 8 valores cronológicos, cada uno con MARCADOR :C/:P (conviértelo a 🟥/🟨 al pintar; informativos con Inf=1 llevan  inf ), más LP, LC, Prom, Sigma, Tendencia. Pinta: |Par.|LP|LC| + las 8 fechas del PASO 1 como encabezado, mapeando d1→1ª fecha … d8→última. POR DEFECTO solo las filas EsRelevante=1 (superan umbral; típico 4-8, NO las 17). La matriz COMPLETA de los 4 grupos (abajo) va SOLO si piden «todos los parámetros / matriz completa». Mantén 1 gráfico ASCII (métrica top) + tabla |Par.|Prom.|σ| (de la vista) + 🔧 recom. (última muestra). ⛔ NO recalcules el estado ni pivotes filas crudas: el marcador :C/:P ya viene hecho, solo conviértelo a chip.</w:t>
+        <w:t>| Ca | 18 | 25 | 0.54 | 0.00 | 0.00 | 0.21 | 0.21 | 0.20 |</w:t>
+      </w:r>
+    </w:p>
+    <w:p>
+      <w:pPr>
+        <w:spacing w:before="0" w:after="0"/>
+        <w:ind w:left="170"/>
+        <w:pBdr>
+          <w:left w:val="single" w:sz="12" w:space="6" w:color="AAAAAA"/>
+        </w:pBdr>
+      </w:pPr>
+      <w:r>
+        <w:rPr>
+          <w:rFonts w:ascii="Consolas" w:hAnsi="Consolas"/>
+          <w:color w:val="1A1A1A"/>
+          <w:sz w:val="17"/>
+        </w:rPr>
+        <w:t>| Zn | 18 | 25 | 0.00 | 88.74 🟥 | 0.00 | 0.00 | 0.00 | 177.43 🟥 |</w:t>
+      </w:r>
+    </w:p>
+    <w:p>
+      <w:pPr>
+        <w:spacing w:before="0" w:after="0"/>
+        <w:ind w:left="170"/>
+        <w:pBdr>
+          <w:left w:val="single" w:sz="12" w:space="6" w:color="AAAAAA"/>
+        </w:pBdr>
+      </w:pPr>
+      <w:r>
+        <w:rPr>
+          <w:rFonts w:ascii="Consolas" w:hAnsi="Consolas"/>
+          <w:color w:val="1A1A1A"/>
+          <w:sz w:val="17"/>
+        </w:rPr>
+        <w:t>| K | 2 | 3 | 0.40 | 0.56 | 0.41 | 0.40 | 0.37 | 0.01 |</w:t>
       </w:r>
     </w:p>
     <w:p>
@@ -1576,194 +1916,7 @@
           <w:color w:val="1A1A1A"/>
           <w:sz w:val="17"/>
         </w:rPr>
-        <w:t>(Ejemplo de matriz COMPLETA — por defecto se muestran SOLO las filas relevantes; cada celda = d1..d8 con su chip ya embebido:)</w:t>
-      </w:r>
-    </w:p>
-    <w:p>
-      <w:pPr>
-        <w:spacing w:before="0" w:after="0"/>
-        <w:ind w:left="170"/>
-        <w:pBdr>
-          <w:left w:val="single" w:sz="12" w:space="6" w:color="AAAAAA"/>
-        </w:pBdr>
-      </w:pPr>
-      <w:r>
-        <w:rPr>
-          <w:rFonts w:ascii="Consolas" w:hAnsi="Consolas"/>
-          <w:color w:val="1A1A1A"/>
-          <w:sz w:val="17"/>
-        </w:rPr>
-        <w:t>**3. Tendencia por elemento (ppm)**</w:t>
-      </w:r>
-    </w:p>
-    <w:p>
-      <w:pPr>
-        <w:spacing w:before="0" w:after="0"/>
-        <w:ind w:left="170"/>
-        <w:pBdr>
-          <w:left w:val="single" w:sz="12" w:space="6" w:color="AAAAAA"/>
-        </w:pBdr>
-      </w:pPr>
-      <w:r>
-        <w:rPr>
-          <w:rFonts w:ascii="Consolas" w:hAnsi="Consolas"/>
-          <w:color w:val="1A1A1A"/>
-          <w:sz w:val="17"/>
-        </w:rPr>
-        <w:t>| Met. Desg. | LP | LC | 11-May | 14-May | 20-May | 23-May | 26-May | 28-May | 02-Jun | 08-Jun |</w:t>
-      </w:r>
-    </w:p>
-    <w:p>
-      <w:pPr>
-        <w:spacing w:before="0" w:after="0"/>
-        <w:ind w:left="170"/>
-        <w:pBdr>
-          <w:left w:val="single" w:sz="12" w:space="6" w:color="AAAAAA"/>
-        </w:pBdr>
-      </w:pPr>
-      <w:r>
-        <w:rPr>
-          <w:rFonts w:ascii="Consolas" w:hAnsi="Consolas"/>
-          <w:color w:val="1A1A1A"/>
-          <w:sz w:val="17"/>
-        </w:rPr>
-        <w:t>|---|---|---|---|---|---|---|---|---|---|---|</w:t>
-      </w:r>
-    </w:p>
-    <w:p>
-      <w:pPr>
-        <w:spacing w:before="0" w:after="0"/>
-        <w:ind w:left="170"/>
-        <w:pBdr>
-          <w:left w:val="single" w:sz="12" w:space="6" w:color="AAAAAA"/>
-        </w:pBdr>
-      </w:pPr>
-      <w:r>
-        <w:rPr>
-          <w:rFonts w:ascii="Consolas" w:hAnsi="Consolas"/>
-          <w:color w:val="1A1A1A"/>
-          <w:sz w:val="17"/>
-        </w:rPr>
-        <w:t>| Fe | 200 | 230 | 80.79 | 95.23 | 110.92 | 74.31 | 93.86 | 100.27 | 77.28 | 38.47 |</w:t>
-      </w:r>
-    </w:p>
-    <w:p>
-      <w:pPr>
-        <w:spacing w:before="0" w:after="0"/>
-        <w:ind w:left="170"/>
-        <w:pBdr>
-          <w:left w:val="single" w:sz="12" w:space="6" w:color="AAAAAA"/>
-        </w:pBdr>
-      </w:pPr>
-      <w:r>
-        <w:rPr>
-          <w:rFonts w:ascii="Consolas" w:hAnsi="Consolas"/>
-          <w:color w:val="1A1A1A"/>
-          <w:sz w:val="17"/>
-        </w:rPr>
-        <w:t>| PQ | 130 | 150 | 63.2 | 79.2 | 70.2 | 70.2 | 76.2 | 76.4 | 32.8 | 37.6 |</w:t>
-      </w:r>
-    </w:p>
-    <w:p>
-      <w:pPr>
-        <w:spacing w:before="0" w:after="0"/>
-        <w:ind w:left="170"/>
-        <w:pBdr>
-          <w:left w:val="single" w:sz="12" w:space="6" w:color="AAAAAA"/>
-        </w:pBdr>
-      </w:pPr>
-      <w:r>
-        <w:rPr>
-          <w:rFonts w:ascii="Consolas" w:hAnsi="Consolas"/>
-          <w:color w:val="1A1A1A"/>
-          <w:sz w:val="17"/>
-        </w:rPr>
-        <w:t>| Cr | 2 | 3 | 5.16 🟥 | 6.21 🟥 | 7.44 🟥 | 3.57 🟥 | 5.80 🟥 | 6.83 🟥 | 3.95 🟥 | 0.00 |</w:t>
-      </w:r>
-    </w:p>
-    <w:p>
-      <w:pPr>
-        <w:spacing w:before="0" w:after="0"/>
-        <w:ind w:left="170"/>
-        <w:pBdr>
-          <w:left w:val="single" w:sz="12" w:space="6" w:color="AAAAAA"/>
-        </w:pBdr>
-      </w:pPr>
-      <w:r>
-        <w:rPr>
-          <w:rFonts w:ascii="Consolas" w:hAnsi="Consolas"/>
-          <w:color w:val="1A1A1A"/>
-          <w:sz w:val="17"/>
-        </w:rPr>
-        <w:t>| Ni | 2 | 3 | 0.14 | 0.00 | 0.29 | 0.77 | 0.48 | 0.50 | 0.00 | 0.00 |</w:t>
-      </w:r>
-    </w:p>
-    <w:p>
-      <w:pPr>
-        <w:spacing w:before="0" w:after="0"/>
-        <w:ind w:left="170"/>
-        <w:pBdr>
-          <w:left w:val="single" w:sz="12" w:space="6" w:color="AAAAAA"/>
-        </w:pBdr>
-      </w:pPr>
-      <w:r>
-        <w:rPr>
-          <w:rFonts w:ascii="Consolas" w:hAnsi="Consolas"/>
-          <w:color w:val="1A1A1A"/>
-          <w:sz w:val="17"/>
-        </w:rPr>
-        <w:t>| Cu | 10 | 15 | 0.28 | 0.30 | 0.36 | 0.24 | 0.27 | 0.30 | 0.12 | 0.00 |</w:t>
-      </w:r>
-    </w:p>
-    <w:p>
-      <w:pPr>
-        <w:spacing w:before="0" w:after="0"/>
-        <w:ind w:left="170"/>
-        <w:pBdr>
-          <w:left w:val="single" w:sz="12" w:space="6" w:color="AAAAAA"/>
-        </w:pBdr>
-      </w:pPr>
-      <w:r>
-        <w:rPr>
-          <w:rFonts w:ascii="Consolas" w:hAnsi="Consolas"/>
-          <w:color w:val="1A1A1A"/>
-          <w:sz w:val="17"/>
-        </w:rPr>
-        <w:t>| Pb | 3 | — | 0.00 | 0.00 | 0.00 | 4.71 🟨 | 0.10 | 0.08 | 0.32 | 0.20 |</w:t>
-      </w:r>
-    </w:p>
-    <w:p>
-      <w:pPr>
-        <w:spacing w:before="0" w:after="0"/>
-        <w:ind w:left="170"/>
-        <w:pBdr>
-          <w:left w:val="single" w:sz="12" w:space="6" w:color="AAAAAA"/>
-        </w:pBdr>
-      </w:pPr>
-      <w:r>
-        <w:rPr>
-          <w:rFonts w:ascii="Consolas" w:hAnsi="Consolas"/>
-          <w:color w:val="1A1A1A"/>
-          <w:sz w:val="17"/>
-        </w:rPr>
-        <w:t>| Sn | 3 | — | 0.00 | 0.00 | 0.00 | 0.00 | 0.00 | 0.00 | 0.00 | 0.00 |</w:t>
-      </w:r>
-    </w:p>
-    <w:p>
-      <w:pPr>
-        <w:spacing w:before="0" w:after="0"/>
-        <w:ind w:left="170"/>
-        <w:pBdr>
-          <w:left w:val="single" w:sz="12" w:space="6" w:color="AAAAAA"/>
-        </w:pBdr>
-      </w:pPr>
-      <w:r>
-        <w:rPr>
-          <w:rFonts w:ascii="Consolas" w:hAnsi="Consolas"/>
-          <w:color w:val="1A1A1A"/>
-          <w:sz w:val="17"/>
-        </w:rPr>
-        <w:t>| Al | 2 | 3 | 0.00 | 0.19 | 0.33 | 0.00 | 0.13 | 0.00 | 0.16 | 0.00 |</w:t>
+        <w:t>(siguen, con el mismo encabezado de fechas, los grupos Adit.: B, P, Mg y Salud: V100, TBN)</w:t>
       </w:r>
     </w:p>
     <w:p>
@@ -1797,7 +1950,7 @@
           <w:color w:val="1A1A1A"/>
           <w:sz w:val="17"/>
         </w:rPr>
-        <w:t>| Contam. | LP | LC | 11-May | 14-May | 20-May | 23-May | 26-May | 28-May | 02-Jun | 08-Jun |</w:t>
+        <w:t>```</w:t>
       </w:r>
     </w:p>
     <w:p>
@@ -1814,7 +1967,7 @@
           <w:color w:val="1A1A1A"/>
           <w:sz w:val="17"/>
         </w:rPr>
-        <w:t>|---|---|---|---|---|---|---|---|---|---|---|</w:t>
+        <w:t>Cromo (Cr) vs fecha — ppm</w:t>
       </w:r>
     </w:p>
     <w:p>
@@ -1831,7 +1984,7 @@
           <w:color w:val="1A1A1A"/>
           <w:sz w:val="17"/>
         </w:rPr>
-        <w:t>| Si | 75 | 80 | 23.05 | 18.18 | 20.28 | 23.46 | 23.21 | 20.36 | 22.19 | 24.85 |</w:t>
+        <w:t xml:space="preserve"> 8 | ×7.44</w:t>
       </w:r>
     </w:p>
     <w:p>
@@ -1848,7 +2001,7 @@
           <w:color w:val="1A1A1A"/>
           <w:sz w:val="17"/>
         </w:rPr>
-        <w:t>| Ca | 18 | 25 | 0.46 | 2.82 | 0.54 | 0.00 | 0.00 | 0.21 | 0.21 | 0.20 |</w:t>
+        <w:t xml:space="preserve"> 7 |                  ×6.83</w:t>
       </w:r>
     </w:p>
     <w:p>
@@ -1865,7 +2018,7 @@
           <w:color w:val="1A1A1A"/>
           <w:sz w:val="17"/>
         </w:rPr>
-        <w:t>| Zn | 18 | 25 | 0.00 | 0.12 | 0.00 | 88.74 🟥 | 0.00 | 0.00 | 0.00 | 177.43 🟥 |</w:t>
+        <w:t xml:space="preserve"> 6 |            ×5.80</w:t>
       </w:r>
     </w:p>
     <w:p>
@@ -1882,7 +2035,109 @@
           <w:color w:val="1A1A1A"/>
           <w:sz w:val="17"/>
         </w:rPr>
-        <w:t>| K | 2 | 3 | 0.35 | 0.36 | 0.40 | 0.56 | 0.41 | 0.40 | 0.37 | 0.01 |</w:t>
+        <w:t xml:space="preserve"> 5 |                        ×3.95</w:t>
+      </w:r>
+    </w:p>
+    <w:p>
+      <w:pPr>
+        <w:spacing w:before="0" w:after="0"/>
+        <w:ind w:left="170"/>
+        <w:pBdr>
+          <w:left w:val="single" w:sz="12" w:space="6" w:color="AAAAAA"/>
+        </w:pBdr>
+      </w:pPr>
+      <w:r>
+        <w:rPr>
+          <w:rFonts w:ascii="Consolas" w:hAnsi="Consolas"/>
+          <w:color w:val="1A1A1A"/>
+          <w:sz w:val="17"/>
+        </w:rPr>
+        <w:t xml:space="preserve"> 4 |       ×3.57</w:t>
+      </w:r>
+    </w:p>
+    <w:p>
+      <w:pPr>
+        <w:spacing w:before="0" w:after="0"/>
+        <w:ind w:left="170"/>
+        <w:pBdr>
+          <w:left w:val="single" w:sz="12" w:space="6" w:color="AAAAAA"/>
+        </w:pBdr>
+      </w:pPr>
+      <w:r>
+        <w:rPr>
+          <w:rFonts w:ascii="Consolas" w:hAnsi="Consolas"/>
+          <w:color w:val="1A1A1A"/>
+          <w:sz w:val="17"/>
+        </w:rPr>
+        <w:t xml:space="preserve"> 3 | ──────────────────────────── LC 3</w:t>
+      </w:r>
+    </w:p>
+    <w:p>
+      <w:pPr>
+        <w:spacing w:before="0" w:after="0"/>
+        <w:ind w:left="170"/>
+        <w:pBdr>
+          <w:left w:val="single" w:sz="12" w:space="6" w:color="AAAAAA"/>
+        </w:pBdr>
+      </w:pPr>
+      <w:r>
+        <w:rPr>
+          <w:rFonts w:ascii="Consolas" w:hAnsi="Consolas"/>
+          <w:color w:val="1A1A1A"/>
+          <w:sz w:val="17"/>
+        </w:rPr>
+        <w:t xml:space="preserve"> 2 | ──────────────────────────── LP 2</w:t>
+      </w:r>
+    </w:p>
+    <w:p>
+      <w:pPr>
+        <w:spacing w:before="0" w:after="0"/>
+        <w:ind w:left="170"/>
+        <w:pBdr>
+          <w:left w:val="single" w:sz="12" w:space="6" w:color="AAAAAA"/>
+        </w:pBdr>
+      </w:pPr>
+      <w:r>
+        <w:rPr>
+          <w:rFonts w:ascii="Consolas" w:hAnsi="Consolas"/>
+          <w:color w:val="1A1A1A"/>
+          <w:sz w:val="17"/>
+        </w:rPr>
+        <w:t xml:space="preserve"> 0 |                              ×0.00</w:t>
+      </w:r>
+    </w:p>
+    <w:p>
+      <w:pPr>
+        <w:spacing w:before="0" w:after="0"/>
+        <w:ind w:left="170"/>
+        <w:pBdr>
+          <w:left w:val="single" w:sz="12" w:space="6" w:color="AAAAAA"/>
+        </w:pBdr>
+      </w:pPr>
+      <w:r>
+        <w:rPr>
+          <w:rFonts w:ascii="Consolas" w:hAnsi="Consolas"/>
+          <w:color w:val="1A1A1A"/>
+          <w:sz w:val="17"/>
+        </w:rPr>
+        <w:t xml:space="preserve">   +20M---23M---26M---28M---02J---08J</w:t>
+      </w:r>
+    </w:p>
+    <w:p>
+      <w:pPr>
+        <w:spacing w:before="0" w:after="0"/>
+        <w:ind w:left="170"/>
+        <w:pBdr>
+          <w:left w:val="single" w:sz="12" w:space="6" w:color="AAAAAA"/>
+        </w:pBdr>
+      </w:pPr>
+      <w:r>
+        <w:rPr>
+          <w:rFonts w:ascii="Consolas" w:hAnsi="Consolas"/>
+          <w:color w:val="1A1A1A"/>
+          <w:sz w:val="17"/>
+        </w:rPr>
+        <w:t>```</w:t>
       </w:r>
     </w:p>
     <w:p>
@@ -1916,7 +2171,75 @@
           <w:color w:val="1A1A1A"/>
           <w:sz w:val="17"/>
         </w:rPr>
-        <w:t>(siguen, con el mismo encabezado de fechas, los grupos Adit.: B, P, Mg y Salud: V100, TBN)</w:t>
+        <w:t>| Par. | Prom. | σ | Obs. |</w:t>
+      </w:r>
+    </w:p>
+    <w:p>
+      <w:pPr>
+        <w:spacing w:before="0" w:after="0"/>
+        <w:ind w:left="170"/>
+        <w:pBdr>
+          <w:left w:val="single" w:sz="12" w:space="6" w:color="AAAAAA"/>
+        </w:pBdr>
+      </w:pPr>
+      <w:r>
+        <w:rPr>
+          <w:rFonts w:ascii="Consolas" w:hAnsi="Consolas"/>
+          <w:color w:val="1A1A1A"/>
+          <w:sz w:val="17"/>
+        </w:rPr>
+        <w:t>|---|---|---|---|</w:t>
+      </w:r>
+    </w:p>
+    <w:p>
+      <w:pPr>
+        <w:spacing w:before="0" w:after="0"/>
+        <w:ind w:left="170"/>
+        <w:pBdr>
+          <w:left w:val="single" w:sz="12" w:space="6" w:color="AAAAAA"/>
+        </w:pBdr>
+      </w:pPr>
+      <w:r>
+        <w:rPr>
+          <w:rFonts w:ascii="Consolas" w:hAnsi="Consolas"/>
+          <w:color w:val="1A1A1A"/>
+          <w:sz w:val="17"/>
+        </w:rPr>
+        <w:t>| Fe | 83.9 | 21.3 | dentro de límite, descendente |</w:t>
+      </w:r>
+    </w:p>
+    <w:p>
+      <w:pPr>
+        <w:spacing w:before="0" w:after="0"/>
+        <w:ind w:left="170"/>
+        <w:pBdr>
+          <w:left w:val="single" w:sz="12" w:space="6" w:color="AAAAAA"/>
+        </w:pBdr>
+      </w:pPr>
+      <w:r>
+        <w:rPr>
+          <w:rFonts w:ascii="Consolas" w:hAnsi="Consolas"/>
+          <w:color w:val="1A1A1A"/>
+          <w:sz w:val="17"/>
+        </w:rPr>
+        <w:t>| Cr | 4.87 | 2.60 | 5/6 muestras &gt; LC; normaliza 08-Jun |</w:t>
+      </w:r>
+    </w:p>
+    <w:p>
+      <w:pPr>
+        <w:spacing w:before="0" w:after="0"/>
+        <w:ind w:left="170"/>
+        <w:pBdr>
+          <w:left w:val="single" w:sz="12" w:space="6" w:color="AAAAAA"/>
+        </w:pBdr>
+      </w:pPr>
+      <w:r>
+        <w:rPr>
+          <w:rFonts w:ascii="Consolas" w:hAnsi="Consolas"/>
+          <w:color w:val="1A1A1A"/>
+          <w:sz w:val="17"/>
+        </w:rPr>
+        <w:t>| Zn | 33.5 | 65.8 | picos anómalos 23-May y 08-Jun |</w:t>
       </w:r>
     </w:p>
     <w:p>
@@ -1950,7 +2273,7 @@
           <w:color w:val="1A1A1A"/>
           <w:sz w:val="17"/>
         </w:rPr>
-        <w:t>```</w:t>
+        <w:t>- Cr persistentemente CRÍTICO 5/6 muestras; solo la última (08-Jun) bajó a 0.</w:t>
       </w:r>
     </w:p>
     <w:p>
@@ -1967,7 +2290,7 @@
           <w:color w:val="1A1A1A"/>
           <w:sz w:val="17"/>
         </w:rPr>
-        <w:t>Cromo (Cr) vs fecha — ppm</w:t>
+        <w:t>- Zn con picos anómalos (88.74 y 177.43) → posible contaminación/mezcla; merece seguimiento.</w:t>
       </w:r>
     </w:p>
     <w:p>
@@ -1984,7 +2307,7 @@
           <w:color w:val="1A1A1A"/>
           <w:sz w:val="17"/>
         </w:rPr>
-        <w:t xml:space="preserve"> 8 |        ×7.44</w:t>
+        <w:t>- Fe descendente, último 38.47 muy por debajo del LP.</w:t>
       </w:r>
     </w:p>
     <w:p>
@@ -2001,7 +2324,7 @@
           <w:color w:val="1A1A1A"/>
           <w:sz w:val="17"/>
         </w:rPr>
-        <w:t xml:space="preserve"> 7 |  ×6.21      ×6.83</w:t>
+        <w:t xml:space="preserve"> </w:t>
       </w:r>
     </w:p>
     <w:p>
@@ -2018,7 +2341,7 @@
           <w:color w:val="1A1A1A"/>
           <w:sz w:val="17"/>
         </w:rPr>
-        <w:t xml:space="preserve"> 6 | ×5.16  ×5.80</w:t>
+        <w:t>🔧 Recomendaciones Técnicas (sobre la última muestra, 08-Jun)</w:t>
       </w:r>
     </w:p>
     <w:p>
@@ -2035,7 +2358,7 @@
           <w:color w:val="1A1A1A"/>
           <w:sz w:val="17"/>
         </w:rPr>
-        <w:t xml:space="preserve"> 5 |              ×3.95</w:t>
+        <w:t>- &lt;solo si la ÚLTIMA muestra tiene parámetros fuera de umbral; si está en límites, no hay bloque&gt;</w:t>
       </w:r>
     </w:p>
     <w:p>
@@ -2052,7 +2375,7 @@
           <w:color w:val="1A1A1A"/>
           <w:sz w:val="17"/>
         </w:rPr>
-        <w:t xml:space="preserve"> 4 |     ×3.57 ─────────────────── LC 3</w:t>
+        <w:t xml:space="preserve"> </w:t>
       </w:r>
     </w:p>
     <w:p>
@@ -2069,7 +2392,7 @@
           <w:color w:val="1A1A1A"/>
           <w:sz w:val="17"/>
         </w:rPr>
-        <w:t xml:space="preserve"> 3 |                          ─── LP 2</w:t>
+        <w:t>Alternativa al detalle por elemento — si el usuario prefiere una gráfica de CM o de Estado General, muestra un timeline simple por fecha (sin la sección 3):</w:t>
       </w:r>
     </w:p>
     <w:p>
@@ -2086,41 +2409,7 @@
           <w:color w:val="1A1A1A"/>
           <w:sz w:val="17"/>
         </w:rPr>
-        <w:t xml:space="preserve"> 2 |</w:t>
-      </w:r>
-    </w:p>
-    <w:p>
-      <w:pPr>
-        <w:spacing w:before="0" w:after="0"/>
-        <w:ind w:left="170"/>
-        <w:pBdr>
-          <w:left w:val="single" w:sz="12" w:space="6" w:color="AAAAAA"/>
-        </w:pBdr>
-      </w:pPr>
-      <w:r>
-        <w:rPr>
-          <w:rFonts w:ascii="Consolas" w:hAnsi="Consolas"/>
-          <w:color w:val="1A1A1A"/>
-          <w:sz w:val="17"/>
-        </w:rPr>
-        <w:t xml:space="preserve"> 0 |                    ×0.00</w:t>
-      </w:r>
-    </w:p>
-    <w:p>
-      <w:pPr>
-        <w:spacing w:before="0" w:after="0"/>
-        <w:ind w:left="170"/>
-        <w:pBdr>
-          <w:left w:val="single" w:sz="12" w:space="6" w:color="AAAAAA"/>
-        </w:pBdr>
-      </w:pPr>
-      <w:r>
-        <w:rPr>
-          <w:rFonts w:ascii="Consolas" w:hAnsi="Consolas"/>
-          <w:color w:val="1A1A1A"/>
-          <w:sz w:val="17"/>
-        </w:rPr>
-        <w:t xml:space="preserve">   +11M-14M-20M-23M-26M-28M-02J-08J</w:t>
+        <w:t xml:space="preserve"> </w:t>
       </w:r>
     </w:p>
     <w:p>
@@ -2154,7 +2443,7 @@
           <w:color w:val="1A1A1A"/>
           <w:sz w:val="17"/>
         </w:rPr>
-        <w:t xml:space="preserve"> </w:t>
+        <w:t>Estado General — CA3171 MT LH</w:t>
       </w:r>
     </w:p>
     <w:p>
@@ -2171,7 +2460,7 @@
           <w:color w:val="1A1A1A"/>
           <w:sz w:val="17"/>
         </w:rPr>
-        <w:t>| Par. | Prom. | σ | Obs. |</w:t>
+        <w:t>20M 23M 26M 28M 02J 08J</w:t>
       </w:r>
     </w:p>
     <w:p>
@@ -2188,7 +2477,7 @@
           <w:color w:val="1A1A1A"/>
           <w:sz w:val="17"/>
         </w:rPr>
-        <w:t>|---|---|---|---|</w:t>
+        <w:t>🟥  🟥  🟥  🟥  🟥  🟩</w:t>
       </w:r>
     </w:p>
     <w:p>
@@ -2205,7 +2494,7 @@
           <w:color w:val="1A1A1A"/>
           <w:sz w:val="17"/>
         </w:rPr>
-        <w:t>| Fe | 83.9 | 21.3 | dentro de límite, descendente |</w:t>
+        <w:t>CM   M   M   M  ADI   M   M</w:t>
       </w:r>
     </w:p>
     <w:p>
@@ -2222,24 +2511,7 @@
           <w:color w:val="1A1A1A"/>
           <w:sz w:val="17"/>
         </w:rPr>
-        <w:t>| Cr | 4.87 | 2.60 | 5/6 muestras &gt; LC; normaliza 08-Jun |</w:t>
-      </w:r>
-    </w:p>
-    <w:p>
-      <w:pPr>
-        <w:spacing w:before="0" w:after="0"/>
-        <w:ind w:left="170"/>
-        <w:pBdr>
-          <w:left w:val="single" w:sz="12" w:space="6" w:color="AAAAAA"/>
-        </w:pBdr>
-      </w:pPr>
-      <w:r>
-        <w:rPr>
-          <w:rFonts w:ascii="Consolas" w:hAnsi="Consolas"/>
-          <w:color w:val="1A1A1A"/>
-          <w:sz w:val="17"/>
-        </w:rPr>
-        <w:t>| Zn | 33.5 | 65.8 | picos anómalos 23-May y 08-Jun |</w:t>
+        <w:t>```</w:t>
       </w:r>
     </w:p>
     <w:p>
@@ -2273,290 +2545,172 @@
           <w:color w:val="1A1A1A"/>
           <w:sz w:val="17"/>
         </w:rPr>
-        <w:t>- Cr persistentemente CRÍTICO 5/6 muestras; solo la última (08-Jun) bajó a 0.</w:t>
+        <w:t>📈 Tendencia registrada según muestras disponibles.</w:t>
       </w:r>
     </w:p>
     <w:p>
       <w:pPr>
-        <w:spacing w:before="0" w:after="0"/>
-        <w:ind w:left="170"/>
-        <w:pBdr>
-          <w:left w:val="single" w:sz="12" w:space="6" w:color="AAAAAA"/>
-        </w:pBdr>
+        <w:spacing w:after="40"/>
       </w:pPr>
       <w:r>
         <w:rPr>
-          <w:rFonts w:ascii="Consolas" w:hAnsi="Consolas"/>
-          <w:color w:val="1A1A1A"/>
-          <w:sz w:val="17"/>
+          <w:sz w:val="19"/>
         </w:rPr>
-        <w:t>- Zn con picos anómalos (88.74 y 177.43) → posible contaminación/mezcla; merece seguimiento.</w:t>
+        <w:t>Reglas tendencia: PASO 1 = info general + tendencia general + oferta (detalle por elemento o gráfica CM/Estado Gen.). PASO 2 = matriz por elemento (4 grupos) + UN gráfico ASCII (métrica más relevante, líneas LP/LC) + |Par.|Prom.|σ|Obs.| (solo params relevantes) + 🔧 recomendaciones (SOLO última muestra). PASO 2 y las gráficas reutilizan las filas del PASO 1, NO re-delegues. Promedio por periodo solo si lo piden.</w:t>
       </w:r>
     </w:p>
     <w:p>
       <w:pPr>
-        <w:spacing w:before="0" w:after="0"/>
-        <w:ind w:left="170"/>
-        <w:pBdr>
-          <w:left w:val="single" w:sz="12" w:space="6" w:color="AAAAAA"/>
-        </w:pBdr>
+        <w:spacing w:after="40"/>
       </w:pPr>
       <w:r>
         <w:rPr>
-          <w:rFonts w:ascii="Consolas" w:hAnsi="Consolas"/>
-          <w:color w:val="1A1A1A"/>
-          <w:sz w:val="17"/>
+          <w:sz w:val="19"/>
         </w:rPr>
-        <w:t>- Fe descendente, último 38.47 muy por debajo del LP.</w:t>
+        <w:t>TENDENCIA DE UN METAL (todos los componentes) — 1 FILA POR COMPONENTE (compacto, anti-corte)</w:t>
       </w:r>
     </w:p>
     <w:p>
       <w:pPr>
-        <w:spacing w:before="0" w:after="0"/>
-        <w:ind w:left="170"/>
-        <w:pBdr>
-          <w:left w:val="single" w:sz="12" w:space="6" w:color="AAAAAA"/>
-        </w:pBdr>
+        <w:spacing w:after="40"/>
       </w:pPr>
       <w:r>
         <w:rPr>
-          <w:rFonts w:ascii="Consolas" w:hAnsi="Consolas"/>
-          <w:color w:val="1A1A1A"/>
-          <w:sz w:val="17"/>
+          <w:sz w:val="19"/>
+        </w:rPr>
+        <w:t>Cuando piden la tendencia de UN metal sin nombrar componente (ej. «tendencia del Cu del CA3165»). Fuente: vw_TendenciaElemento WHERE Parametro=&lt;metal&gt; (1 fila/componente, d1..d6 + f1..f6 + LP/LC/Prom/Sigma/Tendencia). SOLO campos que NO se repiten entre fechas → columnas propias; el resto, una celda por fecha.</w:t>
+      </w:r>
+    </w:p>
+    <w:p>
+      <w:pPr>
+        <w:spacing w:after="40"/>
+      </w:pPr>
+      <w:r>
+        <w:rPr>
+          <w:sz w:val="19"/>
         </w:rPr>
         <w:t xml:space="preserve"> </w:t>
       </w:r>
     </w:p>
     <w:p>
       <w:pPr>
-        <w:spacing w:before="0" w:after="0"/>
-        <w:ind w:left="170"/>
-        <w:pBdr>
-          <w:left w:val="single" w:sz="12" w:space="6" w:color="AAAAAA"/>
-        </w:pBdr>
+        <w:spacing w:after="40"/>
       </w:pPr>
       <w:r>
         <w:rPr>
-          <w:rFonts w:ascii="Consolas" w:hAnsi="Consolas"/>
-          <w:color w:val="1A1A1A"/>
-          <w:sz w:val="17"/>
+          <w:sz w:val="19"/>
         </w:rPr>
-        <w:t>🔧 Recomendaciones Técnicas (sobre la última muestra, 08-Jun)</w:t>
+        <w:t>Tendencia del Cu del CA3165 — por componente (ppm):</w:t>
       </w:r>
     </w:p>
     <w:p>
       <w:pPr>
-        <w:spacing w:before="0" w:after="0"/>
-        <w:ind w:left="170"/>
-        <w:pBdr>
-          <w:left w:val="single" w:sz="12" w:space="6" w:color="AAAAAA"/>
-        </w:pBdr>
+        <w:spacing w:after="40"/>
       </w:pPr>
       <w:r>
         <w:rPr>
-          <w:rFonts w:ascii="Consolas" w:hAnsi="Consolas"/>
-          <w:color w:val="1A1A1A"/>
-          <w:sz w:val="17"/>
+          <w:sz w:val="19"/>
         </w:rPr>
-        <w:t>- &lt;solo si la ÚLTIMA muestra tiene parámetros fuera de umbral; si está en límites, no hay bloque&gt;</w:t>
+        <w:t>| Comp. | Hor.Comp. | CM | LP | LC | 02-Mar | 22-Mar | 31-Mar | 20-Abr | 08-May | 02-Jun | Tend. |</w:t>
       </w:r>
     </w:p>
     <w:p>
       <w:pPr>
-        <w:spacing w:before="0" w:after="0"/>
-        <w:ind w:left="170"/>
-        <w:pBdr>
-          <w:left w:val="single" w:sz="12" w:space="6" w:color="AAAAAA"/>
-        </w:pBdr>
+        <w:spacing w:after="40"/>
       </w:pPr>
       <w:r>
         <w:rPr>
-          <w:rFonts w:ascii="Consolas" w:hAnsi="Consolas"/>
-          <w:color w:val="1A1A1A"/>
-          <w:sz w:val="17"/>
+          <w:sz w:val="19"/>
+        </w:rPr>
+        <w:t>|---|---|---|---|---|---|---|---|---|---|---|---|</w:t>
+      </w:r>
+    </w:p>
+    <w:p>
+      <w:pPr>
+        <w:spacing w:after="40"/>
+      </w:pPr>
+      <w:r>
+        <w:rPr>
+          <w:sz w:val="19"/>
+        </w:rPr>
+        <w:t>| MT LH | 6 193 | C | 10 | 15 | 0.2 | 0.2 | 0.2 | 0.0 | 0.3 | 0.2 | → |</w:t>
+      </w:r>
+    </w:p>
+    <w:p>
+      <w:pPr>
+        <w:spacing w:after="40"/>
+      </w:pPr>
+      <w:r>
+        <w:rPr>
+          <w:sz w:val="19"/>
+        </w:rPr>
+        <w:t>| Hidr. | 36 271 | M | 3 | 4 | 0.7 | 1.0 | 0.9 | 1.1 | 1.4 | 1.8 | ↑ |</w:t>
+      </w:r>
+    </w:p>
+    <w:p>
+      <w:pPr>
+        <w:spacing w:after="40"/>
+      </w:pPr>
+      <w:r>
+        <w:rPr>
+          <w:sz w:val="19"/>
         </w:rPr>
         <w:t xml:space="preserve"> </w:t>
       </w:r>
     </w:p>
     <w:p>
       <w:pPr>
-        <w:spacing w:before="0" w:after="0"/>
-        <w:ind w:left="170"/>
-        <w:pBdr>
-          <w:left w:val="single" w:sz="12" w:space="6" w:color="AAAAAA"/>
-        </w:pBdr>
-      </w:pPr>
-      <w:r>
-        <w:rPr>
-          <w:rFonts w:ascii="Consolas" w:hAnsi="Consolas"/>
-          <w:color w:val="1A1A1A"/>
-          <w:sz w:val="17"/>
-        </w:rPr>
-        <w:t>Alternativa al detalle por elemento — si el usuario prefiere una gráfica de CM o de Estado General, muestra un timeline simple por fecha (sin la sección 3):</w:t>
-      </w:r>
-    </w:p>
-    <w:p>
-      <w:pPr>
-        <w:spacing w:before="0" w:after="0"/>
-        <w:ind w:left="170"/>
-        <w:pBdr>
-          <w:left w:val="single" w:sz="12" w:space="6" w:color="AAAAAA"/>
-        </w:pBdr>
-      </w:pPr>
-      <w:r>
-        <w:rPr>
-          <w:rFonts w:ascii="Consolas" w:hAnsi="Consolas"/>
-          <w:color w:val="1A1A1A"/>
-          <w:sz w:val="17"/>
-        </w:rPr>
-        <w:t xml:space="preserve"> </w:t>
-      </w:r>
-    </w:p>
-    <w:p>
-      <w:pPr>
-        <w:spacing w:before="0" w:after="0"/>
-        <w:ind w:left="170"/>
-        <w:pBdr>
-          <w:left w:val="single" w:sz="12" w:space="6" w:color="AAAAAA"/>
-        </w:pBdr>
-      </w:pPr>
-      <w:r>
-        <w:rPr>
-          <w:rFonts w:ascii="Consolas" w:hAnsi="Consolas"/>
-          <w:color w:val="1A1A1A"/>
-          <w:sz w:val="17"/>
-        </w:rPr>
-        <w:t>```</w:t>
-      </w:r>
-    </w:p>
-    <w:p>
-      <w:pPr>
-        <w:spacing w:before="0" w:after="0"/>
-        <w:ind w:left="170"/>
-        <w:pBdr>
-          <w:left w:val="single" w:sz="12" w:space="6" w:color="AAAAAA"/>
-        </w:pBdr>
-      </w:pPr>
-      <w:r>
-        <w:rPr>
-          <w:rFonts w:ascii="Consolas" w:hAnsi="Consolas"/>
-          <w:color w:val="1A1A1A"/>
-          <w:sz w:val="17"/>
-        </w:rPr>
-        <w:t>Estado General — CA3171 MT LH</w:t>
-      </w:r>
-    </w:p>
-    <w:p>
-      <w:pPr>
-        <w:spacing w:before="0" w:after="0"/>
-        <w:ind w:left="170"/>
-        <w:pBdr>
-          <w:left w:val="single" w:sz="12" w:space="6" w:color="AAAAAA"/>
-        </w:pBdr>
-      </w:pPr>
-      <w:r>
-        <w:rPr>
-          <w:rFonts w:ascii="Consolas" w:hAnsi="Consolas"/>
-          <w:color w:val="1A1A1A"/>
-          <w:sz w:val="17"/>
-        </w:rPr>
-        <w:t>11M 14M 20M 23M 26M 28M 02J 08J</w:t>
-      </w:r>
-    </w:p>
-    <w:p>
-      <w:pPr>
-        <w:spacing w:before="0" w:after="0"/>
-        <w:ind w:left="170"/>
-        <w:pBdr>
-          <w:left w:val="single" w:sz="12" w:space="6" w:color="AAAAAA"/>
-        </w:pBdr>
-      </w:pPr>
-      <w:r>
-        <w:rPr>
-          <w:rFonts w:ascii="Consolas" w:hAnsi="Consolas"/>
-          <w:color w:val="1A1A1A"/>
-          <w:sz w:val="17"/>
-        </w:rPr>
-        <w:t>🟥  🟥  🟥  🟥  🟥  🟥  🟥  🟩</w:t>
-      </w:r>
-    </w:p>
-    <w:p>
-      <w:pPr>
-        <w:spacing w:before="0" w:after="0"/>
-        <w:ind w:left="170"/>
-        <w:pBdr>
-          <w:left w:val="single" w:sz="12" w:space="6" w:color="AAAAAA"/>
-        </w:pBdr>
-      </w:pPr>
-      <w:r>
-        <w:rPr>
-          <w:rFonts w:ascii="Consolas" w:hAnsi="Consolas"/>
-          <w:color w:val="1A1A1A"/>
-          <w:sz w:val="17"/>
-        </w:rPr>
-        <w:t>CM   M   M   M   M   M  ADI   M   M</w:t>
-      </w:r>
-    </w:p>
-    <w:p>
-      <w:pPr>
-        <w:spacing w:before="0" w:after="0"/>
-        <w:ind w:left="170"/>
-        <w:pBdr>
-          <w:left w:val="single" w:sz="12" w:space="6" w:color="AAAAAA"/>
-        </w:pBdr>
-      </w:pPr>
-      <w:r>
-        <w:rPr>
-          <w:rFonts w:ascii="Consolas" w:hAnsi="Consolas"/>
-          <w:color w:val="1A1A1A"/>
-          <w:sz w:val="17"/>
-        </w:rPr>
-        <w:t>```</w:t>
-      </w:r>
-    </w:p>
-    <w:p>
-      <w:pPr>
-        <w:spacing w:before="0" w:after="0"/>
-        <w:ind w:left="170"/>
-        <w:pBdr>
-          <w:left w:val="single" w:sz="12" w:space="6" w:color="AAAAAA"/>
-        </w:pBdr>
-      </w:pPr>
-      <w:r>
-        <w:rPr>
-          <w:rFonts w:ascii="Consolas" w:hAnsi="Consolas"/>
-          <w:color w:val="1A1A1A"/>
-          <w:sz w:val="17"/>
-        </w:rPr>
-        <w:t xml:space="preserve"> </w:t>
-      </w:r>
-    </w:p>
-    <w:p>
-      <w:pPr>
-        <w:spacing w:before="0" w:after="0"/>
-        <w:ind w:left="170"/>
-        <w:pBdr>
-          <w:left w:val="single" w:sz="12" w:space="6" w:color="AAAAAA"/>
-        </w:pBdr>
-      </w:pPr>
-      <w:r>
-        <w:rPr>
-          <w:rFonts w:ascii="Consolas" w:hAnsi="Consolas"/>
-          <w:color w:val="1A1A1A"/>
-          <w:sz w:val="17"/>
-        </w:rPr>
-        <w:t>📈 Tendencia registrada según muestras disponibles.</w:t>
-      </w:r>
-    </w:p>
-    <w:p>
-      <w:pPr>
         <w:spacing w:after="40"/>
       </w:pPr>
       <w:r>
         <w:rPr>
           <w:sz w:val="19"/>
         </w:rPr>
-        <w:t>Reglas tendencia: PASO 1 = info general + tendencia general + oferta (detalle por elemento o gráfica CM/Estado Gen.). PASO 2 = matriz por elemento (4 grupos) + UN gráfico ASCII (métrica más relevante, líneas LP/LC) + |Par.|Prom.|σ|Obs.| (solo params relevantes) + 🔧 recomendaciones (SOLO última muestra). PASO 2 y las gráficas reutilizan las filas del PASO 1, NO re-delegues. Promedio por periodo solo si lo piden.</w:t>
+        <w:t>- Hor.Comp./CM/LP/LC/Tend. = 1 columna c/u (constantes por componente). CM = la de la ÚLTIMA muestra (no-DDI). Tend. = ↑/↓/→ (resume la evolución). Cada celda de fecha = valor + chip (:C→🟥, :P→🟨).</w:t>
+      </w:r>
+    </w:p>
+    <w:p>
+      <w:pPr>
+        <w:spacing w:after="40"/>
+      </w:pPr>
+      <w:r>
+        <w:rPr>
+          <w:sz w:val="19"/>
+        </w:rPr>
+        <w:t>- ⛔ ORDEN OBLIGATORIO: las columnas Hor.Comp./CM/LP/LC van SIEMPRE entre «Comp.» y las fechas (a la IZQUIERDA), NUNCA a la derecha de las fechas. Solo «Tend.» va al final.</w:t>
+      </w:r>
+    </w:p>
+    <w:p>
+      <w:pPr>
+        <w:spacing w:after="40"/>
+      </w:pPr>
+      <w:r>
+        <w:rPr>
+          <w:sz w:val="19"/>
+        </w:rPr>
+        <w:t>- ⛔ NO pongas Estado Gen. por fecha NI repitas CM/Hor.Comp./LP/LC en cada columna de fecha: van 1 sola vez como columna. El chip en cada valor ya da el estado del metal.</w:t>
+      </w:r>
+    </w:p>
+    <w:p>
+      <w:pPr>
+        <w:spacing w:after="40"/>
+      </w:pPr>
+      <w:r>
+        <w:rPr>
+          <w:sz w:val="19"/>
+        </w:rPr>
+        <w:t>- Si las fechas DIFIEREN entre componentes (ej. Motor con muestreo reciente), agrupa los de fechas comunes en una tabla y separa los distintos en una 2ª mini-tabla con sus propias fechas.</w:t>
+      </w:r>
+    </w:p>
+    <w:p>
+      <w:pPr>
+        <w:spacing w:after="40"/>
+      </w:pPr>
+      <w:r>
+        <w:rPr>
+          <w:sz w:val="19"/>
+        </w:rPr>
+        <w:t>- Luego: 1 gráfico ASCII del componente más relevante + Resumen estadístico | Comp. | Prom. | σ | Obs. |. Cierra 📈.</w:t>
       </w:r>
     </w:p>
     <w:p>
@@ -2567,117 +2721,7 @@
           <w:b/>
           <w:sz w:val="17"/>
         </w:rPr>
-        <w:t>TENDENCIA DE UN ELEMENTO (un equipo, varios componentes) — formato HORIZONTAL</w:t>
-      </w:r>
-    </w:p>
-    <w:p>
-      <w:pPr/>
-      <w:r>
-        <w:rPr>
-          <w:rFonts w:ascii="Consolas" w:hAnsi="Consolas"/>
-          <w:b w:val="0"/>
-          <w:sz w:val="17"/>
-        </w:rPr>
-        <w:t>Para «tendencia del &lt;elemento&gt;» (ej. sodio/Na) de un equipo. Fuente: vw_TendenciaElemento WHERE Equipo AND Parametro='&lt;elem&gt;' (todos los componentes; 1 fila por componente; d1..d8 = 8 valores cronológicos con chip; f1..f8 = fechas). Render HORIZONTAL como tendencia general: filas = COMPONENTES, columnas = fechas; ⛔ NO vertical (no una tabla por componente). Encabeza columnas con las fechas (dd-MMM); «—» si ese componente no tiene esa muestra. Incluye una columna «Hor. Comp.» por componente (de la vista). Cierra 📈. Si el usuario NOMBRA un componente (ej. «tendencia del Si en el MT LH»), es la MISMA tabla con UNA sola fila (ese componente).</w:t>
-      </w:r>
-    </w:p>
-    <w:p>
-      <w:pPr/>
-      <w:r>
-        <w:rPr>
-          <w:rFonts w:ascii="Consolas" w:hAnsi="Consolas"/>
-          <w:b w:val="0"/>
-          <w:sz w:val="17"/>
-        </w:rPr>
-        <w:t>Tendencia de Sodio (Na) — CA3174 (8 últimas)</w:t>
-      </w:r>
-    </w:p>
-    <w:p>
-      <w:pPr/>
-      <w:r>
-        <w:rPr>
-          <w:rFonts w:ascii="Consolas" w:hAnsi="Consolas"/>
-          <w:b w:val="0"/>
-          <w:sz w:val="17"/>
-        </w:rPr>
-        <w:t>| Comp. | 24-Mar | 04-Abr | 17-Abr | 03-May | 15-May | 19-May | 22-May | 15-Jun |</w:t>
-      </w:r>
-    </w:p>
-    <w:p>
-      <w:pPr/>
-      <w:r>
-        <w:rPr>
-          <w:rFonts w:ascii="Consolas" w:hAnsi="Consolas"/>
-          <w:b w:val="0"/>
-          <w:sz w:val="17"/>
-        </w:rPr>
-        <w:t>|---|---|---|---|---|---|---|---|---|</w:t>
-      </w:r>
-    </w:p>
-    <w:p>
-      <w:pPr/>
-      <w:r>
-        <w:rPr>
-          <w:rFonts w:ascii="Consolas" w:hAnsi="Consolas"/>
-          <w:b w:val="0"/>
-          <w:sz w:val="17"/>
-        </w:rPr>
-        <w:t>| MT LH | 1.7 | 1.7 | — | — | 3.1 | 1.7 | 2.1 | 3.3 |</w:t>
-      </w:r>
-    </w:p>
-    <w:p>
-      <w:pPr/>
-      <w:r>
-        <w:rPr>
-          <w:rFonts w:ascii="Consolas" w:hAnsi="Consolas"/>
-          <w:b w:val="0"/>
-          <w:sz w:val="17"/>
-        </w:rPr>
-        <w:t>| MT RH | 2.1 | — | — | — | 4.4 | 5.3 | 6.3 | 8.3 🟥 |</w:t>
-      </w:r>
-    </w:p>
-    <w:p>
-      <w:pPr/>
-      <w:r>
-        <w:rPr>
-          <w:rFonts w:ascii="Consolas" w:hAnsi="Consolas"/>
-          <w:b w:val="0"/>
-          <w:sz w:val="17"/>
-        </w:rPr>
-        <w:t>| Rda LH | — | — | — | — | — | — | 7.6 🟥 | 8.3 🟥 |</w:t>
-      </w:r>
-    </w:p>
-    <w:p>
-      <w:pPr/>
-      <w:r>
-        <w:rPr>
-          <w:rFonts w:ascii="Consolas" w:hAnsi="Consolas"/>
-          <w:b w:val="0"/>
-          <w:sz w:val="17"/>
-        </w:rPr>
-        <w:t>| Motor | — | — | — | — | — | — | 2.9 | 2.2 |</w:t>
-      </w:r>
-    </w:p>
-    <w:p>
-      <w:pPr/>
-      <w:r>
-        <w:rPr>
-          <w:rFonts w:ascii="Consolas" w:hAnsi="Consolas"/>
-          <w:b w:val="0"/>
-          <w:sz w:val="17"/>
-        </w:rPr>
-        <w:t>| Hidr. | — | — | — | — | — | — | 0.0 | 0.7 |</w:t>
-      </w:r>
-    </w:p>
-    <w:p>
-      <w:pPr/>
-      <w:r>
-        <w:rPr>
-          <w:rFonts w:ascii="Consolas" w:hAnsi="Consolas"/>
-          <w:b w:val="0"/>
-          <w:sz w:val="17"/>
-        </w:rPr>
-        <w:t>(Na es informativo: chip pero NO altera Estado General. Si las fechas difieren entre componentes, usa como encabezado las del componente con más muestras; lo importante es HORIZONTAL.)</w:t>
+        <w:t>- Si NOMBRAN el componente (ej. «tendencia del Si en el MT LH»), es la MISMA tabla con UNA sola fila. Metal informativo (Na/Ca/Zn/K/Mg): lleva chip pero NO altera Est. Gen. Si las fechas DIFIEREN entre componentes, encabeza con las del componente con más muestras; «—» donde falte.</w:t>
       </w:r>
     </w:p>
     <w:p>

--- a/docs/copilot/knowledge/Formatos_de_Respuesta.docx
+++ b/docs/copilot/knowledge/Formatos_de_Respuesta.docx
@@ -2955,7 +2955,7 @@
           <w:rFonts w:ascii="Consolas" w:hAnsi="Consolas"/>
           <w:sz w:val="17"/>
         </w:rPr>
-        <w:t>Es el «último análisis» de CADA componente, en UNA sola tabla ancha. Fuente: vw_DiagnosticoEquipo (PRE-FORMATEADA: cada param ya trae marcador :C/:P → conviértelo a chip, NO recalcules; incluye componentes OK). Estructura: Sección 1 (Información general del equipo) + Sección 2 (tabla ancha: parámetros en FILAS por grupos, componentes en COLUMNAS).</w:t>
+        <w:t>Es el «último análisis» de CADA componente, en UNA sola tabla ancha. Fuente: vw_DiagnosticoEquipo (PRE-FORMATEADA: cada param ya trae marcador :C/:P → conviértelo a chip, NO recalcules; incluye componentes OK SOLO en «todos/completo»; por defecto el SELECT trae solo los observados). Estructura: Sección 1 (Información general del equipo) + Sección 2 (tabla ancha: parámetros en FILAS por grupos, componentes en COLUMNAS).</w:t>
       </w:r>
     </w:p>
     <w:p>
@@ -2965,7 +2965,7 @@
           <w:rFonts w:ascii="Consolas" w:hAnsi="Consolas"/>
           <w:sz w:val="17"/>
         </w:rPr>
-        <w:t>Reglas: cada celda = valor con chip pegado (🟥 &gt; LC, 🟨 &gt; LP, 🟩 se deja limpio); «—» si el parámetro NO es relevante para ese componente o no hay dato. Muestra SOLO los params relevantes por componente — MT: Fe,PQ,Cr,Ni,Cu,Pb,Sn,Al,Si,Ca,Zn,K,B,P,Mg,V100,TBN · Hidráulico: Fe,Si,Cu,Al · Rueda Del.: Fe,PQ,Ni,Cu · Motor: Fe,Cu,Al,TBN. Informativos (Ca/Zn/K/Mg) con sufijo «inf». ⛔ NO columnas LP/LC (el chip ya da el estado). Ordena componentes lógicamente (MT LH/RH, Rueda LH/RH, Motor, Hidr.). Componentes sin nombre (NULL) NO van. ⛔ ANTI-CORTE (la tabla completa es muy grande y se corta): POR DEFECTO muestra SOLO las filas de parámetros con ≥1 valor fuera de límite (🟥/🟨) en algún componente, más «Fec./Hor.Comp./CM/Est.Gen.»; OMITE las filas OK en TODOS los componentes y cierra con «(+N parámetros dentro de límite en todos los componentes — pide 'todos los metales' para verlos)». Solo si piden «todos los metales» muestra el panel completo. UNA sola tabla ancha (⛔ NO secciones separadas por componente), info general compacta (Mod./Eqp., Hor., Fec., Est.Gen.), recomendaciones breves.</w:t>
+        <w:t>Reglas: cada celda = valor con chip pegado (🟥 &gt; LC, 🟨 &gt; LP, 🟩 se deja limpio); «—» si el parámetro NO es relevante para ese componente o no hay dato. Muestra SOLO los params relevantes por componente — MT: Fe,PQ,Cr,Ni,Cu,Pb,Sn,Al,Si,Ca,Zn,K,B,P,Mg,V100,TBN · Hidráulico: Fe,Si,Cu,Al · Rueda Del.: Fe,PQ,Ni,Cu · Motor: Fe,Cu,Al,TBN. Informativos (Ca/Zn/K/Mg) con sufijo «inf». ⛔ NO columnas LP/LC (el chip ya da el estado). Ordena componentes lógicamente (MT LH/RH, Rueda LH/RH, Motor, Hidr.). Componentes sin nombre (NULL) NO van. ⛔ ANTI-CORTE (la tabla completa es muy grande y se corta): POR DEFECTO muestra SOLO las filas de parámetros con ≥1 valor fuera de límite (🟥/🟨) en algún componente, más «Fec./Hor.Comp./CM/Est.Gen.»; OMITE las filas OK en TODOS los componentes y cierra con «(+N parámetros dentro de límite — pide 'todos los metales')». ADEMÁS por COMPONENTES: el SELECT por defecto trae SOLO componentes observados (Estado≠OK) → muestra esas columnas + línea «resto: N comp. en OK»; SOLO «todos/completo» trae TODOS los componentes y parámetros (panel completo). UNA sola tabla ancha (⛔ NO secciones separadas por componente), info general compacta (Mod./Eqp., Hor., Fec., Est.Gen.), recomendaciones breves.</w:t>
       </w:r>
     </w:p>
     <w:p>
@@ -3561,7 +3561,7 @@
           <w:color w:val="1A1A1A"/>
           <w:sz w:val="17"/>
         </w:rPr>
-        <w:t>Detalle de los 25 observados — flota 980E Antapaccay (críticos arriba).</w:t>
+        <w:t>Detalle — flota 980E Antapaccay: SOLO componentes con ≥1 crítico (NumCrit&gt;0); los de solo precaución se resumen al pie «(+N en precaución — pide 'precauciones')». Críticos arriba.</w:t>
       </w:r>
     </w:p>
     <w:p>

--- a/docs/copilot/knowledge/Formatos_de_Respuesta.docx
+++ b/docs/copilot/knowledge/Formatos_de_Respuesta.docx
@@ -3299,7 +3299,7 @@
           <w:color w:val="1A1A1A"/>
           <w:sz w:val="17"/>
         </w:rPr>
-        <w:t>Filas de vw_ObservadosFlota (una por equipo-componente). «Observado» = parámetro fuera de su límite, en especial el condenatorio LC (campo Mets_Obs). Infs_Obs (Ca/Zn/K/Mg) es informativo: se menciona aparte, NO marca observado. Formato compacto → chips: «Fe:C» = Fe 🟥 · «Cr:P» = Cr 🟨.</w:t>
+        <w:t>Una fila por equipo-componente observado (columna Detalle de vw_ObservadosDetalle). «Observado» = parámetro fuera de su límite (en especial el condenatorio LC). Los informativos (Ca/Zn/K/Mg, sufijo ' inf') se mencionan aparte, NO marcan observado. Chips desde Detalle: «Fe:C» = Fe 🟥 · «Cr:P» = Cr 🟨.</w:t>
       </w:r>
     </w:p>
     <w:p>

--- a/docs/copilot/knowledge/Formatos_de_Respuesta.docx
+++ b/docs/copilot/knowledge/Formatos_de_Respuesta.docx
@@ -1389,7 +1389,7 @@
           <w:color w:val="1A1A1A"/>
           <w:sz w:val="17"/>
         </w:rPr>
-        <w:t>|---|---|---|---|---|---|---|</w:t>
+        <w:t>|---|---|---|</w:t>
       </w:r>
     </w:p>
     <w:p>
@@ -2965,7 +2965,7 @@
           <w:rFonts w:ascii="Consolas" w:hAnsi="Consolas"/>
           <w:sz w:val="17"/>
         </w:rPr>
-        <w:t>Reglas: cada celda = valor con chip pegado (🟥 &gt; LC, 🟨 &gt; LP, 🟩 se deja limpio); «—» si el parámetro NO es relevante para ese componente o no hay dato. Muestra SOLO los params relevantes por componente — MT: Fe,PQ,Cr,Ni,Cu,Pb,Sn,Al,Si,Ca,Zn,K,B,P,Mg,V100,TBN · Hidráulico: Fe,Si,Cu,Al · Rueda Del.: Fe,PQ,Ni,Cu · Motor: Fe,Cu,Al,TBN. Informativos (Ca/Zn/K/Mg) con sufijo «inf». ⛔ NO columnas LP/LC (el chip ya da el estado). Ordena componentes lógicamente (MT LH/RH, Rueda LH/RH, Motor, Hidr.). Componentes sin nombre (NULL) NO van. ⛔ ANTI-CORTE (la tabla completa es muy grande y se corta): POR DEFECTO muestra SOLO las filas de parámetros con ≥1 valor fuera de límite (🟥/🟨) en algún componente, más «Fec./Hor.Comp./CM/Est.Gen.»; OMITE las filas OK en TODOS los componentes y cierra con «(+N parámetros dentro de límite — pide 'todos los metales')». ADEMÁS por COMPONENTES: el SELECT por defecto trae SOLO componentes observados (Estado≠OK) → muestra esas columnas + línea «resto: N comp. en OK»; SOLO «todos/completo» trae TODOS los componentes y parámetros (panel completo). UNA sola tabla ancha (⛔ NO secciones separadas por componente), info general compacta (Mod./Eqp., Hor., Fec., Est.Gen.), recomendaciones breves.</w:t>
+        <w:t>Reglas: cada celda = valor con chip pegado (🟥 &gt; LC, 🟨 &gt; LP, 🟩 se deja limpio); «—» si el parámetro NO es relevante para ese componente o no hay dato. Muestra SOLO los params relevantes por componente — MT: Fe,PQ,Cr,Ni,Cu,Pb,Sn,Al,Si,Ca,Zn,K,B,P,Mg,V100,TBN · Hidráulico: Fe,Si,Cu,Al · Rueda Del.: Fe,PQ,Ni,Cu · Motor: Fe,Cu,Al,TBN. Informativos (Ca/Zn/K/Mg) con sufijo «inf». ⛔ NO columnas LP/LC (el chip ya da el estado). Ordena componentes lógicamente (MT LH/RH, Rueda LH/RH, Motor, Hidr.). Componentes sin nombre (NULL) NO van. ⛔ ANTI-CORTE (la tabla completa es muy grande y se corta): POR DEFECTO muestra SOLO las filas de parámetros con ≥1 valor fuera de límite (🟥/🟨) en algún componente, más «Fec./Hor.Comp./CM/Est.Gen.»; OMITE las filas OK en TODOS los componentes y cierra con «(+N parámetros dentro de límite — pide 'todos los metales')». ADEMÁS por COMPONENTES: el SELECT por defecto trae SOLO componentes observados (Estado≠OK) → muestra esas columnas + línea «resto: N comp. en OK»; SOLO «todos/completo» trae TODOS los componentes y parámetros (panel completo). UNA sola tabla (⛔ NO secciones separadas por componente), info compacta, recomendaciones breves. ⛔ COLUMNAS = SOLO los componentes OBSERVADOS que trae el SELECT (típico 1-3); NUNCA los 6 — la tabla de 6 columnas es la que SE CORTA. «X de N» con NumCompObs/NumCompTotal.</w:t>
       </w:r>
     </w:p>
     <w:p>
@@ -2975,7 +2975,7 @@
           <w:rFonts w:ascii="Consolas" w:hAnsi="Consolas"/>
           <w:sz w:val="17"/>
         </w:rPr>
-        <w:t>Diagnóstico del CA3177 (Antapaccay) — 3 de 6 compartimientos observados; fecha más reciente 08-Jun.</w:t>
+        <w:t>Diagnóstico del CA3177 (Antapaccay) — 2 de 6 compartimientos observados (el resto, dentro de límite).</w:t>
       </w:r>
     </w:p>
     <w:p>
@@ -3035,7 +3035,7 @@
           <w:rFonts w:ascii="Consolas" w:hAnsi="Consolas"/>
           <w:sz w:val="17"/>
         </w:rPr>
-        <w:t>| Hor. | 35 511 |</w:t>
+        <w:t>| Hor. | 34 929 |</w:t>
       </w:r>
     </w:p>
     <w:p>
@@ -3045,7 +3045,7 @@
           <w:rFonts w:ascii="Consolas" w:hAnsi="Consolas"/>
           <w:sz w:val="17"/>
         </w:rPr>
-        <w:t>| Fec. más reciente | 08-Jun |</w:t>
+        <w:t>| Fec. | 22-Jun |</w:t>
       </w:r>
     </w:p>
     <w:p>
@@ -3055,7 +3055,7 @@
           <w:rFonts w:ascii="Consolas" w:hAnsi="Consolas"/>
           <w:sz w:val="17"/>
         </w:rPr>
-        <w:t>| Est. Gen. | 🟥 (peor: MT LH) |</w:t>
+        <w:t>| Est. Gen. | 🟥 (peor: Hidr.) |</w:t>
       </w:r>
     </w:p>
     <w:p>
@@ -3085,7 +3085,7 @@
           <w:rFonts w:ascii="Consolas" w:hAnsi="Consolas"/>
           <w:sz w:val="17"/>
         </w:rPr>
-        <w:t>| Par. | MT LH | MT RH | Rda LH | Rda RH | Motor | Hidr. |</w:t>
+        <w:t>| Par. | MT LH | Hidr. |</w:t>
       </w:r>
     </w:p>
     <w:p>
@@ -3105,7 +3105,7 @@
           <w:rFonts w:ascii="Consolas" w:hAnsi="Consolas"/>
           <w:sz w:val="17"/>
         </w:rPr>
-        <w:t>| Fec. U.A. | 29-May | 04-Jun | 03-Jun | 03-Jun | 08-Jun | 29-May |</w:t>
+        <w:t>| Fec. U.A. | 22-Jun | 22-Jun |</w:t>
       </w:r>
     </w:p>
     <w:p>
@@ -3115,7 +3115,7 @@
           <w:rFonts w:ascii="Consolas" w:hAnsi="Consolas"/>
           <w:sz w:val="17"/>
         </w:rPr>
-        <w:t>| Hor. Comp. | 97 | 8 721 | 2 729 | 12 253 | 9 558 | 34 511 |</w:t>
+        <w:t>| Hor. Comp. | 515 | 2 389 |</w:t>
       </w:r>
     </w:p>
     <w:p>
@@ -3125,7 +3125,7 @@
           <w:rFonts w:ascii="Consolas" w:hAnsi="Consolas"/>
           <w:sz w:val="17"/>
         </w:rPr>
-        <w:t>| CM | ADI | M | M | M | M | M |</w:t>
+        <w:t>| CM | PrePM | PrePM |</w:t>
       </w:r>
     </w:p>
     <w:p>
@@ -3135,7 +3135,7 @@
           <w:rFonts w:ascii="Consolas" w:hAnsi="Consolas"/>
           <w:sz w:val="17"/>
         </w:rPr>
-        <w:t>| **Met. Desg.** | | | | | | |</w:t>
+        <w:t>| **Met. Desg.** | | |</w:t>
       </w:r>
     </w:p>
     <w:p>
@@ -3145,7 +3145,7 @@
           <w:rFonts w:ascii="Consolas" w:hAnsi="Consolas"/>
           <w:sz w:val="17"/>
         </w:rPr>
-        <w:t>| Fe | 146 | 60 | 36 🟨 | 12 | 8 | 3 |</w:t>
+        <w:t>| Fe | 229.8 🟨 | — |</w:t>
       </w:r>
     </w:p>
     <w:p>
@@ -3155,7 +3155,7 @@
           <w:rFonts w:ascii="Consolas" w:hAnsi="Consolas"/>
           <w:sz w:val="17"/>
         </w:rPr>
-        <w:t>| PQ | 201 🟥 | 45 | 22 | 10 | — | — |</w:t>
+        <w:t>| PQ | 133.2 🟨 | — |</w:t>
       </w:r>
     </w:p>
     <w:p>
@@ -3165,7 +3165,7 @@
           <w:rFonts w:ascii="Consolas" w:hAnsi="Consolas"/>
           <w:sz w:val="17"/>
         </w:rPr>
-        <w:t>| Cr | 1.7 | 1.2 | — | — | — | — |</w:t>
+        <w:t>| Cr | 4.2 🟥 | — |</w:t>
       </w:r>
     </w:p>
     <w:p>
@@ -3175,7 +3175,7 @@
           <w:rFonts w:ascii="Consolas" w:hAnsi="Consolas"/>
           <w:sz w:val="17"/>
         </w:rPr>
-        <w:t>| Cu | 6.0 | 0.9 | 0.5 | 0.3 | 0.0 | 5.1 🟥 |</w:t>
+        <w:t>| Ni | 2.2 🟨 | — |</w:t>
       </w:r>
     </w:p>
     <w:p>
@@ -3185,7 +3185,7 @@
           <w:rFonts w:ascii="Consolas" w:hAnsi="Consolas"/>
           <w:sz w:val="17"/>
         </w:rPr>
-        <w:t>| Al | 0.3 | 0.1 | — | — | 0.0 | 0.2 |</w:t>
+        <w:t>| Pb | 5.2 🟥 | — |</w:t>
       </w:r>
     </w:p>
     <w:p>
@@ -3195,7 +3195,7 @@
           <w:rFonts w:ascii="Consolas" w:hAnsi="Consolas"/>
           <w:sz w:val="17"/>
         </w:rPr>
-        <w:t>| **Contam.** | | | | | | |</w:t>
+        <w:t>| Cu | — | 5.2 🟥 |</w:t>
       </w:r>
     </w:p>
     <w:p>
@@ -3205,7 +3205,7 @@
           <w:rFonts w:ascii="Consolas" w:hAnsi="Consolas"/>
           <w:sz w:val="17"/>
         </w:rPr>
-        <w:t>| Si | 15 | 20 | — | — | — | 12 |</w:t>
+        <w:t>| **Contam. (informativos)** | | |</w:t>
       </w:r>
     </w:p>
     <w:p>
@@ -3215,7 +3215,7 @@
           <w:rFonts w:ascii="Consolas" w:hAnsi="Consolas"/>
           <w:sz w:val="17"/>
         </w:rPr>
-        <w:t>| Zn | 1 396 🟥 inf | — | — | — | — | — |</w:t>
+        <w:t>| Ca | 15.7 inf | 2 796 🟥 inf |</w:t>
       </w:r>
     </w:p>
     <w:p>
@@ -3225,7 +3225,7 @@
           <w:rFonts w:ascii="Consolas" w:hAnsi="Consolas"/>
           <w:sz w:val="17"/>
         </w:rPr>
-        <w:t>| **Salud** | | | | | | |</w:t>
+        <w:t>| Zn | 20.7 inf | 1 290 🟥 inf |</w:t>
       </w:r>
     </w:p>
     <w:p>
@@ -3235,7 +3235,7 @@
           <w:rFonts w:ascii="Consolas" w:hAnsi="Consolas"/>
           <w:sz w:val="17"/>
         </w:rPr>
-        <w:t>| TBN | 3.5 | 3.6 | — | — | 3.2 🟨 | — |</w:t>
+        <w:t>| Mg | — | 18.3 🟥 inf |</w:t>
       </w:r>
     </w:p>
     <w:p>

--- a/docs/copilot/knowledge/Formatos_de_Respuesta.docx
+++ b/docs/copilot/knowledge/Formatos_de_Respuesta.docx
@@ -3265,7 +3265,7 @@
           <w:rFonts w:ascii="Consolas" w:hAnsi="Consolas"/>
           <w:sz w:val="17"/>
         </w:rPr>
-        <w:t>⚠️ Se recomienda seguimiento a este equipo. (✅ si NINGÚN componente está observado.)</w:t>
+        <w:t>📋 (default) Muestro los N compartimientos OBSERVADOS; pide «completo» para ver los M (=NumCompTotal) con todos sus metales. ⚠️ Se recomienda seguimiento a este equipo. (✅ si NINGÚN componente observado.)</w:t>
       </w:r>
     </w:p>
     <w:p>

--- a/docs/copilot/knowledge/Formatos_de_Respuesta.docx
+++ b/docs/copilot/knowledge/Formatos_de_Respuesta.docx
@@ -3899,7 +3899,7 @@
           <w:rFonts w:ascii="Consolas" w:hAnsi="Consolas"/>
           <w:sz w:val="17"/>
         </w:rPr>
-        <w:t>1) GENERAL del equipo («historial del CA3171»): una fila por muestra (comp.+fecha). Columnas: Fec. | Hor. | Hor. Ace. | Comp. | Met. Obs. | CM | Est. Gen.  (Met. Obs. = columna Mets_Obs).</w:t>
+        <w:t>1) GENERAL del equipo («historial del CA3171»): una fila por muestra (comp.+fecha). Columnas: Fec. | Hor. | Hor. Ace. | Comp. | Met. Obs. | CM | Est. Gen.  (Met. Obs. = columna Mets_Obs).  (todo el equipo = TOP 40 muestras recientes; si se acota mucho, pide un componente para el detalle completo.)</w:t>
       </w:r>
     </w:p>
     <w:p>
@@ -3909,7 +3909,7 @@
           <w:rFonts w:ascii="Consolas" w:hAnsi="Consolas"/>
           <w:sz w:val="17"/>
         </w:rPr>
-        <w:t>2) UN METAL en el equipo («historial del Fe del CA3171»): Fec. | Hor. | Hor. Ace. | Comp. | &lt;metal&gt; | CM | Est. Gen.  (el valor del metal con chip).</w:t>
+        <w:t>2) UN METAL en el equipo («historial del Fe del CA3171»): Fec. | Hor. | Hor. Ace. | Comp. | &lt;metal&gt; | CM | Est. Gen.  (el valor del metal con chip).  (todo el equipo = TOP 40 recientes; pide un componente para ver todo.)</w:t>
       </w:r>
     </w:p>
     <w:p>

--- a/docs/copilot/knowledge/Formatos_de_Respuesta.docx
+++ b/docs/copilot/knowledge/Formatos_de_Respuesta.docx
@@ -2546,6 +2546,11 @@
           <w:sz w:val="17"/>
         </w:rPr>
         <w:t>📈 Tendencia registrada según muestras disponibles.</w:t>
+      </w:r>
+    </w:p>
+    <w:p>
+      <w:r>
+        <w:t>CÓMO CONSTRUIR EL GRÁFICO ASCII (tendencia) — pasos OBLIGATORIOS para que salga LEGIBLE (el gráfico importa; si no puede salir bien inline, OFRÉCELO y constrúyelo bien al pedirlo): 1) COMPONENTE = el MÁS RELEVANTE = el de valores más altos / con críticos (EsRelevante=1). ⛔ NUNCA grafiques un componente plano en ~0 (ej.: Cu del CA3165 → grafica el MOTOR 4.0→6.8, ⛔ NO MT LH ~0.2). 2) EJE Y = el VALOR del metal (⛔ NO el nº de muestra): toma ~6 niveles entre 0 y un poco por encima del máximo (y por encima de LC); cada muestra es un punto en la FILA del nivel más cercano a su valor (un valor 6.8 va arriba, un 0.6 va abajo). 3) EJE X = las fechas en orden cronológico izq→der, una columna por muestra. 4) LP y LC = líneas horizontales punteadas en su nivel Y, rotuladas «LP»/«LC» a la derecha. 5) UNA sola serie (un componente), ancho compacto, encabezado «&lt;Metal&gt; (&lt;Comp&gt;) — ppm». El gráfico aplica en PASO 2 de tendencia y cuando pidan «gráfico» en tendencia de un metal (del componente relevante). Sigue el modelo ASCII de arriba (valor en Y, fechas en X, líneas LP/LC).</w:t>
       </w:r>
     </w:p>
     <w:p>

--- a/docs/copilot/knowledge/Formatos_de_Respuesta.docx
+++ b/docs/copilot/knowledge/Formatos_de_Respuesta.docx
@@ -2550,7 +2550,7 @@
     </w:p>
     <w:p>
       <w:r>
-        <w:t>CÓMO CONSTRUIR EL GRÁFICO ASCII (tendencia) — pasos OBLIGATORIOS para que salga LEGIBLE (el gráfico importa; si no puede salir bien inline, OFRÉCELO y constrúyelo bien al pedirlo): 1) COMPONENTE = el MÁS RELEVANTE = el de valores más altos / con críticos (EsRelevante=1). ⛔ NUNCA grafiques un componente plano en ~0 (ej.: Cu del CA3165 → grafica el MOTOR 4.0→6.8, ⛔ NO MT LH ~0.2). 2) EJE Y = el VALOR del metal (⛔ NO el nº de muestra): toma ~6 niveles entre 0 y un poco por encima del máximo (y por encima de LC); cada muestra es un punto en la FILA del nivel más cercano a su valor (un valor 6.8 va arriba, un 0.6 va abajo). 3) EJE X = las fechas en orden cronológico izq→der, una columna por muestra. 4) LP y LC = líneas horizontales punteadas en su nivel Y, rotuladas «LP»/«LC» a la derecha. 5) UNA sola serie (un componente), ancho compacto, encabezado «&lt;Metal&gt; (&lt;Comp&gt;) — ppm». El gráfico aplica en PASO 2 de tendencia y cuando pidan «gráfico» en tendencia de un metal (del componente relevante). Sigue el modelo ASCII de arriba (valor en Y, fechas en X, líneas LP/LC).</w:t>
+        <w:t>CÓMO CONSTRUIR EL GRÁFICO ASCII (tendencia) — pasos OBLIGATORIOS para que salga LEGIBLE (el gráfico importa; si no puede salir bien inline, OFRÉCELO y constrúyelo bien al pedirlo): 1) COMPONENTE = el MÁS RELEVANTE = el de valores más altos / con críticos (EsRelevante=1). ⛔ NUNCA grafiques un componente plano en ~0 (ej.: Cu del CA3165 → grafica el MOTOR 4.0→6.8, ⛔ NO MT LH ~0.2). 2) EJE Y = el VALOR del metal (⛔ NO el nº de muestra): toma ~6 niveles entre 0 y un poco por encima del máximo (y por encima de LC); cada muestra es un punto en la FILA del nivel más cercano a su valor (un valor 6.8 va arriba, un 0.6 va abajo). 3) EJE X = las fechas en orden cronológico izq→der, una columna por muestra. 4) LP y LC = líneas horizontales punteadas en su nivel Y, rotuladas «LP»/«LC» a la derecha. 5) UNA sola serie (un componente), ancho compacto, encabezado «&lt;Metal&gt; (&lt;Comp&gt;) — ppm». El gráfico aplica en PASO 2 de tendencia y cuando pidan «gráfico» en tendencia de un metal (del componente relevante). Sigue el modelo ASCII de arriba (valor en Y, fechas en X, líneas LP/LC). 6) El gráfico SIEMPRE va DENTRO de un bloque de código (```...```) → se ve monospace y ALINEADO; ⛔ NUNCA como texto suelto en una línea (se desalinea/rompe). Al re-pedir «el gráfico», COPIA el mismo bloque ``` del último turno carácter por carácter (no lo reconstruyas).</w:t>
       </w:r>
     </w:p>
     <w:p>

--- a/docs/copilot/knowledge/Formatos_de_Respuesta.docx
+++ b/docs/copilot/knowledge/Formatos_de_Respuesta.docx
@@ -2550,7 +2550,7 @@
     </w:p>
     <w:p>
       <w:r>
-        <w:t>CÓMO CONSTRUIR EL GRÁFICO ASCII (tendencia) — pasos OBLIGATORIOS para que salga LEGIBLE (el gráfico importa; si no puede salir bien inline, OFRÉCELO y constrúyelo bien al pedirlo): 1) COMPONENTE = el MÁS RELEVANTE = el de valores más altos / con críticos (EsRelevante=1). ⛔ NUNCA grafiques un componente plano en ~0 (ej.: Cu del CA3165 → grafica el MOTOR 4.0→6.8, ⛔ NO MT LH ~0.2). 2) EJE Y = el VALOR del metal (⛔ NO el nº de muestra): toma ~6 niveles entre 0 y un poco por encima del máximo (y por encima de LC); cada muestra es un punto en la FILA del nivel más cercano a su valor (un valor 6.8 va arriba, un 0.6 va abajo). 3) EJE X = las fechas en orden cronológico izq→der, una columna por muestra. 4) LP y LC = líneas horizontales punteadas en su nivel Y, rotuladas «LP»/«LC» a la derecha. 5) UNA sola serie (un componente), ancho compacto, encabezado «&lt;Metal&gt; (&lt;Comp&gt;) — ppm». El gráfico aplica en PASO 2 de tendencia y cuando pidan «gráfico» en tendencia de un metal (del componente relevante). Sigue el modelo ASCII de arriba (valor en Y, fechas en X, líneas LP/LC). 6) El gráfico SIEMPRE va DENTRO de un bloque de código (```...```) → se ve monospace y ALINEADO; ⛔ NUNCA como texto suelto en una línea (se desalinea/rompe). Al re-pedir «el gráfico», COPIA el mismo bloque ``` del último turno carácter por carácter (no lo reconstruyas).</w:t>
+        <w:t>CÓMO CONSTRUIR EL GRÁFICO ASCII (tendencia) — pasos OBLIGATORIOS para que salga LEGIBLE (el gráfico importa; si no puede salir bien inline, OFRÉCELO y constrúyelo bien al pedirlo): 1) COMPONENTE = el MÁS RELEVANTE = el de valores más altos / con críticos (EsRelevante=1). ⛔ NUNCA grafiques un componente plano en ~0 (ej.: Cu del CA3165 → grafica el MOTOR 4.0→6.8, ⛔ NO MT LH ~0.2). 2) EJE Y = el VALOR del metal (⛔ NO el nº de muestra): toma ~6 niveles entre 0 y un poco por encima del máximo (y por encima de LC); cada muestra es un punto en la FILA del nivel más cercano a su valor (un valor 6.8 va arriba, un 0.6 va abajo). 3) EJE X = las fechas en orden cronológico izq→der, una columna por muestra. 4) LP y LC = líneas horizontales punteadas en su nivel Y, rotuladas «LP»/«LC» a la derecha. 5) UNA sola serie (un componente), ancho compacto, encabezado «&lt;Metal&gt; (&lt;Comp&gt;) — ppm». El gráfico aplica en PASO 2 de tendencia y cuando pidan «gráfico» en tendencia de un metal (del componente relevante). Sigue el modelo ASCII de arriba (valor en Y, fechas en X, líneas LP/LC). 6) El gráfico SIEMPRE va DENTRO de un bloque de código (```...```) → se ve monospace y ALINEADO; ⛔ NUNCA como texto suelto en una línea (se desalinea/rompe). Al re-pedir «el gráfico», COPIA el mismo bloque ``` del último turno carácter por carácter (no lo reconstruyas). ⭐ ALTERNATIVA ROBUSTA (preferida para el RE-PEDIDO): vw_TendenciaElemento trae la columna Spark = sparkline ▁▂▃▄▅▆▇█ pre-computado (1 por componente/parámetro). (a) En las tablas de tendencia, la columna «Tend.» muestra el Spark (en vez del ↑↓→). (b) Al re-pedir «el gráfico», COPIA el Spark (o el bloque 2D del último turno) TAL CUAL: el Spark viene en los datos y ⛔ NUNCA se regenera (no se rompe ni trae valores viejos). El gráfico ASCII 2D detallado sigue siendo inline, del componente más relevante.</w:t>
       </w:r>
     </w:p>
     <w:p>

--- a/docs/copilot/knowledge/Formatos_de_Respuesta.docx
+++ b/docs/copilot/knowledge/Formatos_de_Respuesta.docx
@@ -2550,7 +2550,7 @@
     </w:p>
     <w:p>
       <w:r>
-        <w:t>CÓMO CONSTRUIR EL GRÁFICO ASCII (tendencia) — pasos OBLIGATORIOS para que salga LEGIBLE (el gráfico importa; si no puede salir bien inline, OFRÉCELO y constrúyelo bien al pedirlo): 1) COMPONENTE = el MÁS RELEVANTE = el de valores más altos / con críticos (EsRelevante=1). ⛔ NUNCA grafiques un componente plano en ~0 (ej.: Cu del CA3165 → grafica el MOTOR 4.0→6.8, ⛔ NO MT LH ~0.2). 2) EJE Y = el VALOR del metal (⛔ NO el nº de muestra): toma ~6 niveles entre 0 y un poco por encima del máximo (y por encima de LC); cada muestra es un punto en la FILA del nivel más cercano a su valor (un valor 6.8 va arriba, un 0.6 va abajo). 3) EJE X = las fechas en orden cronológico izq→der, una columna por muestra. 4) LP y LC = líneas horizontales punteadas en su nivel Y, rotuladas «LP»/«LC» a la derecha. 5) UNA sola serie (un componente), ancho compacto, encabezado «&lt;Metal&gt; (&lt;Comp&gt;) — ppm». El gráfico aplica en PASO 2 de tendencia y cuando pidan «gráfico» en tendencia de un metal (del componente relevante). Sigue el modelo ASCII de arriba (valor en Y, fechas en X, líneas LP/LC). 6) El gráfico SIEMPRE va DENTRO de un bloque de código (```...```) → se ve monospace y ALINEADO; ⛔ NUNCA como texto suelto en una línea (se desalinea/rompe). Al re-pedir «el gráfico», COPIA el mismo bloque ``` del último turno carácter por carácter (no lo reconstruyas). ⭐ ALTERNATIVA ROBUSTA (preferida para el RE-PEDIDO): vw_TendenciaElemento trae la columna Spark = sparkline ▁▂▃▄▅▆▇█ pre-computado (1 por componente/parámetro). (a) En las tablas de tendencia, la columna «Tend.» muestra el Spark (en vez del ↑↓→). (b) Al re-pedir «el gráfico», COPIA el Spark (o el bloque 2D del último turno) TAL CUAL: el Spark viene en los datos y ⛔ NUNCA se regenera (no se rompe ni trae valores viejos). El gráfico ASCII 2D detallado sigue siendo inline, del componente más relevante.</w:t>
+        <w:t>GRÁFICO DE TENDENCIA — viene PRE-ARMADO en la vista (⛔ NO lo construyas a mano): vw_TendenciaElemento trae la columna Grafico = gráfico de barras horizontal (título con LP/LC + 1 línea por fecha: fecha, valor, barra █ escalada, marcador :C/:P) del parámetro en ese componente. Para «el gráfico» (inline o re-pedido): COPIA TAL CUAL la columna Grafico de la fila del componente/parámetro MÁS RELEVANTE (el de valores altos/críticos, ⛔ no uno plano ~0) DENTRO de un bloque de código (```...```) para que quede monospace/alineado. El Spark (columna) es la versión mini para la columna «Tend.» de las tablas. ⛔ NUNCA regeneres ni el Grafico ni el Spark: ambos vienen en los datos (copiar = robusto; rehacer = se rompe y trae datos viejos).</w:t>
       </w:r>
     </w:p>
     <w:p>

--- a/docs/copilot/knowledge/Formatos_de_Respuesta.docx
+++ b/docs/copilot/knowledge/Formatos_de_Respuesta.docx
@@ -2550,7 +2550,7 @@
     </w:p>
     <w:p>
       <w:r>
-        <w:t>GRÁFICO DE TENDENCIA — viene PRE-ARMADO en la vista (⛔ NO lo construyas a mano): vw_TendenciaElemento trae la columna Grafico = gráfico de barras horizontal (título con LP/LC + 1 línea por fecha: fecha, valor, barra █ escalada, marcador :C/:P) del parámetro en ese componente. Para «el gráfico» (inline o re-pedido): COPIA TAL CUAL la columna Grafico de la fila del componente/parámetro MÁS RELEVANTE (el de valores altos/críticos, ⛔ no uno plano ~0) DENTRO de un bloque de código (```...```) para que quede monospace/alineado. El Spark (columna) es la versión mini para la columna «Tend.» de las tablas. ⛔ NUNCA regeneres ni el Grafico ni el Spark: ambos vienen en los datos (copiar = robusto; rehacer = se rompe y trae datos viejos).</w:t>
+        <w:t>GRÁFICO DE TENDENCIA — viene PRE-ARMADO en la vista (⛔ NO lo construyas a mano): vw_TendenciaElemento trae la columna Grafico = gráfico VERTICAL (× a la altura del valor en el eje Y, fechas en X, líneas ······=LC y ------=LP rotuladas, etiqueta ×valor) del parámetro en ese componente. INLINE: COPIA TAL CUAL la columna Grafico; RE-PEDIDO («dame el gráfico»): RE-DELEGA y trae esa columna Grafico (⛔ NUNCA de memoria ni a mano). En ambos, la columna Grafico de la fila del componente/parámetro MÁS RELEVANTE (el de valores altos/críticos, ⛔ no uno plano ~0) DENTRO de un bloque de código (```...```) para que quede monospace/alineado. El Spark (columna) es la versión mini para la columna «Tend.» de las tablas. ⛔ NUNCA regeneres ni el Grafico ni el Spark: ambos vienen en los datos (copiar = robusto; rehacer = se rompe y trae datos viejos).</w:t>
       </w:r>
     </w:p>
     <w:p>

--- a/docs/copilot/knowledge/Formatos_de_Respuesta.docx
+++ b/docs/copilot/knowledge/Formatos_de_Respuesta.docx
@@ -2550,7 +2550,7 @@
     </w:p>
     <w:p>
       <w:r>
-        <w:t>GRÁFICO DE TENDENCIA — viene PRE-ARMADO en la vista (⛔ NO lo construyas a mano): vw_TendenciaElemento trae la columna Grafico = gráfico VERTICAL (× a la altura del valor en el eje Y, fechas en X, líneas ······=LC y ------=LP rotuladas, etiqueta ×valor) del parámetro en ese componente. INLINE: COPIA TAL CUAL la columna Grafico; RE-PEDIDO («dame el gráfico»): RE-DELEGA y trae esa columna Grafico (⛔ NUNCA de memoria ni a mano). En ambos, la columna Grafico de la fila del componente/parámetro MÁS RELEVANTE (el de valores altos/críticos, ⛔ no uno plano ~0) DENTRO de un bloque de código (```...```) para que quede monospace/alineado. El Spark (columna) es la versión mini para la columna «Tend.» de las tablas. ⛔ NUNCA regeneres ni el Grafico ni el Spark: ambos vienen en los datos (copiar = robusto; rehacer = se rompe y trae datos viejos).</w:t>
+        <w:t>GRÁFICO DE TENDENCIA — viene PRE-ARMADO en la vista (⛔ NO lo construyas a mano): vw_TendenciaGrafico trae la columna Grafico = gráfico VERTICAL (× a la altura del valor en el eje Y, fechas en X, líneas ······=LC y ------=LP rotuladas, etiqueta ×valor) del parámetro en ese componente. El gráfico DETALLADO se OFRECE (para aligerar carga) y al pedirlo se trae de vw_TendenciaGrafico de 1 componente (re-delega; ⛔ NUNCA multi-componente=payload, ni de memoria, ni a mano). La columna Grafico de la fila del componente/parámetro MÁS RELEVANTE (el de valores altos/críticos, ⛔ no uno plano ~0) DENTRO de un bloque de código (```...```) para que quede monospace/alineado. El Spark (columna) es la versión mini para la columna «Tend.» de las tablas. ⛔ NUNCA regeneres ni el Grafico ni el Spark: ambos vienen en los datos (copiar = robusto; rehacer = se rompe y trae datos viejos).</w:t>
       </w:r>
     </w:p>
     <w:p>

--- a/docs/copilot/knowledge/Formatos_de_Respuesta.docx
+++ b/docs/copilot/knowledge/Formatos_de_Respuesta.docx
@@ -2572,7 +2572,7 @@
         <w:rPr>
           <w:sz w:val="19"/>
         </w:rPr>
-        <w:t>TENDENCIA DE UN METAL (todos los componentes) — 1 FILA POR COMPONENTE (compacto, anti-corte)</w:t>
+        <w:t>TENDENCIA DE UN METAL (todos los componentes) — 1 FILA POR COMPONENTE (compacto, anti-corte) ⛔ FORMATO DISTINTO DEL HISTORIAL: aquí 1 fila por COMPONENTE con las fechas en COLUMNAS (matriz horizontal); NUNCA pongas las fechas en FILAS (eso es Historial). No cruces ambos formatos aunque los datos se parezcan.</w:t>
       </w:r>
     </w:p>
     <w:p>

--- a/docs/copilot/knowledge/Formatos_de_Respuesta.docx
+++ b/docs/copilot/knowledge/Formatos_de_Respuesta.docx
@@ -20,7 +20,7 @@
         <w:rPr>
           <w:sz w:val="19"/>
         </w:rPr>
-        <w:t>Conocimiento de KomfIA Central. Cuando presentes datos, IMITA EXACTAMENTE la plantilla del tipo de consulta correspondiente. La presentación de datos es UNA SOLA (la matriz vertical): nunca antepongas ni agregues otra versión. Reutiliza el mismo bloque-matriz para todos los tipos.</w:t>
+        <w:t>Conocimiento de KomfIA Central. Cuando presentes datos, IMITA EXACTAMENTE la plantilla del tipo de consulta correspondiente. La presentación de datos es UNA SOLA (la matriz vertical): nunca antepongas ni agregues otra versión. Reutiliza el mismo bloque-matriz para todos los tipos. ⛔ TODOS los ejemplos/esqueletos de este doc son ILUSTRATIVOS: el equipo es «CAxxxx» y las fechas y cifras son FICTICIAS. NUNCA copies esos valores (equipo, fecha ni número) como datos — usa EXCLUSIVAMENTE las filas devueltas por el SELECT del último turno. Si un valor coincide con el ejemplo, sospecha y re-verifica.</w:t>
       </w:r>
     </w:p>
     <w:p>
@@ -283,7 +283,7 @@
           <w:color w:val="1A1A1A"/>
           <w:sz w:val="17"/>
         </w:rPr>
-        <w:t>A continuación, el último análisis del Motor de Tracción LH del CA3171 (Antapaccay), del 08-Jun.</w:t>
+        <w:t>A continuación, el último análisis del Motor de Tracción LH del CAxxxx (Antapaccay), del 08-Jun.</w:t>
       </w:r>
     </w:p>
     <w:p>
@@ -368,7 +368,7 @@
           <w:color w:val="1A1A1A"/>
           <w:sz w:val="17"/>
         </w:rPr>
-        <w:t>| Mod./Eqp. | CA3171 |</w:t>
+        <w:t>| Mod./Eqp. | CAxxxx |</w:t>
       </w:r>
     </w:p>
     <w:p>
@@ -1219,7 +1219,7 @@
           <w:color w:val="1A1A1A"/>
           <w:sz w:val="17"/>
         </w:rPr>
-        <w:t>A continuación, la tendencia de las 6 últimas muestras del MT LH del CA3171 (Antapaccay).</w:t>
+        <w:t>A continuación, la tendencia de las 6 últimas muestras del MT LH del CAxxxx (Antapaccay).</w:t>
       </w:r>
     </w:p>
     <w:p>
@@ -1304,7 +1304,7 @@
           <w:color w:val="1A1A1A"/>
           <w:sz w:val="17"/>
         </w:rPr>
-        <w:t>| Mod./Eqp. | CA3171 |</w:t>
+        <w:t>| Mod./Eqp. | CAxxxx |</w:t>
       </w:r>
     </w:p>
     <w:p>
@@ -2443,7 +2443,7 @@
           <w:color w:val="1A1A1A"/>
           <w:sz w:val="17"/>
         </w:rPr>
-        <w:t>Estado General — CA3171 MT LH</w:t>
+        <w:t>Estado General — CAxxxx MT LH</w:t>
       </w:r>
     </w:p>
     <w:p>
@@ -2583,7 +2583,7 @@
         <w:rPr>
           <w:sz w:val="19"/>
         </w:rPr>
-        <w:t>Cuando piden la tendencia de UN metal sin nombrar componente (ej. «tendencia del Cu del CA3165»). Fuente: vw_TendenciaElemento WHERE Parametro=&lt;metal&gt; (1 fila/componente, d1..d6 + f1..f6 + LP/LC/Prom/Sigma/Tendencia). SOLO campos que NO se repiten entre fechas → columnas propias; el resto, una celda por fecha.</w:t>
+        <w:t>Cuando piden la tendencia de UN metal sin nombrar componente (ej. «tendencia del Cu del CAxxxx»). Fuente: vw_TendenciaElemento WHERE Parametro=&lt;metal&gt; (1 fila/componente, d1..d6 + f1..f6 + LP/LC/Prom/Sigma/Tendencia). SOLO campos que NO se repiten entre fechas → columnas propias; el resto, una celda por fecha.</w:t>
       </w:r>
     </w:p>
     <w:p>
@@ -2605,7 +2605,7 @@
         <w:rPr>
           <w:sz w:val="19"/>
         </w:rPr>
-        <w:t>Tendencia del Cu del CA3165 — por componente (ppm):</w:t>
+        <w:t>Tendencia del Cu del CAxxxx — por componente (ppm):</w:t>
       </w:r>
     </w:p>
     <w:p>
@@ -2835,7 +2835,7 @@
           <w:color w:val="1A1A1A"/>
           <w:sz w:val="17"/>
         </w:rPr>
-        <w:t>| CA3174 | MT RH | 22-May | 311.6 🟥 | 1.8 | 118.4 | — | 🟥 |</w:t>
+        <w:t>| CAxxxx | MT RH | 22-May | 311.6 🟥 | 1.8 | 118.4 | — | 🟥 |</w:t>
       </w:r>
     </w:p>
     <w:p>
@@ -2852,7 +2852,7 @@
           <w:color w:val="1A1A1A"/>
           <w:sz w:val="17"/>
         </w:rPr>
-        <w:t>| CA3165 | MT RH | 02-Jun | 244.7 🟥 | 2.39 🟨 | 78.0 | — | 🟥 |</w:t>
+        <w:t>| CAxxxx | MT RH | 02-Jun | 244.7 🟥 | 2.39 🟨 | 78.0 | — | 🟥 |</w:t>
       </w:r>
     </w:p>
     <w:p>
@@ -2869,7 +2869,7 @@
           <w:color w:val="1A1A1A"/>
           <w:sz w:val="17"/>
         </w:rPr>
-        <w:t>| CA3177 | MT LH | 29-May | 146.1 | 1.71 | 201.4 🟥 | — | 🟥 |</w:t>
+        <w:t>| CAxxxx | MT LH | 29-May | 146.1 | 1.71 | 201.4 🟥 | — | 🟥 |</w:t>
       </w:r>
     </w:p>
     <w:p>
@@ -2886,7 +2886,7 @@
           <w:color w:val="1A1A1A"/>
           <w:sz w:val="17"/>
         </w:rPr>
-        <w:t>| CA3161 | MT LH | 05-Jun | 228.6 🟨 | — | — | — | 🟨 |</w:t>
+        <w:t>| CAxxxx | MT LH | 05-Jun | 228.6 🟨 | — | — | — | 🟨 |</w:t>
       </w:r>
     </w:p>
     <w:p>
@@ -2903,7 +2903,7 @@
           <w:color w:val="1A1A1A"/>
           <w:sz w:val="17"/>
         </w:rPr>
-        <w:t>| CA3193 | MT RH | 19-May | — | — | — | 3.68 🟨 | 🟨 |</w:t>
+        <w:t>| CAxxxx | MT RH | 19-May | — | — | — | 3.68 🟨 | 🟨 |</w:t>
       </w:r>
     </w:p>
     <w:p>
@@ -2980,7 +2980,7 @@
           <w:rFonts w:ascii="Consolas" w:hAnsi="Consolas"/>
           <w:sz w:val="17"/>
         </w:rPr>
-        <w:t>Diagnóstico del CA3177 (Antapaccay) — 2 de 6 compartimientos observados (el resto, dentro de límite).</w:t>
+        <w:t>Diagnóstico del CAxxxx (Antapaccay) — 2 de 6 compartimientos observados (el resto, dentro de límite).</w:t>
       </w:r>
     </w:p>
     <w:p>
@@ -3030,7 +3030,7 @@
           <w:rFonts w:ascii="Consolas" w:hAnsi="Consolas"/>
           <w:sz w:val="17"/>
         </w:rPr>
-        <w:t>| Mod./Eqp. | 980E / CA3177 |</w:t>
+        <w:t>| Mod./Eqp. | 980E / CAxxxx |</w:t>
       </w:r>
     </w:p>
     <w:p>
@@ -3423,7 +3423,7 @@
           <w:color w:val="1A1A1A"/>
           <w:sz w:val="17"/>
         </w:rPr>
-        <w:t>| CA3161 | 42 230 | 4 698 | Hidr. | Cu 🟥, Sn 🟨 | 05-Jun | C |</w:t>
+        <w:t>| CAxxxx | 42 230 | 4 698 | Hidr. | Cu 🟥, Sn 🟨 | 05-Jun | C |</w:t>
       </w:r>
     </w:p>
     <w:p>
@@ -3440,7 +3440,7 @@
           <w:color w:val="1A1A1A"/>
           <w:sz w:val="17"/>
         </w:rPr>
-        <w:t>| CA3165 | 36 271 | 2 858 | MT RH | Fe 🟥, Cr 🟨 | 02-Jun | C |</w:t>
+        <w:t>| CAxxxx | 36 271 | 2 858 | MT RH | Fe 🟥, Cr 🟨 | 02-Jun | C |</w:t>
       </w:r>
     </w:p>
     <w:p>
@@ -3457,7 +3457,7 @@
           <w:color w:val="1A1A1A"/>
           <w:sz w:val="17"/>
         </w:rPr>
-        <w:t>| CA3169 | 36 472 | 1 834 | Motor · Hidr. | PQ 🟥 · Cu 🟥 | 07-Jun | M |</w:t>
+        <w:t>| CAxxxx | 36 472 | 1 834 | Motor · Hidr. | PQ 🟥 · Cu 🟥 | 07-Jun | M |</w:t>
       </w:r>
     </w:p>
     <w:p>
@@ -3474,7 +3474,7 @@
           <w:color w:val="1A1A1A"/>
           <w:sz w:val="17"/>
         </w:rPr>
-        <w:t>| CA3171 | 35 257 | 2 729 | MT LH | Cr 🟥 | 28-May | M |</w:t>
+        <w:t>| CAxxxx | 35 257 | 2 729 | MT LH | Cr 🟥 | 28-May | M |</w:t>
       </w:r>
     </w:p>
     <w:p>
@@ -3602,7 +3602,7 @@
           <w:color w:val="1A1A1A"/>
           <w:sz w:val="17"/>
         </w:rPr>
-        <w:t>| CA3160 | Sist. Hidr. | 06-Jun | 41 689 | Cu 7.9 🟥 · Ca 2608 🟥 inf · Zn 1126 🟥 inf · Mg 15.5 🟥 inf |</w:t>
+        <w:t>| CAxxxx | Sist. Hidr. | 06-Jun | 41 689 | Cu 7.9 🟥 · Ca 2608 🟥 inf · Zn 1126 🟥 inf · Mg 15.5 🟥 inf |</w:t>
       </w:r>
     </w:p>
     <w:p>
@@ -3614,7 +3614,7 @@
           <w:color w:val="1A1A1A"/>
           <w:sz w:val="17"/>
         </w:rPr>
-        <w:t>| CA3160 | Rueda Del. RH | 06-Jun | 15 407 | Fe 36.7 🟨 |</w:t>
+        <w:t>| CAxxxx | Rueda Del. RH | 06-Jun | 15 407 | Fe 36.7 🟨 |</w:t>
       </w:r>
     </w:p>
     <w:p>
@@ -3626,7 +3626,7 @@
           <w:color w:val="1A1A1A"/>
           <w:sz w:val="17"/>
         </w:rPr>
-        <w:t>| CA3161 | Sist. Hidr. | 05-Jun | 42 230 | Cu 11.9 🟥 · Sn 1.6 🟨 · Ca 4023 🟥 inf · Zn 1618 🟥 inf · Mg 17.7 🟥 inf |</w:t>
+        <w:t>| CAxxxx | Sist. Hidr. | 05-Jun | 42 230 | Cu 11.9 🟥 · Sn 1.6 🟨 · Ca 4023 🟥 inf · Zn 1618 🟥 inf · Mg 17.7 🟥 inf |</w:t>
       </w:r>
     </w:p>
     <w:p>
@@ -3667,7 +3667,7 @@
           <w:color w:val="1A1A1A"/>
           <w:sz w:val="17"/>
         </w:rPr>
-        <w:t>**CA3169 (Comp. Observados)**</w:t>
+        <w:t>**CAxxxx (Comp. Observados)**</w:t>
       </w:r>
     </w:p>
     <w:p>
@@ -3904,7 +3904,7 @@
           <w:rFonts w:ascii="Consolas" w:hAnsi="Consolas"/>
           <w:sz w:val="17"/>
         </w:rPr>
-        <w:t>1) GENERAL del equipo («historial del CA3171»): una fila por muestra (comp.+fecha). Columnas: Fec. | Hor. | Hor. Ace. | Comp. | Met. Obs. | CM | Est. Gen.  (Met. Obs. = columna Mets_Obs).  (todo el equipo = TOP 40 muestras recientes; si se acota mucho, pide un componente para el detalle completo.)</w:t>
+        <w:t>1) GENERAL del equipo («historial del CAxxxx»): una fila por muestra (comp.+fecha). Columnas: Fec. | Hor. | Hor. Ace. | Comp. | Met. Obs. | CM | Est. Gen.  (Met. Obs. = columna Mets_Obs).  (todo el equipo = TOP 30 muestras recientes; si se acota mucho, pide un componente para el detalle completo.)</w:t>
       </w:r>
     </w:p>
     <w:p>
@@ -3914,7 +3914,7 @@
           <w:rFonts w:ascii="Consolas" w:hAnsi="Consolas"/>
           <w:sz w:val="17"/>
         </w:rPr>
-        <w:t>2) UN METAL en el equipo («historial del Fe del CA3171»): Fec. | Hor. | Hor. Ace. | Comp. | &lt;metal&gt; | CM | Est. Gen.  (el valor del metal con chip).  (todo el equipo = TOP 40 recientes; pide un componente para ver todo.)</w:t>
+        <w:t>2) UN METAL en el equipo («historial del Fe del CAxxxx»): Fec. | Hor. | Hor. Ace. | Comp. | &lt;metal&gt; | CM | Est. Gen.  (el valor del metal con chip).  (todo el equipo = TOP 30 recientes; pide un componente para ver todo.)</w:t>
       </w:r>
     </w:p>
     <w:p>
@@ -3954,7 +3954,7 @@
           <w:rFonts w:ascii="Consolas" w:hAnsi="Consolas"/>
           <w:sz w:val="17"/>
         </w:rPr>
-        <w:t>Ejemplo variante 4 — CA3171 · MT LH · historial (2 meses):</w:t>
+        <w:t>Ejemplo variante 4 — CAxxxx · MT LH · historial (2 meses):</w:t>
       </w:r>
     </w:p>
     <w:p>

--- a/docs/copilot/knowledge/Formatos_de_Respuesta.docx
+++ b/docs/copilot/knowledge/Formatos_de_Respuesta.docx
@@ -3525,7 +3525,7 @@
           <w:color w:val="1A1A1A"/>
           <w:sz w:val="17"/>
         </w:rPr>
-        <w:t>PASO 2 — DETALLE (follow-up «detalle / detalle completo / detalle de todos / de un equipo»). Adapta el formato al ALCANCE (según para qué se pide): (A) TODOS los observados o MUCHOS (más de ~6 equipos) → UNA TABLA CONSOLIDADA (ejemplo (A) abajo): una fila por equipo·componente; ⛔ NO 25 matrices (no caben en un mensaje y el modelo se corta). (B) UN equipo, o POCOS equipos NOMBRADOS (≤6) → la MATRIZ compacta por equipo (formato Excel del área; ejemplo (B) abajo), título «CAxxxx (Comp. Observados) — Fec. dd-MMM». En AMBOS casos los valores llevan chip leído de la columna Detalle (':C'→🟥, ':P'→🟨, sufijo ' inf'→informativo Ca/Zn/K/Mg), críticos arriba; ⛔ NUNCA el esqueleto de 4 grupos (Met.Desg/Contam/Adit/Salud) de último análisis.</w:t>
+        <w:t>PASO 2 — DETALLE (follow-up «detalle / detalle completo / detalle de todos / de un equipo»). Adapta el formato al ALCANCE (según para qué se pide): (A) TODOS los observados o MUCHOS (más de ~6 equipos) → UNA MATRIZ POR COMPONENTE (ejemplo (A) abajo): filas=equipo, columnas=componentes observados (abrev.), celda=metales de ese comp.; ⛔ NO 25 matrices por-equipo (no caben y el modelo se corta). (B) UN equipo, o POCOS equipos NOMBRADOS (≤6) → la MATRIZ compacta por equipo (formato Excel del área; ejemplo (B) abajo), título «CAxxxx (Comp. Observados) — Fec. dd-MMM». En AMBOS casos los valores llevan chip leído de la columna Detalle (':C'→🟥, ':P'→🟨, sufijo ' inf'→informativo Ca/Zn/K/Mg), críticos arriba; ⛔ NUNCA el esqueleto de 4 grupos (Met.Desg/Contam/Adit/Salud) de último análisis.</w:t>
       </w:r>
     </w:p>
     <w:p>
@@ -3554,7 +3554,7 @@
           <w:color w:val="1A1A1A"/>
           <w:sz w:val="17"/>
         </w:rPr>
-        <w:t>(A) TODOS / MUCHOS (&gt;6 equipos) → TABLA CONSOLIDADA — una fila por equipo·componente observado; valores con chip desde Detalle; críticos arriba. NO matrices:</w:t>
+        <w:t>(A) TODOS / MUCHOS (&gt;6 equipos) → MATRIZ POR COMPONENTE — filas=EQUIPO, columnas=los COMPONENTES observados (abrevia: MT LH, MT RH, RD LH, RD RH, Motor, SH; en ese orden). Celda = los metales DETERMINANTES de ESE componente en ese equipo, con chip desde Detalle (críticos 1º); «—» si ese componente está OK o sin muestra. OMITE toda columna de componente que NO tenga ningún observado en la flota. Los informativos (Ca/Zn/K/Mg, ' inf') NO van en la celda: se resumen al pie. Ideal para el barrido (vista rápida de qué componente de qué camión por qué metal):</w:t>
       </w:r>
     </w:p>
     <w:p>
@@ -3566,7 +3566,7 @@
           <w:color w:val="1A1A1A"/>
           <w:sz w:val="17"/>
         </w:rPr>
-        <w:t>Detalle — flota 980E Antapaccay: SOLO componentes con ≥1 crítico (NumCrit&gt;0); los de solo precaución se resumen al pie «(+N en precaución — pide 'precauciones')». Críticos arriba.</w:t>
+        <w:t>Detalle — flota 980E Antamina (matriz por componente): SOLO equipos con ≥1 crítico (NumCrit&gt;0); los de solo precaución se resumen al pie «(+N en precaución — pide 'precauciones')». Equipos con más críticos arriba.</w:t>
       </w:r>
     </w:p>
     <w:p>
@@ -3578,7 +3578,7 @@
           <w:color w:val="1A1A1A"/>
           <w:sz w:val="17"/>
         </w:rPr>
-        <w:t>| Eqp. | Comp. | Fec. | Hor. Comp. | Parámetros fuera de límite |</w:t>
+        <w:t>| Eqp. | MT LH | MT RH | RD LH | RD RH | Motor | SH |</w:t>
       </w:r>
     </w:p>
     <w:p>
@@ -3602,7 +3602,7 @@
           <w:color w:val="1A1A1A"/>
           <w:sz w:val="17"/>
         </w:rPr>
-        <w:t>| CAxxxx | Sist. Hidr. | 06-Jun | 41 689 | Cu 7.9 🟥 · Ca 2608 🟥 inf · Zn 1126 🟥 inf · Mg 15.5 🟥 inf |</w:t>
+        <w:t>| HT333 | Fe 🟥 | Cr 🟥 | Fe 🟨 | Fe 🟨 | — | Cu 🟥 · Si 🟨 |</w:t>
       </w:r>
     </w:p>
     <w:p>
@@ -3614,7 +3614,7 @@
           <w:color w:val="1A1A1A"/>
           <w:sz w:val="17"/>
         </w:rPr>
-        <w:t>| CAxxxx | Rueda Del. RH | 06-Jun | 15 407 | Fe 36.7 🟨 |</w:t>
+        <w:t>| HT308 | — | — | — | — | Na 🟥 | Cu 🟥 |</w:t>
       </w:r>
     </w:p>
     <w:p>
@@ -3626,7 +3626,7 @@
           <w:color w:val="1A1A1A"/>
           <w:sz w:val="17"/>
         </w:rPr>
-        <w:t>| CAxxxx | Sist. Hidr. | 05-Jun | 42 230 | Cu 11.9 🟥 · Sn 1.6 🟨 · Ca 4023 🟥 inf · Zn 1618 🟥 inf · Mg 17.7 🟥 inf |</w:t>
+        <w:t>| HT323 | Cr 🟥 | — | Fe 🟨 | — | — | Cu 🟥 |</w:t>
       </w:r>
     </w:p>
     <w:p>
@@ -3638,7 +3638,7 @@
           <w:color w:val="1A1A1A"/>
           <w:sz w:val="17"/>
         </w:rPr>
-        <w:t>| … | … | … | … | … |</w:t>
+        <w:t>| … | … | … | … | … | … | … |</w:t>
       </w:r>
     </w:p>
     <w:p>
@@ -3974,7 +3974,7 @@
           <w:rFonts w:ascii="Consolas" w:hAnsi="Consolas"/>
           <w:sz w:val="17"/>
         </w:rPr>
-        <w:t>|---|---|---|---|---|---|</w:t>
+        <w:t>|---|---|---|---|---|---|---|</w:t>
       </w:r>
     </w:p>
     <w:p>

--- a/docs/copilot/knowledge/Formatos_de_Respuesta.docx
+++ b/docs/copilot/knowledge/Formatos_de_Respuesta.docx
@@ -1389,7 +1389,7 @@
           <w:color w:val="1A1A1A"/>
           <w:sz w:val="17"/>
         </w:rPr>
-        <w:t>|---|---|---|</w:t>
+        <w:t>|---|---|---|---|---|---|---|</w:t>
       </w:r>
     </w:p>
     <w:p>
@@ -1542,7 +1542,7 @@
           <w:color w:val="1A1A1A"/>
           <w:sz w:val="17"/>
         </w:rPr>
-        <w:t>⚖️ FUENTE Y PESO: el detalle viene de la vista vw_TendenciaElemento (re-delegada con el compartimiento EXACTO), 1 fila por parámetro con d1..d6 = los 6 valores cronológicos, cada uno con MARCADOR :C/:P (conviértelo a 🟥/🟨 al pintar; informativos con Inf=1 llevan  inf ), más LP, LC, Prom, Sigma, Tendencia. Pinta: |Par.|LP|LC| + las 6 fechas del PASO 1 como encabezado, mapeando d1→1ª fecha … d6→última. POR DEFECTO solo las filas EsRelevante=1 (superan umbral; típico 4-8, NO las 17). La matriz COMPLETA de los 4 grupos (abajo) va SOLO si piden «todos los parámetros / matriz completa». Mantén 1 gráfico ASCII (métrica top) + tabla |Par.|Prom.|σ| (de la vista) + 🔧 recom. (última muestra). ⛔ NO recalcules el estado ni pivotes filas crudas: el marcador :C/:P ya viene hecho, solo conviértelo a chip.</w:t>
+        <w:t>⚖️ FUENTE Y PESO: el detalle viene de la vista vw_TendenciaElemento (re-delegada con el compartimiento EXACTO), 1 fila por parámetro con d1..d6 = los 6 valores cronológicos, cada uno con MARCADOR :C/:P (conviértelo a 🟥/🟨 al pintar; informativos con Inf=1 llevan  inf ), más LP, LC, Prom, Sigma, Tendencia. Pinta: |Par.|LP|LC| + las 6 fechas del PASO 1 como encabezado, mapeando d1→1ª fecha … d6→última. POR DEFECTO solo las filas EsRelevante=1 (superan umbral; típico 4-8, NO las 17). La matriz COMPLETA de los 4 grupos (abajo) va SOLO si piden «todos los parámetros / matriz completa». Mantén 1 gráfico ASCII (métrica top) + tabla |Par.|Prom.|σ| (de la vista) + 🔧 recom. (última muestra). ⛔ NO recalcules el estado ni pivotes filas crudas: el marcador :C/:P ya viene hecho, solo conviértelo a chip. NUEVO: trae también Acumulado (Σvida = Σ del ppm del metal en TODAS las muestras no-DDI registradas del componente — proxy de desgaste/exposición acumulada en la vida del componente) y NmAcum (nº de muestras sumadas). Píntala como «Σvida» = «valor (NmAcum)» en el Resumen estadístico. ⚠ Solo tiene sentido para metales de desgaste (Fe, PQ, Cr, Ni, Cu, Pb, Sn, Al); ⛔ omite Σvida para V100/TBN (la suma de viscosidad/TBN no es interpretable).</w:t>
       </w:r>
     </w:p>
     <w:p>
@@ -2171,7 +2171,7 @@
           <w:color w:val="1A1A1A"/>
           <w:sz w:val="17"/>
         </w:rPr>
-        <w:t>| Par. | Prom. | σ | Obs. |</w:t>
+        <w:t>| Par. | Prom. | σ | Σvida | Obs. |</w:t>
       </w:r>
     </w:p>
     <w:p>
@@ -2188,7 +2188,7 @@
           <w:color w:val="1A1A1A"/>
           <w:sz w:val="17"/>
         </w:rPr>
-        <w:t>|---|---|---|---|</w:t>
+        <w:t>|---|---|---|---|---|</w:t>
       </w:r>
     </w:p>
     <w:p>
@@ -2205,7 +2205,7 @@
           <w:color w:val="1A1A1A"/>
           <w:sz w:val="17"/>
         </w:rPr>
-        <w:t>| Fe | 83.9 | 21.3 | dentro de límite, descendente |</w:t>
+        <w:t>| Fe | 83.9 | 21.3 | 1 510.2 (18) | dentro de límite, descendente |</w:t>
       </w:r>
     </w:p>
     <w:p>
@@ -2222,7 +2222,7 @@
           <w:color w:val="1A1A1A"/>
           <w:sz w:val="17"/>
         </w:rPr>
-        <w:t>| Cr | 4.87 | 2.60 | 5/6 muestras &gt; LC; normaliza 08-Jun |</w:t>
+        <w:t>| Cr | 4.87 | 2.60 | 82.8 (17) | 5/6 muestras &gt; LC; normaliza 08-Jun |</w:t>
       </w:r>
     </w:p>
     <w:p>
@@ -2239,7 +2239,7 @@
           <w:color w:val="1A1A1A"/>
           <w:sz w:val="17"/>
         </w:rPr>
-        <w:t>| Zn | 33.5 | 65.8 | picos anómalos 23-May y 08-Jun |</w:t>
+        <w:t>| Zn | 33.5 | 65.8 | 570.1 (17) inf | picos anómalos 23-May y 08-Jun |</w:t>
       </w:r>
     </w:p>
     <w:p>
@@ -2715,7 +2715,7 @@
         <w:rPr>
           <w:sz w:val="19"/>
         </w:rPr>
-        <w:t>- Luego: 1 gráfico ASCII del componente más relevante + Resumen estadístico | Comp. | Prom. | σ | Obs. |. Cierra 📈.</w:t>
+        <w:t>- Luego: 1 gráfico ASCII del componente más relevante + Resumen estadístico | Comp. | Prom. | σ | Σvida | Obs. |. Cierra 📈.</w:t>
       </w:r>
     </w:p>
     <w:p>
@@ -3100,7 +3100,7 @@
           <w:rFonts w:ascii="Consolas" w:hAnsi="Consolas"/>
           <w:sz w:val="17"/>
         </w:rPr>
-        <w:t>|---|---|---|---|---|---|---|</w:t>
+        <w:t>|---|---|---|</w:t>
       </w:r>
     </w:p>
     <w:p>
@@ -3590,7 +3590,7 @@
           <w:color w:val="1A1A1A"/>
           <w:sz w:val="17"/>
         </w:rPr>
-        <w:t>|---|---|---|---|---|</w:t>
+        <w:t>|---|---|---|---|---|---|---|</w:t>
       </w:r>
     </w:p>
     <w:p>
@@ -3974,7 +3974,7 @@
           <w:rFonts w:ascii="Consolas" w:hAnsi="Consolas"/>
           <w:sz w:val="17"/>
         </w:rPr>
-        <w:t>|---|---|---|---|---|---|---|</w:t>
+        <w:t>|---|---|---|---|---|---|</w:t>
       </w:r>
     </w:p>
     <w:p>

--- a/docs/copilot/knowledge/Formatos_de_Respuesta.docx
+++ b/docs/copilot/knowledge/Formatos_de_Respuesta.docx
@@ -3525,7 +3525,7 @@
           <w:color w:val="1A1A1A"/>
           <w:sz w:val="17"/>
         </w:rPr>
-        <w:t>PASO 2 — DETALLE (follow-up «detalle / detalle completo / detalle de todos / de un equipo»). Adapta el formato al ALCANCE (según para qué se pide): (A) TODOS los observados o MUCHOS (más de ~6 equipos) → UNA MATRIZ POR COMPONENTE (ejemplo (A) abajo): filas=equipo, columnas=componentes observados (abrev.), celda=metales de ese comp.; ⛔ NO 25 matrices por-equipo (no caben y el modelo se corta). (B) UN equipo, o POCOS equipos NOMBRADOS (≤6) → la MATRIZ compacta por equipo (formato Excel del área; ejemplo (B) abajo), título «CAxxxx (Comp. Observados) — Fec. dd-MMM». En AMBOS casos los valores llevan chip leído de la columna Detalle (':C'→🟥, ':P'→🟨, sufijo ' inf'→informativo Ca/Zn/K/Mg), críticos arriba; ⛔ NUNCA el esqueleto de 4 grupos (Met.Desg/Contam/Adit/Salud) de último análisis.</w:t>
+        <w:t>PASO 2 — DETALLE (follow-up «detalle / detalle completo / detalle de todos / de un equipo»). Adapta el formato al ALCANCE (según para qué se pide): (A) TODOS los observados o MUCHOS (más de ~6 equipos) → UNA MATRIZ POR COMPONENTE (ejemplo (A) abajo): filas=equipo, columnas=componentes observados (abrev.), celda=metales de ese comp.; ⛔ NO 25 matrices por-equipo (no caben y el modelo se corta). (B) UN equipo, o POCOS equipos NOMBRADOS (≤6) → la MATRIZ compacta por equipo (formato Excel del área; ejemplo (B) abajo), título «CAxxxx (Comp. Observados) — Fec. dd-MMM». En AMBOS casos los valores llevan chip leído de la columna Detalle (':C'→🟥, ':P'→🟨, sufijo ' inf'→informativo Ca/Zn/K/Mg), críticos arriba; ⛔ NUNCA el esqueleto de 4 grupos (Met.Desg/Contam/Adit/Salud) de último análisis. NUEVO — «Valores y límites» (agrupado): tras la matriz, añade un bloque que AGRUPA por COMPONENTE → por METAL (con su límite UNA sola vez) → los equipos afectados con su valor+chip, leyendo value(LC/LP) de la columna Detalle (formato 'Cu=24.2(LC4):C'). Colapsa PATRONES SISTÉMICOS (mismo comp+metal en muchos equipos) en UNA línea con el conteo. La matriz da el panorama; este bloque da los VALORES y LÍMITES sin repetir el límite en cada celda. ⚡ VELOCIDAD (flota grande, ej. Antamina): si hay MUCHOS equipos (&gt;~15) o un patrón domina, LIDERA con este bloque agrupado y OFRECE la matriz/lista completa — ⛔ NO generes 50 filas de matriz de una (satura la generación y se corta); agrupar = menos texto y más claro.</w:t>
       </w:r>
     </w:p>
     <w:p>
@@ -3639,6 +3639,54 @@
           <w:sz w:val="17"/>
         </w:rPr>
         <w:t>| … | … | … | … | … | … | … |</w:t>
+      </w:r>
+    </w:p>
+    <w:p>
+      <w:pPr/>
+      <w:r>
+        <w:rPr>
+          <w:rFonts w:ascii="Consolas" w:hAnsi="Consolas"/>
+          <w:b w:val="0"/>
+          <w:color w:val="1A1A1A"/>
+          <w:sz w:val="17"/>
+        </w:rPr>
+        <w:t>Valores y límites (agrupado por componente → metal con su límite → equipos afectados; colapsa sistémicos):</w:t>
+      </w:r>
+    </w:p>
+    <w:p>
+      <w:pPr/>
+      <w:r>
+        <w:rPr>
+          <w:rFonts w:ascii="Consolas" w:hAnsi="Consolas"/>
+          <w:b w:val="0"/>
+          <w:color w:val="1A1A1A"/>
+          <w:sz w:val="17"/>
+        </w:rPr>
+        <w:t>MT LH · Fe (LC 230): HT333 245.0 🟥 · Cr (LC 3): HT323 4.1 🟥</w:t>
+      </w:r>
+    </w:p>
+    <w:p>
+      <w:pPr/>
+      <w:r>
+        <w:rPr>
+          <w:rFonts w:ascii="Consolas" w:hAnsi="Consolas"/>
+          <w:b w:val="0"/>
+          <w:color w:val="1A1A1A"/>
+          <w:sz w:val="17"/>
+        </w:rPr>
+        <w:t>Motor · Na (LC 4): HT308 6.1 🟥 (1 equipo)</w:t>
+      </w:r>
+    </w:p>
+    <w:p>
+      <w:pPr/>
+      <w:r>
+        <w:rPr>
+          <w:rFonts w:ascii="Consolas" w:hAnsi="Consolas"/>
+          <w:b w:val="0"/>
+          <w:color w:val="1A1A1A"/>
+          <w:sz w:val="17"/>
+        </w:rPr>
+        <w:t>Sist. Hidr. · Cu (LC 6): HT333 7.9 🟥 · HT308 5.2 🟨 · … (22 equipos — patrón sistémico)</w:t>
       </w:r>
     </w:p>
     <w:p>

--- a/docs/copilot/knowledge/Formatos_de_Respuesta.docx
+++ b/docs/copilot/knowledge/Formatos_de_Respuesta.docx
@@ -2570,6 +2570,7 @@
       </w:pPr>
       <w:r>
         <w:rPr>
+          <w:b/>
           <w:sz w:val="19"/>
         </w:rPr>
         <w:t>TENDENCIA DE UN METAL (todos los componentes) — 1 FILA POR COMPONENTE (compacto, anti-corte) ⛔ FORMATO DISTINTO DEL HISTORIAL: aquí 1 fila por COMPONENTE con las fechas en COLUMNAS (matriz horizontal); NUNCA pongas las fechas en FILAS (eso es Historial). No cruces ambos formatos aunque los datos se parezcan.</w:t>
@@ -3284,6 +3285,7 @@
       <w:r>
         <w:rPr>
           <w:rFonts w:ascii="Consolas" w:hAnsi="Consolas"/>
+          <w:b/>
           <w:color w:val="1A1A1A"/>
           <w:sz w:val="17"/>
         </w:rPr>
@@ -3525,7 +3527,7 @@
           <w:color w:val="1A1A1A"/>
           <w:sz w:val="17"/>
         </w:rPr>
-        <w:t>PASO 2 — DETALLE (follow-up «detalle / detalle completo / detalle de todos / de un equipo»). Adapta el formato al ALCANCE (según para qué se pide): (A) TODOS los observados o MUCHOS (más de ~6 equipos) → UNA MATRIZ POR COMPONENTE (ejemplo (A) abajo): filas=equipo, columnas=componentes observados (abrev.), celda=metales de ese comp.; ⛔ NO 25 matrices por-equipo (no caben y el modelo se corta). (B) UN equipo, o POCOS equipos NOMBRADOS (≤6) → la MATRIZ compacta por equipo (formato Excel del área; ejemplo (B) abajo), título «CAxxxx (Comp. Observados) — Fec. dd-MMM». En AMBOS casos los valores llevan chip leído de la columna Detalle (':C'→🟥, ':P'→🟨, sufijo ' inf'→informativo Ca/Zn/K/Mg), críticos arriba; ⛔ NUNCA el esqueleto de 4 grupos (Met.Desg/Contam/Adit/Salud) de último análisis. NUEVO — «Valores y límites» (agrupado): tras la matriz, añade un bloque que AGRUPA por COMPONENTE → por METAL (con su límite UNA sola vez) → los equipos afectados con su valor+chip, leyendo value(LC/LP) de la columna Detalle (formato 'Cu=24.2(LC4):C'). Colapsa PATRONES SISTÉMICOS (mismo comp+metal en muchos equipos) en UNA línea con el conteo. La matriz da el panorama; este bloque da los VALORES y LÍMITES sin repetir el límite en cada celda. ⚡ VELOCIDAD (flota grande, ej. Antamina): si hay MUCHOS equipos (&gt;~15) o un patrón domina, LIDERA con este bloque agrupado y OFRECE la matriz/lista completa — ⛔ NO generes 50 filas de matriz de una (satura la generación y se corta); agrupar = menos texto y más claro.</w:t>
+        <w:t>PASO 2 — DETALLE (follow-up «detalle / detalle completo / detalle de todos / de un equipo»). Adapta el formato al ALCANCE (según para qué se pide): (A) TODOS los observados o MUCHOS (más de ~6 equipos) → UNA MATRIZ POR COMPONENTE (ejemplo (A) abajo): filas=equipo, columnas=componentes observados (abrev.), celda=metales de ese comp.; ⛔ NO 25 matrices por-equipo (no caben y el modelo se corta). (B) UN equipo, o POCOS equipos NOMBRADOS (≤6) → la MATRIZ compacta por equipo (formato Excel del área; ejemplo (B) abajo), título «CAxxxx (Comp. Observados) — Fec. dd-MMM». En AMBOS casos los valores llevan chip leído de la columna Detalle (':C'→🟥, ':P'→🟨, sufijo ' inf'→informativo Ca/Zn/K/Mg), críticos arriba; ⛔ NUNCA el esqueleto de 4 grupos (Met.Desg/Contam/Adit/Salud) de último análisis. NUEVO — «Valores y límites» (agrupado): tras la matriz, añade un bloque que AGRUPA por COMPONENTE → por METAL (con su límite UNA sola vez) → los equipos afectados con su valor+chip, leyendo value(LP/LC) de la columna Detalle (formato 'Cu=24.2(LP3/LC4):C'). Colapsa PATRONES SISTÉMICOS (mismo comp+metal en muchos equipos) en UNA línea con el conteo. La matriz da el panorama; este bloque da los VALORES y LÍMITES sin repetir el límite en cada celda. ⚡ VELOCIDAD (flota grande, ej. Antamina): si hay MUCHOS equipos (&gt;~15) o un patrón domina, LIDERA con este bloque agrupado y OFRECE la matriz/lista completa — ⛔ NO generes 50 filas de matriz de una (satura la generación y se corta); agrupar = menos texto y más claro.</w:t>
       </w:r>
     </w:p>
     <w:p>
@@ -3650,7 +3652,7 @@
           <w:color w:val="1A1A1A"/>
           <w:sz w:val="17"/>
         </w:rPr>
-        <w:t>Valores y límites (agrupado por componente → metal con su límite → equipos afectados; colapsa sistémicos):</w:t>
+        <w:t>Valores y límites (agrupado por componente → metal con AMBOS límites LP/LC → equipos afectados con valor+chip; SEA precaución o crítico; colapsa patrones sistémicos). Lee value(LP/LC) de la columna Detalle (formato 'Cu=7.9(LP4/LC6):C' — Pb/Sn/TBN solo LP):</w:t>
       </w:r>
     </w:p>
     <w:p>
@@ -3662,7 +3664,7 @@
           <w:color w:val="1A1A1A"/>
           <w:sz w:val="17"/>
         </w:rPr>
-        <w:t>MT LH · Fe (LC 230): HT333 245.0 🟥 · Cr (LC 3): HT323 4.1 🟥</w:t>
+        <w:t>MT LH · Fe (LP 200/LC 230): HT333 245.0 🟥 · Cr (LP 2/LC 3): HT323 4.1 🟥</w:t>
       </w:r>
     </w:p>
     <w:p>
@@ -3674,7 +3676,7 @@
           <w:color w:val="1A1A1A"/>
           <w:sz w:val="17"/>
         </w:rPr>
-        <w:t>Motor · Na (LC 4): HT308 6.1 🟥 (1 equipo)</w:t>
+        <w:t>Motor · Cu (LP 3/LC 3.5): HT308 3.8 🟥 (1 equipo)</w:t>
       </w:r>
     </w:p>
     <w:p>
@@ -3686,7 +3688,7 @@
           <w:color w:val="1A1A1A"/>
           <w:sz w:val="17"/>
         </w:rPr>
-        <w:t>Sist. Hidr. · Cu (LC 6): HT333 7.9 🟥 · HT308 5.2 🟨 · … (22 equipos — patrón sistémico)</w:t>
+        <w:t>Sist. Hidr. · Cu (LP 4/LC 6): HT333 7.9 🟥 · HT308 5.2 🟨 · … (22 equipos — patrón sistémico; el 🟨 es precaución = entre LP y LC)</w:t>
       </w:r>
     </w:p>
     <w:p>

--- a/docs/copilot/knowledge/Formatos_de_Respuesta.docx
+++ b/docs/copilot/knowledge/Formatos_de_Respuesta.docx
@@ -3604,7 +3604,7 @@
           <w:color w:val="1A1A1A"/>
           <w:sz w:val="17"/>
         </w:rPr>
-        <w:t>| HT333 | Fe 🟥 | Cr 🟥 | Fe 🟨 | Fe 🟨 | — | Cu 🟥 · Si 🟨 |</w:t>
+        <w:t>| HTxx1 | Fe 🟥 | Cr 🟥 | Fe 🟨 | Fe 🟨 | — | Cu 🟥 · Si 🟨 |</w:t>
       </w:r>
     </w:p>
     <w:p>
@@ -3616,7 +3616,7 @@
           <w:color w:val="1A1A1A"/>
           <w:sz w:val="17"/>
         </w:rPr>
-        <w:t>| HT308 | — | — | — | — | Na 🟥 | Cu 🟥 |</w:t>
+        <w:t>| HTxx2 | — | — | — | — | Na 🟥 | Cu 🟥 |</w:t>
       </w:r>
     </w:p>
     <w:p>
@@ -3628,7 +3628,7 @@
           <w:color w:val="1A1A1A"/>
           <w:sz w:val="17"/>
         </w:rPr>
-        <w:t>| HT323 | Cr 🟥 | — | Fe 🟨 | — | — | Cu 🟥 |</w:t>
+        <w:t>| HTxx3 | Cr 🟥 | — | Fe 🟨 | — | — | Cu 🟥 |</w:t>
       </w:r>
     </w:p>
     <w:p>
@@ -3664,7 +3664,7 @@
           <w:color w:val="1A1A1A"/>
           <w:sz w:val="17"/>
         </w:rPr>
-        <w:t>MT LH · Fe (LP 200/LC 230): HT333 245.0 🟥 · Cr (LP 2/LC 3): HT323 4.1 🟥</w:t>
+        <w:t>MT LH · Fe (LP 200/LC 230): HTxx1 245.0 🟥 · Cr (LP 2/LC 3): HTxx3 4.1 🟥</w:t>
       </w:r>
     </w:p>
     <w:p>
@@ -3676,7 +3676,7 @@
           <w:color w:val="1A1A1A"/>
           <w:sz w:val="17"/>
         </w:rPr>
-        <w:t>Motor · Cu (LP 3/LC 3.5): HT308 3.8 🟥 (1 equipo)</w:t>
+        <w:t>Motor · Cu (LP 3/LC 3.5): HTxx2 3.8 🟥 (1 equipo)</w:t>
       </w:r>
     </w:p>
     <w:p>
@@ -3688,7 +3688,7 @@
           <w:color w:val="1A1A1A"/>
           <w:sz w:val="17"/>
         </w:rPr>
-        <w:t>Sist. Hidr. · Cu (LP 4/LC 6): HT333 7.9 🟥 · HT308 5.2 🟨 · … (22 equipos — patrón sistémico; el 🟨 es precaución = entre LP y LC)</w:t>
+        <w:t>Sist. Hidr. · Cu (LP 4/LC 6): HTxx1 7.9 🟥 · HTxx2 5.2 🟨 · … (22 equipos — patrón sistémico; el 🟨 es precaución = entre LP y LC)</w:t>
       </w:r>
     </w:p>
     <w:p>

--- a/docs/copilot/knowledge/Formatos_de_Respuesta.docx
+++ b/docs/copilot/knowledge/Formatos_de_Respuesta.docx
@@ -3527,7 +3527,7 @@
           <w:color w:val="1A1A1A"/>
           <w:sz w:val="17"/>
         </w:rPr>
-        <w:t>PASO 2 — DETALLE (follow-up «detalle / detalle completo / detalle de todos / de un equipo»). Adapta el formato al ALCANCE (según para qué se pide): (A) TODOS los observados o MUCHOS (más de ~6 equipos) → UNA MATRIZ POR COMPONENTE (ejemplo (A) abajo): filas=equipo, columnas=componentes observados (abrev.), celda=metales de ese comp.; ⛔ NO 25 matrices por-equipo (no caben y el modelo se corta). (B) UN equipo, o POCOS equipos NOMBRADOS (≤6) → la MATRIZ compacta por equipo (formato Excel del área; ejemplo (B) abajo), título «CAxxxx (Comp. Observados) — Fec. dd-MMM». En AMBOS casos los valores llevan chip leído de la columna Detalle (':C'→🟥, ':P'→🟨, sufijo ' inf'→informativo Ca/Zn/K/Mg), críticos arriba; ⛔ NUNCA el esqueleto de 4 grupos (Met.Desg/Contam/Adit/Salud) de último análisis. NUEVO — «Valores y límites» (agrupado): tras la matriz, añade un bloque que AGRUPA por COMPONENTE → por METAL (con su límite UNA sola vez) → los equipos afectados con su valor+chip, leyendo value(LP/LC) de la columna Detalle (formato 'Cu=24.2(LP3/LC4):C'). Colapsa PATRONES SISTÉMICOS (mismo comp+metal en muchos equipos) en UNA línea con el conteo. La matriz da el panorama; este bloque da los VALORES y LÍMITES sin repetir el límite en cada celda. ⚡ VELOCIDAD (flota grande, ej. Antamina): si hay MUCHOS equipos (&gt;~15) o un patrón domina, LIDERA con este bloque agrupado y OFRECE la matriz/lista completa — ⛔ NO generes 50 filas de matriz de una (satura la generación y se corta); agrupar = menos texto y más claro.</w:t>
+        <w:t>PASO 2 — DETALLE (follow-up «detalle / detalle completo / detalle de todos / de un equipo»). Adapta el formato al ALCANCE (según para qué se pide): (A) TODOS los observados o MUCHOS (más de ~6 equipos) → UNA MATRIZ POR COMPONENTE (ejemplo (A) abajo): filas=equipo, columnas=componentes observados (abrev.), celda=metales de ese comp.; ⛔ NO 25 matrices por-equipo (no caben y el modelo se corta). (B) UN equipo, o POCOS equipos NOMBRADOS (≤6) → la MATRIZ compacta por equipo (formato Excel del área; ejemplo (B) abajo), título «CAxxxx (Comp. Observados) — Fec. dd-MMM». En AMBOS casos los valores llevan chip leído de la columna Detalle (':C'→🟥, ':P'→🟨, sufijo ' inf'→informativo Ca/Zn/K/Mg), críticos arriba; ⛔ NUNCA el esqueleto de 4 grupos (Met.Desg/Contam/Adit/Salud) de último análisis. NUEVO — CUADRO DE LÍMITES (matriz componente×metal): tras la matriz/resumen, añade un cuadro APARTE con los LÍMITES (LP/LC) de SOLO los componentes y metales que salieron observados (filas=componente, columnas=metal, celda=«LP/LC», «—» si ese metal no salió en ese componente); léelos de la columna Detalle (formato 'Cu=24.2(LP3/LC4):C'). Los límites VARÍAN por componente (ej. Cu: MT 10/15, SH 3/4, Motor 3/3.5) → por eso van en su propio cuadro, no en cada celda. ⚡ VELOCIDAD (flota grande): default SOLO críticos + resume los patrones sistémicos (mismo comp+metal en muchos equipos) en 1 línea de texto + OFRECE el resto; ⛔ NO generes 50 filas de matriz de una (satura la generación).</w:t>
       </w:r>
     </w:p>
     <w:p>
@@ -3652,7 +3652,7 @@
           <w:color w:val="1A1A1A"/>
           <w:sz w:val="17"/>
         </w:rPr>
-        <w:t>Valores y límites (agrupado por componente → metal con AMBOS límites LP/LC → equipos afectados con valor+chip; SEA precaución o crítico; colapsa patrones sistémicos). Lee value(LP/LC) de la columna Detalle (formato 'Cu=7.9(LP4/LC6):C' — Pb/Sn/TBN solo LP):</w:t>
+        <w:t>Límites (LP/LC) de los componentes observados — CUADRO APARTE (matriz componente×metal), debajo de la matriz/resumen del barrido. Filas = SOLO los componentes que salieron observados; columnas = SOLO los metales que aparecieron; celda = «LP/LC» de ese componente-metal (varía por componente y proyecto); «—» si ese metal no salió en ese componente. Así se informan los límites sin ensanchar la matriz principal. Ej. (si el estudio arrojó MT LH, RD RH, Motor y Sist. Hidr.):</w:t>
       </w:r>
     </w:p>
     <w:p>
@@ -3664,7 +3664,7 @@
           <w:color w:val="1A1A1A"/>
           <w:sz w:val="17"/>
         </w:rPr>
-        <w:t>MT LH · Fe (LP 200/LC 230): HTxx1 245.0 🟥 · Cr (LP 2/LC 3): HTxx3 4.1 🟥</w:t>
+        <w:t>| Componente | Fe | Cr | Cu | Si | Zn |</w:t>
       </w:r>
     </w:p>
     <w:p>
@@ -3676,7 +3676,7 @@
           <w:color w:val="1A1A1A"/>
           <w:sz w:val="17"/>
         </w:rPr>
-        <w:t>Motor · Cu (LP 3/LC 3.5): HTxx2 3.8 🟥 (1 equipo)</w:t>
+        <w:t>|---|---|---|---|---|---|</w:t>
       </w:r>
     </w:p>
     <w:p>
@@ -3688,7 +3688,43 @@
           <w:color w:val="1A1A1A"/>
           <w:sz w:val="17"/>
         </w:rPr>
-        <w:t>Sist. Hidr. · Cu (LP 4/LC 6): HTxx1 7.9 🟥 · HTxx2 5.2 🟨 · … (22 equipos — patrón sistémico; el 🟨 es precaución = entre LP y LC)</w:t>
+        <w:t>| MT LH | 200/230 | 2/3 | 10/15 | 75/80 | 18/25 |</w:t>
+      </w:r>
+    </w:p>
+    <w:p>
+      <w:pPr/>
+      <w:r>
+        <w:rPr>
+          <w:rFonts w:ascii="Consolas" w:hAnsi="Consolas"/>
+          <w:b w:val="0"/>
+          <w:color w:val="1A1A1A"/>
+          <w:sz w:val="17"/>
+        </w:rPr>
+        <w:t>| RD RH | 32/40 | — | — | — | 18/25 |</w:t>
+      </w:r>
+    </w:p>
+    <w:p>
+      <w:pPr/>
+      <w:r>
+        <w:rPr>
+          <w:rFonts w:ascii="Consolas" w:hAnsi="Consolas"/>
+          <w:b w:val="0"/>
+          <w:color w:val="1A1A1A"/>
+          <w:sz w:val="17"/>
+        </w:rPr>
+        <w:t>| Motor | 14/16 | — | 3/3.5 | — | — |</w:t>
+      </w:r>
+    </w:p>
+    <w:p>
+      <w:pPr/>
+      <w:r>
+        <w:rPr>
+          <w:rFonts w:ascii="Consolas" w:hAnsi="Consolas"/>
+          <w:b w:val="0"/>
+          <w:color w:val="1A1A1A"/>
+          <w:sz w:val="17"/>
+        </w:rPr>
+        <w:t>| Sist. Hidr. | — | — | 3/4 | 75/80 | 18/25 |</w:t>
       </w:r>
     </w:p>
     <w:p>

--- a/docs/copilot/knowledge/Formatos_de_Respuesta.docx
+++ b/docs/copilot/knowledge/Formatos_de_Respuesta.docx
@@ -3323,7 +3323,7 @@
           <w:color w:val="1A1A1A"/>
           <w:sz w:val="17"/>
         </w:rPr>
-        <w:t>PASO 1 — pregunta básica («¿qué equipos están observados?»): muestra SOLO la Tabla 1 y al final OFRECE el detalle. Una fila por EQUIPO (agrega sus componentes observados), críticos primero (NumCrit, luego NumPrec): UNA fila por EQUIPO (NUNCA por componente): la columna «Comp. Obs.» AGRUPA los componentes observados del equipo (ej. «MT LH · Hidr.»). Incluye la columna CM. ⛔ NO agregues columna «Infs Observados» en la Tabla 1 — los informativos (Ca/Zn/K/Mg) van solo en el detalle (PASO 2).</w:t>
+        <w:t>PASO 1 — pregunta básica («¿qué equipos están observados?»): muestra la Tabla 1, DEBAJO el CUADRO DE LÍMITES (matriz componente×metal; en PASO 1 se arma de la columna Limites del resumen — une por (comp,metal) los de TODOS los equipos observados), y al final OFRECE el detalle. Una fila por EQUIPO (agrega sus componentes observados), críticos primero (NumCrit, luego NumPrec): UNA fila por EQUIPO (NUNCA por componente): la columna «Comp. Obs.» AGRUPA los componentes observados del equipo (ej. «MT LH · Hidr.»). Incluye la columna CM. ⛔ NO agregues columna «Infs Observados» en la Tabla 1 — los informativos (Ca/Zn/K/Mg) van solo en el detalle (PASO 2).</w:t>
       </w:r>
     </w:p>
     <w:p>
@@ -3652,7 +3652,7 @@
           <w:color w:val="1A1A1A"/>
           <w:sz w:val="17"/>
         </w:rPr>
-        <w:t>Límites (LP/LC) de los componentes observados — CUADRO APARTE (matriz componente×metal), debajo de la matriz/resumen del barrido. Filas = SOLO los componentes que salieron observados; columnas = SOLO los metales que aparecieron; celda = «LP/LC» de ese componente-metal (varía por componente y proyecto); «—» si ese metal no salió en ese componente. Así se informan los límites sin ensanchar la matriz principal. Ej. (si el estudio arrojó MT LH, RD RH, Motor y Sist. Hidr.):</w:t>
+        <w:t>CUADRO DE LÍMITES (LP/LC) — matriz componente×metal. APARECE SIEMPRE en el barrido, en los TRES casos: (1) PASO 1 resumen (de la columna Limites del resumen), (2) detalle de TODOS (de la columna Detalle), (3) detalle de UN equipo (de Detalle, pero SOLO con los componentes de ESE equipo). Va debajo de la tabla/matriz. Filas = los componentes observados DEL ALCANCE mostrado; columnas = los metales que aparecieron; celda = «LP/LC» de ese componente-metal (VARÍA por componente: ej. Cu MT 10/15, SH 3/4, Motor 3/3.5); «—» si ese metal no salió en ese componente. Así se informan todos los límites sin ensanchar la matriz principal. Ej. (flota):</w:t>
       </w:r>
     </w:p>
     <w:p>
@@ -3838,7 +3838,7 @@
           <w:color w:val="1A1A1A"/>
           <w:sz w:val="17"/>
         </w:rPr>
-        <w:t>| PQ (130/150) | 152.4 🟥 | — |</w:t>
+        <w:t>| PQ | 152.4 🟥 | — |</w:t>
       </w:r>
     </w:p>
     <w:p>
@@ -3855,7 +3855,7 @@
           <w:color w:val="1A1A1A"/>
           <w:sz w:val="17"/>
         </w:rPr>
-        <w:t>| Cu (3/4) | — | 5.06 🟥 |</w:t>
+        <w:t>| Cu | — | 5.06 🟥 |</w:t>
       </w:r>
     </w:p>
     <w:p>
@@ -3872,7 +3872,92 @@
           <w:color w:val="1A1A1A"/>
           <w:sz w:val="17"/>
         </w:rPr>
-        <w:t>| Zn (18/25) inf. | — | 146.2 🟥 |</w:t>
+        <w:t>| Zn inf. | — | 146.2 🟥 |</w:t>
+      </w:r>
+    </w:p>
+    <w:p>
+      <w:pPr>
+        <w:spacing w:before="0" w:after="0"/>
+        <w:ind w:left="170"/>
+        <w:pBdr>
+          <w:left w:val="single" w:sz="12" w:space="6" w:color="AAAAAA"/>
+        </w:pBdr>
+      </w:pPr>
+      <w:r>
+        <w:rPr>
+          <w:rFonts w:ascii="Consolas" w:hAnsi="Consolas"/>
+          <w:color w:val="1A1A1A"/>
+          <w:sz w:val="17"/>
+        </w:rPr>
+        <w:t>Límites (LP/LC) — solo los componentes de ESTE equipo:</w:t>
+      </w:r>
+    </w:p>
+    <w:p>
+      <w:pPr>
+        <w:spacing w:before="0" w:after="0"/>
+        <w:ind w:left="170"/>
+        <w:pBdr>
+          <w:left w:val="single" w:sz="12" w:space="6" w:color="AAAAAA"/>
+        </w:pBdr>
+      </w:pPr>
+      <w:r>
+        <w:rPr>
+          <w:rFonts w:ascii="Consolas" w:hAnsi="Consolas"/>
+          <w:color w:val="1A1A1A"/>
+          <w:sz w:val="17"/>
+        </w:rPr>
+        <w:t>| Componente | PQ | Cu | Zn |</w:t>
+      </w:r>
+    </w:p>
+    <w:p>
+      <w:pPr>
+        <w:spacing w:before="0" w:after="0"/>
+        <w:ind w:left="170"/>
+        <w:pBdr>
+          <w:left w:val="single" w:sz="12" w:space="6" w:color="AAAAAA"/>
+        </w:pBdr>
+      </w:pPr>
+      <w:r>
+        <w:rPr>
+          <w:rFonts w:ascii="Consolas" w:hAnsi="Consolas"/>
+          <w:color w:val="1A1A1A"/>
+          <w:sz w:val="17"/>
+        </w:rPr>
+        <w:t>|---|---|---|---|</w:t>
+      </w:r>
+    </w:p>
+    <w:p>
+      <w:pPr>
+        <w:spacing w:before="0" w:after="0"/>
+        <w:ind w:left="170"/>
+        <w:pBdr>
+          <w:left w:val="single" w:sz="12" w:space="6" w:color="AAAAAA"/>
+        </w:pBdr>
+      </w:pPr>
+      <w:r>
+        <w:rPr>
+          <w:rFonts w:ascii="Consolas" w:hAnsi="Consolas"/>
+          <w:color w:val="1A1A1A"/>
+          <w:sz w:val="17"/>
+        </w:rPr>
+        <w:t>| Motor | 130/150 | — | — |</w:t>
+      </w:r>
+    </w:p>
+    <w:p>
+      <w:pPr>
+        <w:spacing w:before="0" w:after="0"/>
+        <w:ind w:left="170"/>
+        <w:pBdr>
+          <w:left w:val="single" w:sz="12" w:space="6" w:color="AAAAAA"/>
+        </w:pBdr>
+      </w:pPr>
+      <w:r>
+        <w:rPr>
+          <w:rFonts w:ascii="Consolas" w:hAnsi="Consolas"/>
+          <w:color w:val="1A1A1A"/>
+          <w:sz w:val="17"/>
+        </w:rPr>
+        <w:t>| Sist. Hidr. | — | 3/4 | 18/25 |</w:t>
       </w:r>
     </w:p>
     <w:p>
